--- a/Tests/TestPlan.docx
+++ b/Tests/TestPlan.docx
@@ -2,7 +2,7 @@
 <file path=word/document.xml><?xml version="1.0" encoding="utf-8"?>
 <w:document xmlns:w="http://schemas.openxmlformats.org/wordprocessingml/2006/main" xmlns:m="http://schemas.openxmlformats.org/officeDocument/2006/math" xmlns:r="http://schemas.openxmlformats.org/officeDocument/2006/relationships" xmlns:o="urn:schemas-microsoft-com:office:office" xmlns:v="urn:schemas-microsoft-com:vml" xmlns:w10="urn:schemas-microsoft-com:office:word" xmlns:a="http://schemas.openxmlformats.org/drawingml/2006/main" xmlns:pic="http://schemas.openxmlformats.org/drawingml/2006/picture" xmlns:wp="http://schemas.openxmlformats.org/drawingml/2006/wordprocessingDrawing">
   <w:body>
-    <w:bookmarkStart w:id="89" w:name="guitartap-test-plan"/>
+    <w:bookmarkStart w:id="101" w:name="guitartap-test-plan"/>
     <w:p>
       <w:pPr>
         <w:pStyle w:val="Heading1"/>
@@ -1995,7 +1995,7 @@
               <w:pStyle w:val="Compact"/>
             </w:pPr>
             <w:r>
-              <w:t xml:space="preserve">Start recording; verify spectrum animates smoothly at ≥10 fps</w:t>
+              <w:t xml:space="preserve">Start recording; verify spectrum updates periodically (expected ~0.7 Hz; display does not freeze)</w:t>
             </w:r>
           </w:p>
         </w:tc>
@@ -2131,7 +2131,7 @@
               <w:pStyle w:val="Compact"/>
             </w:pPr>
             <w:r>
-              <w:t xml:space="preserve">Play 440 Hz tone from reference; verify peak appears within ±5 Hz</w:t>
+              <w:t xml:space="preserve">Play 220 Hz tone from reference; verify peak appears within ±5 Hz</w:t>
             </w:r>
           </w:p>
         </w:tc>
@@ -3206,7 +3206,19 @@
               <w:pStyle w:val="Compact"/>
             </w:pPr>
             <w:r>
-              <w:t xml:space="preserve">With quiet ambient audio, verify tap count stays at 0 for ≥30 s</w:t>
+              <w:t xml:space="preserve">With quiet ambient audio, verify status message remains</w:t>
+            </w:r>
+            <w:r>
+              <w:t xml:space="preserve"> </w:t>
+            </w:r>
+            <w:r>
+              <w:t xml:space="preserve">“Tap the guitar…”</w:t>
+            </w:r>
+            <w:r>
+              <w:t xml:space="preserve"> </w:t>
+            </w:r>
+            <w:r>
+              <w:t xml:space="preserve">and indicator does not flash for ≥30 s</w:t>
             </w:r>
           </w:p>
         </w:tc>
@@ -3651,7 +3663,7 @@
               <w:pStyle w:val="Compact"/>
             </w:pPr>
             <w:r>
-              <w:t xml:space="preserve">Averaged spectrum is smoother than single tap</w:t>
+              <w:t xml:space="preserve">Averaged spectrum is more consistent than single tap</w:t>
             </w:r>
           </w:p>
         </w:tc>
@@ -3695,7 +3707,7 @@
               <w:pStyle w:val="Compact"/>
             </w:pPr>
             <w:r>
-              <w:t xml:space="preserve">Compare 1-tap and 5-tap spectra of the same note; 5-tap should show less noise</w:t>
+              <w:t xml:space="preserve">Capture 1-tap then 5-tap spectra varying position and force; verify prominent peaks align at the same frequencies — averaging reduces variation, not spectral smoothness</w:t>
             </w:r>
           </w:p>
         </w:tc>
@@ -4058,7 +4070,7 @@
               <w:pStyle w:val="Compact"/>
             </w:pPr>
             <w:r>
-              <w:t xml:space="preserve">iOS iPadOS</w:t>
+              <w:t xml:space="preserve">iOS iPadOS macOS</w:t>
             </w:r>
           </w:p>
         </w:tc>
@@ -4080,7 +4092,7 @@
               <w:pStyle w:val="Compact"/>
             </w:pPr>
             <w:r>
-              <w:t xml:space="preserve">Deny then grant permission in Settings.app; relaunch; verify recording starts normally</w:t>
+              <w:t xml:space="preserve">Deny then grant permission in System Settings; on macOS app force-restarts; verify recording starts normally</w:t>
             </w:r>
           </w:p>
         </w:tc>
@@ -4104,37 +4116,7 @@
               <w:pStyle w:val="Compact"/>
             </w:pPr>
             <w:r>
-              <w:t xml:space="preserve">AVAudioSession</w:t>
-            </w:r>
-            <w:r>
-              <w:t xml:space="preserve"> </w:t>
-            </w:r>
-            <w:r>
-              <w:rPr>
-                <w:rStyle w:val="VerbatimChar"/>
-              </w:rPr>
-              <w:t xml:space="preserve">.record</w:t>
-            </w:r>
-            <w:r>
-              <w:t xml:space="preserve"> </w:t>
-            </w:r>
-            <w:r>
-              <w:t xml:space="preserve">+</w:t>
-            </w:r>
-            <w:r>
-              <w:t xml:space="preserve"> </w:t>
-            </w:r>
-            <w:r>
-              <w:rPr>
-                <w:rStyle w:val="VerbatimChar"/>
-              </w:rPr>
-              <w:t xml:space="preserve">.measurement</w:t>
-            </w:r>
-            <w:r>
-              <w:t xml:space="preserve"> </w:t>
-            </w:r>
-            <w:r>
-              <w:t xml:space="preserve">mode active</w:t>
+              <w:t xml:space="preserve">Microphone-in-use indicator active</w:t>
             </w:r>
           </w:p>
         </w:tc>
@@ -4156,7 +4138,7 @@
               <w:pStyle w:val="Compact"/>
             </w:pPr>
             <w:r>
-              <w:t xml:space="preserve">iOS iPadOS</w:t>
+              <w:t xml:space="preserve">iOS iPadOS macOS</w:t>
             </w:r>
           </w:p>
         </w:tc>
@@ -4178,7 +4160,7 @@
               <w:pStyle w:val="Compact"/>
             </w:pPr>
             <w:r>
-              <w:t xml:space="preserve">Start recording; open Settings → Privacy → Microphone; orange mic indicator visible in status bar</w:t>
+              <w:t xml:space="preserve">Start recording; verify orange mic indicator appears in status bar (iOS/iPadOS) or menu bar (macOS)</w:t>
             </w:r>
           </w:p>
         </w:tc>
@@ -4382,7 +4364,7 @@
               <w:pStyle w:val="Compact"/>
             </w:pPr>
             <w:r>
-              <w:t xml:space="preserve">Open Settings; change input device to a different microphone; verify spectrum updates to new device within 2 s</w:t>
+              <w:t xml:space="preserve">Open GuitarTap Settings → Audio Input &amp; Calibration → Audio Input Device; change to a different microphone; verify spectrum updates within 2 s</w:t>
             </w:r>
           </w:p>
         </w:tc>
@@ -4518,7 +4500,7 @@
               <w:pStyle w:val="Compact"/>
             </w:pPr>
             <w:r>
-              <w:t xml:space="preserve">Start recording; open Metrics overlay; verify sample rate shown is 48000 Hz</w:t>
+              <w:t xml:space="preserve">Start recording; open Metrics overlay; verify Sample Rate shown is 48000 Hz</w:t>
             </w:r>
           </w:p>
         </w:tc>
@@ -4542,7 +4524,7 @@
               <w:pStyle w:val="Compact"/>
             </w:pPr>
             <w:r>
-              <w:t xml:space="preserve">Non-48 kHz device — resampling transparent</w:t>
+              <w:t xml:space="preserve">Non-48 kHz device accepted</w:t>
             </w:r>
           </w:p>
         </w:tc>
@@ -4586,7 +4568,7 @@
               <w:pStyle w:val="Compact"/>
             </w:pPr>
             <w:r>
-              <w:t xml:space="preserve">Force a device at 44100 Hz via Audio MIDI Setup; start recording; verify spectrum still appears (resampler active)</w:t>
+              <w:t xml:space="preserve">Set device to 44100 Hz in Audio MIDI Setup; start recording; verify spectrum appears and Sample Rate reads 44100 Hz; change back to 48000 Hz while running; verify auto-restart and Sample Rate updates</w:t>
             </w:r>
           </w:p>
         </w:tc>
@@ -12587,6 +12569,40 @@
         <w:t xml:space="preserve">Part 2 — Automated Test Implementation Plan</w:t>
       </w:r>
     </w:p>
+    <w:p>
+      <w:pPr>
+        <w:pStyle w:val="BlockText"/>
+      </w:pPr>
+      <w:r>
+        <w:t xml:space="preserve">All test IDs in this part refer to the catalogue in</w:t>
+      </w:r>
+      <w:r>
+        <w:t xml:space="preserve"> </w:t>
+      </w:r>
+      <w:r>
+        <w:rPr>
+          <w:b/>
+          <w:bCs/>
+        </w:rPr>
+        <w:t xml:space="preserve">Part 1, section 1.2</w:t>
+      </w:r>
+      <w:r>
+        <w:t xml:space="preserve">. Every automated test covers the U-type entries in that catalogue; M-type entries are out of scope for automation and are covered in</w:t>
+      </w:r>
+      <w:r>
+        <w:t xml:space="preserve"> </w:t>
+      </w:r>
+      <w:r>
+        <w:rPr>
+          <w:b/>
+          <w:bCs/>
+        </w:rPr>
+        <w:t xml:space="preserve">Part 3</w:t>
+      </w:r>
+      <w:r>
+        <w:t xml:space="preserve">.</w:t>
+      </w:r>
+    </w:p>
     <w:bookmarkStart w:id="25" w:name="framework-and-conventions"/>
     <w:p>
       <w:pPr>
@@ -15215,7 +15231,7 @@
     </w:p>
     <w:bookmarkEnd w:id="31"/>
     <w:bookmarkEnd w:id="32"/>
-    <w:bookmarkStart w:id="88" w:name="part-3-manual-test-procedures"/>
+    <w:bookmarkStart w:id="100" w:name="part-3-manual-test-procedures"/>
     <w:p>
       <w:pPr>
         <w:pStyle w:val="Heading2"/>
@@ -15226,10 +15242,31 @@
     </w:p>
     <w:p>
       <w:pPr>
+        <w:pStyle w:val="BlockText"/>
+      </w:pPr>
+      <w:r>
+        <w:t xml:space="preserve">All test IDs in this part refer to the M-type entries in the catalogue in</w:t>
+      </w:r>
+      <w:r>
+        <w:t xml:space="preserve"> </w:t>
+      </w:r>
+      <w:r>
+        <w:rPr>
+          <w:b/>
+          <w:bCs/>
+        </w:rPr>
+        <w:t xml:space="preserve">Part 1, section 1.2</w:t>
+      </w:r>
+      <w:r>
+        <w:t xml:space="preserve">. Every procedure here corresponds to exactly one row in that catalogue. The ID in each heading is the canonical identifier from Part 1. Procedures are ordered by area, then by ID within the area.</w:t>
+      </w:r>
+    </w:p>
+    <w:p>
+      <w:pPr>
         <w:pStyle w:val="FirstParagraph"/>
       </w:pPr>
       <w:r>
-        <w:t xml:space="preserve">Each procedure below follows the format:</w:t>
+        <w:t xml:space="preserve">Each procedure follows the format:</w:t>
       </w:r>
     </w:p>
     <w:p>
@@ -15274,14 +15311,6 @@
           <w:bCs/>
         </w:rPr>
         <w:t xml:space="preserve">Expected result</w:t>
-      </w:r>
-    </w:p>
-    <w:p>
-      <w:pPr>
-        <w:pStyle w:val="FirstParagraph"/>
-      </w:pPr>
-      <w:r>
-        <w:t xml:space="preserve">Procedures are ordered by area, then priority.</w:t>
       </w:r>
     </w:p>
     <w:p>
@@ -15291,22 +15320,22 @@
         </w:pict>
       </w:r>
     </w:p>
-    <w:bookmarkStart w:id="42" w:name="audio-stack"/>
+    <w:bookmarkStart w:id="36" w:name="fft-pipeline"/>
     <w:p>
       <w:pPr>
         <w:pStyle w:val="Heading3"/>
       </w:pPr>
       <w:r>
-        <w:t xml:space="preserve">Audio Stack</w:t>
-      </w:r>
-    </w:p>
-    <w:bookmarkStart w:id="33" w:name="Xcd15abe1f73430738b3a200ad385647dbdb11cf"/>
+        <w:t xml:space="preserve">FFT Pipeline</w:t>
+      </w:r>
+    </w:p>
+    <w:bookmarkStart w:id="33" w:name="f21-live-fft-renders-in-real-time"/>
     <w:p>
       <w:pPr>
         <w:pStyle w:val="Heading4"/>
       </w:pPr>
       <w:r>
-        <w:t xml:space="preserve">S1 — First launch: microphone permission prompt</w:t>
+        <w:t xml:space="preserve">F21 — Live FFT renders in real time</w:t>
       </w:r>
     </w:p>
     <w:p>
@@ -15318,13 +15347,61 @@
           <w:b/>
           <w:bCs/>
         </w:rPr>
+        <w:t xml:space="preserve">Platforms:</w:t>
+      </w:r>
+      <w:r>
+        <w:t xml:space="preserve"> </w:t>
+      </w:r>
+      <w:r>
+        <w:t xml:space="preserve">iOS · iPadOS · macOS ·</w:t>
+      </w:r>
+      <w:r>
+        <w:t xml:space="preserve"> </w:t>
+      </w:r>
+      <w:r>
+        <w:rPr>
+          <w:b/>
+          <w:bCs/>
+        </w:rPr>
+        <w:t xml:space="preserve">Priority:</w:t>
+      </w:r>
+      <w:r>
+        <w:t xml:space="preserve"> </w:t>
+      </w:r>
+      <w:r>
+        <w:t xml:space="preserve">High ·</w:t>
+      </w:r>
+      <w:r>
+        <w:t xml:space="preserve"> </w:t>
+      </w:r>
+      <w:r>
+        <w:rPr>
+          <w:b/>
+          <w:bCs/>
+        </w:rPr>
+        <w:t xml:space="preserve">Part 1 ref:</w:t>
+      </w:r>
+      <w:r>
+        <w:t xml:space="preserve"> </w:t>
+      </w:r>
+      <w:r>
+        <w:t xml:space="preserve">F21</w:t>
+      </w:r>
+      <w:r>
+        <w:t xml:space="preserve"> </w:t>
+      </w:r>
+      <w:r>
+        <w:rPr>
+          <w:b/>
+          <w:bCs/>
+        </w:rPr>
         <w:t xml:space="preserve">Preconditions:</w:t>
       </w:r>
       <w:r>
         <w:t xml:space="preserve"> </w:t>
       </w:r>
       <w:r>
-        <w:t xml:space="preserve">Fresh install (or permissions reset via Settings → Privacy → Microphone → GuitarTap → remove). Device: iPhone or iPad. iOS 16+.</w:t>
+        <w:t xml:space="preserve">App running with microphone permission granted.</w:t>
       </w:r>
       <w:r>
         <w:t xml:space="preserve"> </w:t>
@@ -15340,13 +15417,7 @@
         <w:t xml:space="preserve"> </w:t>
       </w:r>
       <w:r>
-        <w:t xml:space="preserve">1. Launch GuitarTap for the first time.</w:t>
-      </w:r>
-      <w:r>
-        <w:t xml:space="preserve"> </w:t>
-      </w:r>
-      <w:r>
-        <w:t xml:space="preserve">2. Tap</w:t>
+        <w:t xml:space="preserve">1. Tap</w:t>
       </w:r>
       <w:r>
         <w:t xml:space="preserve"> </w:t>
@@ -15359,7 +15430,16 @@
         <w:t xml:space="preserve">Start</w:t>
       </w:r>
       <w:r>
-        <w:t xml:space="preserve">.</w:t>
+        <w:t xml:space="preserve"> </w:t>
+      </w:r>
+      <w:r>
+        <w:t xml:space="preserve">to begin recording.</w:t>
+      </w:r>
+      <w:r>
+        <w:t xml:space="preserve"> </w:t>
+      </w:r>
+      <w:r>
+        <w:t xml:space="preserve">2. Observe the spectrum chart for several seconds.</w:t>
       </w:r>
     </w:p>
     <w:p>
@@ -15377,19 +15457,7 @@
         <w:t xml:space="preserve"> </w:t>
       </w:r>
       <w:r>
-        <w:t xml:space="preserve">iOS permission dialog</w:t>
-      </w:r>
-      <w:r>
-        <w:t xml:space="preserve"> </w:t>
-      </w:r>
-      <w:r>
-        <w:t xml:space="preserve">“GuitarTap would like to access the microphone”</w:t>
-      </w:r>
-      <w:r>
-        <w:t xml:space="preserve"> </w:t>
-      </w:r>
-      <w:r>
-        <w:t xml:space="preserve">appears. The app does not crash and does not start recording before the user responds.</w:t>
+        <w:t xml:space="preserve">The spectrum chart updates periodically. The update rate is intentionally low (~0.7 Hz) because the large FFT window required for high frequency resolution means each analysis takes ~1.5 seconds of audio. The display should not freeze permanently or show stale data; it should update at least once per 2 seconds under normal conditions.</w:t>
       </w:r>
     </w:p>
     <w:p>
@@ -15400,13 +15468,13 @@
       </w:r>
     </w:p>
     <w:bookmarkEnd w:id="33"/>
-    <w:bookmarkStart w:id="34" w:name="X7aba3f97a994a2ca49fb98c6874f4d611b811c7"/>
+    <w:bookmarkStart w:id="34" w:name="f22-silence-floor-is-plausible"/>
     <w:p>
       <w:pPr>
         <w:pStyle w:val="Heading4"/>
       </w:pPr>
       <w:r>
-        <w:t xml:space="preserve">S2 — Permission denied: graceful degradation</w:t>
+        <w:t xml:space="preserve">F22 — Silence floor is plausible</w:t>
       </w:r>
     </w:p>
     <w:p>
@@ -15418,25 +15486,61 @@
           <w:b/>
           <w:bCs/>
         </w:rPr>
+        <w:t xml:space="preserve">Platforms:</w:t>
+      </w:r>
+      <w:r>
+        <w:t xml:space="preserve"> </w:t>
+      </w:r>
+      <w:r>
+        <w:t xml:space="preserve">iOS · iPadOS · macOS ·</w:t>
+      </w:r>
+      <w:r>
+        <w:t xml:space="preserve"> </w:t>
+      </w:r>
+      <w:r>
+        <w:rPr>
+          <w:b/>
+          <w:bCs/>
+        </w:rPr>
+        <w:t xml:space="preserve">Priority:</w:t>
+      </w:r>
+      <w:r>
+        <w:t xml:space="preserve"> </w:t>
+      </w:r>
+      <w:r>
+        <w:t xml:space="preserve">High ·</w:t>
+      </w:r>
+      <w:r>
+        <w:t xml:space="preserve"> </w:t>
+      </w:r>
+      <w:r>
+        <w:rPr>
+          <w:b/>
+          <w:bCs/>
+        </w:rPr>
+        <w:t xml:space="preserve">Part 1 ref:</w:t>
+      </w:r>
+      <w:r>
+        <w:t xml:space="preserve"> </w:t>
+      </w:r>
+      <w:r>
+        <w:t xml:space="preserve">F22</w:t>
+      </w:r>
+      <w:r>
+        <w:t xml:space="preserve"> </w:t>
+      </w:r>
+      <w:r>
+        <w:rPr>
+          <w:b/>
+          <w:bCs/>
+        </w:rPr>
         <w:t xml:space="preserve">Preconditions:</w:t>
       </w:r>
       <w:r>
         <w:t xml:space="preserve"> </w:t>
       </w:r>
       <w:r>
-        <w:t xml:space="preserve">Microphone permission denied (via Settings or by tapping</w:t>
-      </w:r>
-      <w:r>
-        <w:t xml:space="preserve"> </w:t>
-      </w:r>
-      <w:r>
-        <w:t xml:space="preserve">“Don’t Allow”</w:t>
-      </w:r>
-      <w:r>
-        <w:t xml:space="preserve"> </w:t>
-      </w:r>
-      <w:r>
-        <w:t xml:space="preserve">in S1). App running.</w:t>
+        <w:t xml:space="preserve">App recording in a quiet environment with no deliberate sound.</w:t>
       </w:r>
       <w:r>
         <w:t xml:space="preserve"> </w:t>
@@ -15467,6 +15571,12 @@
       <w:r>
         <w:t xml:space="preserve">.</w:t>
       </w:r>
+      <w:r>
+        <w:t xml:space="preserve"> </w:t>
+      </w:r>
+      <w:r>
+        <w:t xml:space="preserve">2. Observe the noise floor level in the spectrum chart.</w:t>
+      </w:r>
     </w:p>
     <w:p>
       <w:pPr>
@@ -15483,19 +15593,7 @@
         <w:t xml:space="preserve"> </w:t>
       </w:r>
       <w:r>
-        <w:t xml:space="preserve">No crash. No recording starts (</w:t>
-      </w:r>
-      <w:r>
-        <w:rPr>
-          <w:rStyle w:val="VerbatimChar"/>
-        </w:rPr>
-        <w:t xml:space="preserve">isRunning</w:t>
-      </w:r>
-      <w:r>
-        <w:t xml:space="preserve"> </w:t>
-      </w:r>
-      <w:r>
-        <w:t xml:space="preserve">indicator stays red). No error alert is required, but the app should remain in a usable state. The spectrum chart may be empty or frozen.</w:t>
+        <w:t xml:space="preserve">The noise floor is visible and stable near −70 to −90 dB. It does not jump or show false peaks. The chart is not blank.</w:t>
       </w:r>
     </w:p>
     <w:p>
@@ -15506,13 +15604,13 @@
       </w:r>
     </w:p>
     <w:bookmarkEnd w:id="34"/>
-    <w:bookmarkStart w:id="35" w:name="s3-permission-granted-after-denial"/>
+    <w:bookmarkStart w:id="35" w:name="X8a558c8e19e53a4f3b1ea9f96b5f23f4935b9da"/>
     <w:p>
       <w:pPr>
         <w:pStyle w:val="Heading4"/>
       </w:pPr>
       <w:r>
-        <w:t xml:space="preserve">S3 — Permission granted after denial</w:t>
+        <w:t xml:space="preserve">F23 — Pure tone visible at correct frequency</w:t>
       </w:r>
     </w:p>
     <w:p>
@@ -15524,13 +15622,61 @@
           <w:b/>
           <w:bCs/>
         </w:rPr>
+        <w:t xml:space="preserve">Platforms:</w:t>
+      </w:r>
+      <w:r>
+        <w:t xml:space="preserve"> </w:t>
+      </w:r>
+      <w:r>
+        <w:t xml:space="preserve">iOS · iPadOS · macOS ·</w:t>
+      </w:r>
+      <w:r>
+        <w:t xml:space="preserve"> </w:t>
+      </w:r>
+      <w:r>
+        <w:rPr>
+          <w:b/>
+          <w:bCs/>
+        </w:rPr>
+        <w:t xml:space="preserve">Priority:</w:t>
+      </w:r>
+      <w:r>
+        <w:t xml:space="preserve"> </w:t>
+      </w:r>
+      <w:r>
+        <w:t xml:space="preserve">Medium ·</w:t>
+      </w:r>
+      <w:r>
+        <w:t xml:space="preserve"> </w:t>
+      </w:r>
+      <w:r>
+        <w:rPr>
+          <w:b/>
+          <w:bCs/>
+        </w:rPr>
+        <w:t xml:space="preserve">Part 1 ref:</w:t>
+      </w:r>
+      <w:r>
+        <w:t xml:space="preserve"> </w:t>
+      </w:r>
+      <w:r>
+        <w:t xml:space="preserve">F23</w:t>
+      </w:r>
+      <w:r>
+        <w:t xml:space="preserve"> </w:t>
+      </w:r>
+      <w:r>
+        <w:rPr>
+          <w:b/>
+          <w:bCs/>
+        </w:rPr>
         <w:t xml:space="preserve">Preconditions:</w:t>
       </w:r>
       <w:r>
         <w:t xml:space="preserve"> </w:t>
       </w:r>
       <w:r>
-        <w:t xml:space="preserve">Microphone permission was previously denied.</w:t>
+        <w:t xml:space="preserve">A 220 Hz reference tone source is available (e.g. a tuning app or online tone generator). In Settings, confirm the mode is set to a Guitar tap mode (not a Material tap mode), so that 220 Hz falls within the displayed frequency range.</w:t>
       </w:r>
       <w:r>
         <w:t xml:space="preserve"> </w:t>
@@ -15546,35 +15692,7 @@
         <w:t xml:space="preserve"> </w:t>
       </w:r>
       <w:r>
-        <w:t xml:space="preserve">1. Open</w:t>
-      </w:r>
-      <w:r>
-        <w:t xml:space="preserve"> </w:t>
-      </w:r>
-      <w:r>
-        <w:rPr>
-          <w:b/>
-          <w:bCs/>
-        </w:rPr>
-        <w:t xml:space="preserve">Settings → Privacy &amp; Security → Microphone → GuitarTap</w:t>
-      </w:r>
-      <w:r>
-        <w:t xml:space="preserve"> </w:t>
-      </w:r>
-      <w:r>
-        <w:t xml:space="preserve">and enable it.</w:t>
-      </w:r>
-      <w:r>
-        <w:t xml:space="preserve"> </w:t>
-      </w:r>
-      <w:r>
-        <w:t xml:space="preserve">2. Return to GuitarTap (no relaunch needed on iOS 14+).</w:t>
-      </w:r>
-      <w:r>
-        <w:t xml:space="preserve"> </w:t>
-      </w:r>
-      <w:r>
-        <w:t xml:space="preserve">3. Tap</w:t>
+        <w:t xml:space="preserve">1. Tap</w:t>
       </w:r>
       <w:r>
         <w:t xml:space="preserve"> </w:t>
@@ -15587,7 +15705,16 @@
         <w:t xml:space="preserve">Start</w:t>
       </w:r>
       <w:r>
-        <w:t xml:space="preserve">.</w:t>
+        <w:t xml:space="preserve"> </w:t>
+      </w:r>
+      <w:r>
+        <w:t xml:space="preserve">to begin recording.</w:t>
+      </w:r>
+      <w:r>
+        <w:t xml:space="preserve"> </w:t>
+      </w:r>
+      <w:r>
+        <w:t xml:space="preserve">2. Play a 220 Hz tone near the device microphone.</w:t>
       </w:r>
     </w:p>
     <w:p>
@@ -15605,7 +15732,7 @@
         <w:t xml:space="preserve"> </w:t>
       </w:r>
       <w:r>
-        <w:t xml:space="preserve">Recording begins; spectrum starts animating; green running indicator appears.</w:t>
+        <w:t xml:space="preserve">A clear peak appears in the spectrum chart within ±5 Hz of 220 Hz.</w:t>
       </w:r>
     </w:p>
     <w:p>
@@ -15616,13 +15743,23 @@
       </w:r>
     </w:p>
     <w:bookmarkEnd w:id="35"/>
-    <w:bookmarkStart w:id="36" w:name="s4-avaudiosession-category-active"/>
+    <w:bookmarkEnd w:id="36"/>
+    <w:bookmarkStart w:id="47" w:name="audio-stack"/>
+    <w:p>
+      <w:pPr>
+        <w:pStyle w:val="Heading3"/>
+      </w:pPr>
+      <w:r>
+        <w:t xml:space="preserve">Audio Stack</w:t>
+      </w:r>
+    </w:p>
+    <w:bookmarkStart w:id="37" w:name="Xcd15abe1f73430738b3a200ad385647dbdb11cf"/>
     <w:p>
       <w:pPr>
         <w:pStyle w:val="Heading4"/>
       </w:pPr>
       <w:r>
-        <w:t xml:space="preserve">S4 — AVAudioSession category active</w:t>
+        <w:t xml:space="preserve">S1 — First launch: microphone permission prompt</w:t>
       </w:r>
     </w:p>
     <w:p>
@@ -15634,17 +15771,188 @@
           <w:b/>
           <w:bCs/>
         </w:rPr>
+        <w:t xml:space="preserve">Platforms:</w:t>
+      </w:r>
+      <w:r>
+        <w:t xml:space="preserve"> </w:t>
+      </w:r>
+      <w:r>
+        <w:t xml:space="preserve">iOS · iPadOS · macOS ·</w:t>
+      </w:r>
+      <w:r>
+        <w:t xml:space="preserve"> </w:t>
+      </w:r>
+      <w:r>
+        <w:rPr>
+          <w:b/>
+          <w:bCs/>
+        </w:rPr>
+        <w:t xml:space="preserve">Priority:</w:t>
+      </w:r>
+      <w:r>
+        <w:t xml:space="preserve"> </w:t>
+      </w:r>
+      <w:r>
+        <w:t xml:space="preserve">High ·</w:t>
+      </w:r>
+      <w:r>
+        <w:t xml:space="preserve"> </w:t>
+      </w:r>
+      <w:r>
+        <w:rPr>
+          <w:b/>
+          <w:bCs/>
+        </w:rPr>
+        <w:t xml:space="preserve">Part 1 ref:</w:t>
+      </w:r>
+      <w:r>
+        <w:t xml:space="preserve"> </w:t>
+      </w:r>
+      <w:r>
+        <w:t xml:space="preserve">S1</w:t>
+      </w:r>
+      <w:r>
+        <w:t xml:space="preserve"> </w:t>
+      </w:r>
+      <w:r>
+        <w:rPr>
+          <w:b/>
+          <w:bCs/>
+        </w:rPr>
         <w:t xml:space="preserve">Preconditions:</w:t>
       </w:r>
       <w:r>
         <w:t xml:space="preserve"> </w:t>
       </w:r>
       <w:r>
-        <w:t xml:space="preserve">App running on a real iPhone or iPad.</w:t>
-      </w:r>
-      <w:r>
-        <w:t xml:space="preserve"> </w:t>
-      </w:r>
+        <w:t xml:space="preserve">Permission must be in the</w:t>
+      </w:r>
+      <w:r>
+        <w:t xml:space="preserve"> </w:t>
+      </w:r>
+      <w:r>
+        <w:t xml:space="preserve">“not determined”</w:t>
+      </w:r>
+      <w:r>
+        <w:t xml:space="preserve"> </w:t>
+      </w:r>
+      <w:r>
+        <w:t xml:space="preserve">state. Toggling the microphone switch off in System Settings is</w:t>
+      </w:r>
+      <w:r>
+        <w:t xml:space="preserve"> </w:t>
+      </w:r>
+      <w:r>
+        <w:rPr>
+          <w:b/>
+          <w:bCs/>
+        </w:rPr>
+        <w:t xml:space="preserve">not</w:t>
+      </w:r>
+      <w:r>
+        <w:t xml:space="preserve"> </w:t>
+      </w:r>
+      <w:r>
+        <w:t xml:space="preserve">sufficient — that sets the status to</w:t>
+      </w:r>
+      <w:r>
+        <w:t xml:space="preserve"> </w:t>
+      </w:r>
+      <w:r>
+        <w:t xml:space="preserve">“denied”</w:t>
+      </w:r>
+      <w:r>
+        <w:t xml:space="preserve"> </w:t>
+      </w:r>
+      <w:r>
+        <w:t xml:space="preserve">and does not re-trigger the system prompt. To reset to</w:t>
+      </w:r>
+      <w:r>
+        <w:t xml:space="preserve"> </w:t>
+      </w:r>
+      <w:r>
+        <w:t xml:space="preserve">“not determined”</w:t>
+      </w:r>
+      <w:r>
+        <w:t xml:space="preserve">:</w:t>
+      </w:r>
+      <w:r>
+        <w:t xml:space="preserve"> </w:t>
+      </w:r>
+      <w:r>
+        <w:t xml:space="preserve">-</w:t>
+      </w:r>
+      <w:r>
+        <w:t xml:space="preserve"> </w:t>
+      </w:r>
+      <w:r>
+        <w:rPr>
+          <w:b/>
+          <w:bCs/>
+        </w:rPr>
+        <w:t xml:space="preserve">iOS/iPadOS:</w:t>
+      </w:r>
+      <w:r>
+        <w:t xml:space="preserve"> </w:t>
+      </w:r>
+      <w:r>
+        <w:t xml:space="preserve">Delete and reinstall the app, or use</w:t>
+      </w:r>
+      <w:r>
+        <w:t xml:space="preserve"> </w:t>
+      </w:r>
+      <w:r>
+        <w:rPr>
+          <w:b/>
+          <w:bCs/>
+        </w:rPr>
+        <w:t xml:space="preserve">System Settings → General → Transfer or Reset iPhone → Reset → Reset Location &amp; Privacy</w:t>
+      </w:r>
+      <w:r>
+        <w:t xml:space="preserve">.</w:t>
+      </w:r>
+      <w:r>
+        <w:t xml:space="preserve"> </w:t>
+      </w:r>
+      <w:r>
+        <w:t xml:space="preserve">-</w:t>
+      </w:r>
+      <w:r>
+        <w:t xml:space="preserve"> </w:t>
+      </w:r>
+      <w:r>
+        <w:rPr>
+          <w:b/>
+          <w:bCs/>
+        </w:rPr>
+        <w:t xml:space="preserve">macOS:</w:t>
+      </w:r>
+      <w:r>
+        <w:t xml:space="preserve"> </w:t>
+      </w:r>
+      <w:r>
+        <w:t xml:space="preserve">Run</w:t>
+      </w:r>
+      <w:r>
+        <w:t xml:space="preserve"> </w:t>
+      </w:r>
+      <w:r>
+        <w:rPr>
+          <w:rStyle w:val="VerbatimChar"/>
+        </w:rPr>
+        <w:t xml:space="preserve">tccutil reset Microphone</w:t>
+      </w:r>
+      <w:r>
+        <w:t xml:space="preserve"> </w:t>
+      </w:r>
+      <w:r>
+        <w:t xml:space="preserve">in Terminal (resets all apps), then relaunch GuitarTap.</w:t>
+      </w:r>
+    </w:p>
+    <w:p>
+      <w:pPr>
+        <w:pStyle w:val="BodyText"/>
+      </w:pPr>
       <w:r>
         <w:rPr>
           <w:b/>
@@ -15656,7 +15964,13 @@
         <w:t xml:space="preserve"> </w:t>
       </w:r>
       <w:r>
-        <w:t xml:space="preserve">1. Tap</w:t>
+        <w:t xml:space="preserve">1. Launch GuitarTap.</w:t>
+      </w:r>
+      <w:r>
+        <w:t xml:space="preserve"> </w:t>
+      </w:r>
+      <w:r>
+        <w:t xml:space="preserve">2. Tap/click</w:t>
       </w:r>
       <w:r>
         <w:t xml:space="preserve"> </w:t>
@@ -15671,12 +15985,6 @@
       <w:r>
         <w:t xml:space="preserve">.</w:t>
       </w:r>
-      <w:r>
-        <w:t xml:space="preserve"> </w:t>
-      </w:r>
-      <w:r>
-        <w:t xml:space="preserve">2. Look at the iOS status bar.</w:t>
-      </w:r>
     </w:p>
     <w:p>
       <w:pPr>
@@ -15693,22 +16001,19 @@
         <w:t xml:space="preserve"> </w:t>
       </w:r>
       <w:r>
-        <w:t xml:space="preserve">Orange microphone indicator appears in the status bar, confirming the</w:t>
-      </w:r>
-      <w:r>
-        <w:t xml:space="preserve"> </w:t>
-      </w:r>
-      <w:r>
-        <w:rPr>
-          <w:rStyle w:val="VerbatimChar"/>
-        </w:rPr>
-        <w:t xml:space="preserve">.record</w:t>
-      </w:r>
-      <w:r>
-        <w:t xml:space="preserve"> </w:t>
-      </w:r>
-      <w:r>
-        <w:t xml:space="preserve">session category is active.</w:t>
+        <w:t xml:space="preserve">The OS permission dialog</w:t>
+      </w:r>
+      <w:r>
+        <w:t xml:space="preserve"> </w:t>
+      </w:r>
+      <w:r>
+        <w:t xml:space="preserve">“GuitarTap would like to access the microphone”</w:t>
+      </w:r>
+      <w:r>
+        <w:t xml:space="preserve"> </w:t>
+      </w:r>
+      <w:r>
+        <w:t xml:space="preserve">appears. The app does not crash and does not start recording before the user responds.</w:t>
       </w:r>
     </w:p>
     <w:p>
@@ -15718,14 +16023,14 @@
         </w:pict>
       </w:r>
     </w:p>
-    <w:bookmarkEnd w:id="36"/>
-    <w:bookmarkStart w:id="37" w:name="s5-session-interrupted-by-incoming-call"/>
+    <w:bookmarkEnd w:id="37"/>
+    <w:bookmarkStart w:id="38" w:name="X7aba3f97a994a2ca49fb98c6874f4d611b811c7"/>
     <w:p>
       <w:pPr>
         <w:pStyle w:val="Heading4"/>
       </w:pPr>
       <w:r>
-        <w:t xml:space="preserve">S5 — Session interrupted by incoming call</w:t>
+        <w:t xml:space="preserve">S2 — Permission denied: graceful degradation</w:t>
       </w:r>
     </w:p>
     <w:p>
@@ -15737,17 +16042,97 @@
           <w:b/>
           <w:bCs/>
         </w:rPr>
+        <w:t xml:space="preserve">Platforms:</w:t>
+      </w:r>
+      <w:r>
+        <w:t xml:space="preserve"> </w:t>
+      </w:r>
+      <w:r>
+        <w:t xml:space="preserve">iOS · iPadOS · macOS ·</w:t>
+      </w:r>
+      <w:r>
+        <w:t xml:space="preserve"> </w:t>
+      </w:r>
+      <w:r>
+        <w:rPr>
+          <w:b/>
+          <w:bCs/>
+        </w:rPr>
+        <w:t xml:space="preserve">Priority:</w:t>
+      </w:r>
+      <w:r>
+        <w:t xml:space="preserve"> </w:t>
+      </w:r>
+      <w:r>
+        <w:t xml:space="preserve">High ·</w:t>
+      </w:r>
+      <w:r>
+        <w:t xml:space="preserve"> </w:t>
+      </w:r>
+      <w:r>
+        <w:rPr>
+          <w:b/>
+          <w:bCs/>
+        </w:rPr>
+        <w:t xml:space="preserve">Part 1 ref:</w:t>
+      </w:r>
+      <w:r>
+        <w:t xml:space="preserve"> </w:t>
+      </w:r>
+      <w:r>
+        <w:t xml:space="preserve">S2</w:t>
+      </w:r>
+      <w:r>
+        <w:t xml:space="preserve"> </w:t>
+      </w:r>
+      <w:r>
+        <w:rPr>
+          <w:b/>
+          <w:bCs/>
+        </w:rPr>
         <w:t xml:space="preserve">Preconditions:</w:t>
       </w:r>
       <w:r>
         <w:t xml:space="preserve"> </w:t>
       </w:r>
       <w:r>
-        <w:t xml:space="preserve">App recording on a real iPhone.</w:t>
-      </w:r>
-      <w:r>
-        <w:t xml:space="preserve"> </w:t>
-      </w:r>
+        <w:t xml:space="preserve">Microphone permission previously denied (by tapping</w:t>
+      </w:r>
+      <w:r>
+        <w:t xml:space="preserve"> </w:t>
+      </w:r>
+      <w:r>
+        <w:t xml:space="preserve">“Don’t Allow”</w:t>
+      </w:r>
+      <w:r>
+        <w:t xml:space="preserve"> </w:t>
+      </w:r>
+      <w:r>
+        <w:t xml:space="preserve">in S1, or by toggling off in System Settings). App running.</w:t>
+      </w:r>
+    </w:p>
+    <w:p>
+      <w:pPr>
+        <w:pStyle w:val="BodyText"/>
+      </w:pPr>
+      <w:r>
+        <w:rPr>
+          <w:b/>
+          <w:bCs/>
+        </w:rPr>
+        <w:t xml:space="preserve">Note (macOS):</w:t>
+      </w:r>
+      <w:r>
+        <w:t xml:space="preserve"> </w:t>
+      </w:r>
+      <w:r>
+        <w:t xml:space="preserve">When the microphone slider is toggled off in System Settings, macOS prompts to restart GuitarTap and then force-relaunches it. The app checks permission status on launch, so the alert appears immediately without needing to press Start.</w:t>
+      </w:r>
+    </w:p>
+    <w:p>
+      <w:pPr>
+        <w:pStyle w:val="BodyText"/>
+      </w:pPr>
       <w:r>
         <w:rPr>
           <w:b/>
@@ -15759,7 +16144,7 @@
         <w:t xml:space="preserve"> </w:t>
       </w:r>
       <w:r>
-        <w:t xml:space="preserve">1. Tap</w:t>
+        <w:t xml:space="preserve">1. Tap/click</w:t>
       </w:r>
       <w:r>
         <w:t xml:space="preserve"> </w:t>
@@ -15775,19 +16160,7 @@
         <w:t xml:space="preserve"> </w:t>
       </w:r>
       <w:r>
-        <w:t xml:space="preserve">and confirm spectrum is animating.</w:t>
-      </w:r>
-      <w:r>
-        <w:t xml:space="preserve"> </w:t>
-      </w:r>
-      <w:r>
-        <w:t xml:space="preserve">2. Have another phone call the device.</w:t>
-      </w:r>
-      <w:r>
-        <w:t xml:space="preserve"> </w:t>
-      </w:r>
-      <w:r>
-        <w:t xml:space="preserve">3. Let the call ring for 5 s (do not answer), then decline.</w:t>
+        <w:t xml:space="preserve">(on iOS/iPadOS). On macOS, the alert may appear automatically on launch after a permission revocation restart — pressing Start is also sufficient to trigger it.</w:t>
       </w:r>
     </w:p>
     <w:p>
@@ -15805,20 +16178,35 @@
         <w:t xml:space="preserve"> </w:t>
       </w:r>
       <w:r>
-        <w:t xml:space="preserve">While the call rings, recording stops cleanly (no crash, no freeze). After declining, the app is in a stopped state and can be restarted by tapping</w:t>
-      </w:r>
-      <w:r>
-        <w:t xml:space="preserve"> </w:t>
-      </w:r>
-      <w:r>
-        <w:rPr>
-          <w:b/>
-          <w:bCs/>
-        </w:rPr>
-        <w:t xml:space="preserve">Start</w:t>
-      </w:r>
-      <w:r>
-        <w:t xml:space="preserve">.</w:t>
+        <w:t xml:space="preserve">No crash. No recording starts. An alert titled</w:t>
+      </w:r>
+      <w:r>
+        <w:t xml:space="preserve"> </w:t>
+      </w:r>
+      <w:r>
+        <w:t xml:space="preserve">“Microphone Access Required”</w:t>
+      </w:r>
+      <w:r>
+        <w:t xml:space="preserve"> </w:t>
+      </w:r>
+      <w:r>
+        <w:t xml:space="preserve">appears with an</w:t>
+      </w:r>
+      <w:r>
+        <w:t xml:space="preserve"> </w:t>
+      </w:r>
+      <w:r>
+        <w:rPr>
+          <w:b/>
+          <w:bCs/>
+        </w:rPr>
+        <w:t xml:space="preserve">Open Settings</w:t>
+      </w:r>
+      <w:r>
+        <w:t xml:space="preserve"> </w:t>
+      </w:r>
+      <w:r>
+        <w:t xml:space="preserve">button that navigates to System Settings → Privacy &amp; Security → Microphone.</w:t>
       </w:r>
     </w:p>
     <w:p>
@@ -15828,14 +16216,14 @@
         </w:pict>
       </w:r>
     </w:p>
-    <w:bookmarkEnd w:id="37"/>
-    <w:bookmarkStart w:id="38" w:name="X518b1595188f6d911c4014da0b370cb64cd5a27"/>
+    <w:bookmarkEnd w:id="38"/>
+    <w:bookmarkStart w:id="39" w:name="s3-permission-granted-after-denial"/>
     <w:p>
       <w:pPr>
         <w:pStyle w:val="Heading4"/>
       </w:pPr>
       <w:r>
-        <w:t xml:space="preserve">S6 — Session interrupted by another audio app</w:t>
+        <w:t xml:space="preserve">S3 — Permission granted after denial</w:t>
       </w:r>
     </w:p>
     <w:p>
@@ -15847,13 +16235,61 @@
           <w:b/>
           <w:bCs/>
         </w:rPr>
+        <w:t xml:space="preserve">Platforms:</w:t>
+      </w:r>
+      <w:r>
+        <w:t xml:space="preserve"> </w:t>
+      </w:r>
+      <w:r>
+        <w:t xml:space="preserve">iOS · iPadOS · macOS ·</w:t>
+      </w:r>
+      <w:r>
+        <w:t xml:space="preserve"> </w:t>
+      </w:r>
+      <w:r>
+        <w:rPr>
+          <w:b/>
+          <w:bCs/>
+        </w:rPr>
+        <w:t xml:space="preserve">Priority:</w:t>
+      </w:r>
+      <w:r>
+        <w:t xml:space="preserve"> </w:t>
+      </w:r>
+      <w:r>
+        <w:t xml:space="preserve">Medium ·</w:t>
+      </w:r>
+      <w:r>
+        <w:t xml:space="preserve"> </w:t>
+      </w:r>
+      <w:r>
+        <w:rPr>
+          <w:b/>
+          <w:bCs/>
+        </w:rPr>
+        <w:t xml:space="preserve">Part 1 ref:</w:t>
+      </w:r>
+      <w:r>
+        <w:t xml:space="preserve"> </w:t>
+      </w:r>
+      <w:r>
+        <w:t xml:space="preserve">S3</w:t>
+      </w:r>
+      <w:r>
+        <w:t xml:space="preserve"> </w:t>
+      </w:r>
+      <w:r>
+        <w:rPr>
+          <w:b/>
+          <w:bCs/>
+        </w:rPr>
         <w:t xml:space="preserve">Preconditions:</w:t>
       </w:r>
       <w:r>
         <w:t xml:space="preserve"> </w:t>
       </w:r>
       <w:r>
-        <w:t xml:space="preserve">App recording on iPhone or iPad.</w:t>
+        <w:t xml:space="preserve">Microphone permission was previously denied.</w:t>
       </w:r>
       <w:r>
         <w:t xml:space="preserve"> </w:t>
@@ -15869,7 +16305,45 @@
         <w:t xml:space="preserve"> </w:t>
       </w:r>
       <w:r>
-        <w:t xml:space="preserve">1. Tap</w:t>
+        <w:t xml:space="preserve">1. Open</w:t>
+      </w:r>
+      <w:r>
+        <w:t xml:space="preserve"> </w:t>
+      </w:r>
+      <w:r>
+        <w:rPr>
+          <w:b/>
+          <w:bCs/>
+        </w:rPr>
+        <w:t xml:space="preserve">System Settings → Privacy &amp; Security → Microphone → GuitarTap</w:t>
+      </w:r>
+      <w:r>
+        <w:t xml:space="preserve"> </w:t>
+      </w:r>
+      <w:r>
+        <w:t xml:space="preserve">and enable it.</w:t>
+      </w:r>
+      <w:r>
+        <w:t xml:space="preserve"> </w:t>
+      </w:r>
+      <w:r>
+        <w:t xml:space="preserve">2.</w:t>
+      </w:r>
+      <w:r>
+        <w:t xml:space="preserve"> </w:t>
+      </w:r>
+      <w:r>
+        <w:rPr>
+          <w:b/>
+          <w:bCs/>
+        </w:rPr>
+        <w:t xml:space="preserve">iOS/iPadOS:</w:t>
+      </w:r>
+      <w:r>
+        <w:t xml:space="preserve"> </w:t>
+      </w:r>
+      <w:r>
+        <w:t xml:space="preserve">Return to GuitarTap (no relaunch needed on iOS 14+), then tap</w:t>
       </w:r>
       <w:r>
         <w:t xml:space="preserve"> </w:t>
@@ -15882,28 +16356,39 @@
         <w:t xml:space="preserve">Start</w:t>
       </w:r>
       <w:r>
-        <w:t xml:space="preserve"> </w:t>
-      </w:r>
-      <w:r>
-        <w:t xml:space="preserve">and confirm spectrum is animating.</w:t>
-      </w:r>
-      <w:r>
-        <w:t xml:space="preserve"> </w:t>
-      </w:r>
-      <w:r>
-        <w:t xml:space="preserve">2. Swipe to the Home screen.</w:t>
-      </w:r>
-      <w:r>
-        <w:t xml:space="preserve"> </w:t>
-      </w:r>
-      <w:r>
-        <w:t xml:space="preserve">3. Open Music or Spotify and start playback.</w:t>
-      </w:r>
-      <w:r>
-        <w:t xml:space="preserve"> </w:t>
-      </w:r>
-      <w:r>
-        <w:t xml:space="preserve">4. Return to GuitarTap.</w:t>
+        <w:t xml:space="preserve">.</w:t>
+      </w:r>
+      <w:r>
+        <w:t xml:space="preserve"> </w:t>
+      </w:r>
+      <w:r>
+        <w:rPr>
+          <w:b/>
+          <w:bCs/>
+        </w:rPr>
+        <w:t xml:space="preserve">macOS:</w:t>
+      </w:r>
+      <w:r>
+        <w:t xml:space="preserve"> </w:t>
+      </w:r>
+      <w:r>
+        <w:t xml:space="preserve">GuitarTap is force-restarted automatically; click</w:t>
+      </w:r>
+      <w:r>
+        <w:t xml:space="preserve"> </w:t>
+      </w:r>
+      <w:r>
+        <w:rPr>
+          <w:b/>
+          <w:bCs/>
+        </w:rPr>
+        <w:t xml:space="preserve">Start</w:t>
+      </w:r>
+      <w:r>
+        <w:t xml:space="preserve"> </w:t>
+      </w:r>
+      <w:r>
+        <w:t xml:space="preserve">after it relaunches.</w:t>
       </w:r>
     </w:p>
     <w:p>
@@ -15921,23 +16406,7 @@
         <w:t xml:space="preserve"> </w:t>
       </w:r>
       <w:r>
-        <w:t xml:space="preserve">GuitarTap is in a stopped state when the other app takes the audio session. Tapping</w:t>
-      </w:r>
-      <w:r>
-        <w:t xml:space="preserve"> </w:t>
-      </w:r>
-      <w:r>
-        <w:rPr>
-          <w:b/>
-          <w:bCs/>
-        </w:rPr>
-        <w:t xml:space="preserve">Start</w:t>
-      </w:r>
-      <w:r>
-        <w:t xml:space="preserve"> </w:t>
-      </w:r>
-      <w:r>
-        <w:t xml:space="preserve">again restarts recording.</w:t>
+        <w:t xml:space="preserve">Recording begins; spectrum starts animating; green running indicator appears.</w:t>
       </w:r>
     </w:p>
     <w:p>
@@ -15947,14 +16416,14 @@
         </w:pict>
       </w:r>
     </w:p>
-    <w:bookmarkEnd w:id="38"/>
-    <w:bookmarkStart w:id="39" w:name="s7-input-device-selection-macos"/>
+    <w:bookmarkEnd w:id="39"/>
+    <w:bookmarkStart w:id="40" w:name="s4-microphone-in-use-indicator-active"/>
     <w:p>
       <w:pPr>
         <w:pStyle w:val="Heading4"/>
       </w:pPr>
       <w:r>
-        <w:t xml:space="preserve">S7 — Input device selection (macOS)</w:t>
+        <w:t xml:space="preserve">S4 — Microphone-in-use indicator active</w:t>
       </w:r>
     </w:p>
     <w:p>
@@ -15966,13 +16435,61 @@
           <w:b/>
           <w:bCs/>
         </w:rPr>
+        <w:t xml:space="preserve">Platforms:</w:t>
+      </w:r>
+      <w:r>
+        <w:t xml:space="preserve"> </w:t>
+      </w:r>
+      <w:r>
+        <w:t xml:space="preserve">iOS · iPadOS · macOS ·</w:t>
+      </w:r>
+      <w:r>
+        <w:t xml:space="preserve"> </w:t>
+      </w:r>
+      <w:r>
+        <w:rPr>
+          <w:b/>
+          <w:bCs/>
+        </w:rPr>
+        <w:t xml:space="preserve">Priority:</w:t>
+      </w:r>
+      <w:r>
+        <w:t xml:space="preserve"> </w:t>
+      </w:r>
+      <w:r>
+        <w:t xml:space="preserve">High ·</w:t>
+      </w:r>
+      <w:r>
+        <w:t xml:space="preserve"> </w:t>
+      </w:r>
+      <w:r>
+        <w:rPr>
+          <w:b/>
+          <w:bCs/>
+        </w:rPr>
+        <w:t xml:space="preserve">Part 1 ref:</w:t>
+      </w:r>
+      <w:r>
+        <w:t xml:space="preserve"> </w:t>
+      </w:r>
+      <w:r>
+        <w:t xml:space="preserve">S4</w:t>
+      </w:r>
+      <w:r>
+        <w:t xml:space="preserve"> </w:t>
+      </w:r>
+      <w:r>
+        <w:rPr>
+          <w:b/>
+          <w:bCs/>
+        </w:rPr>
         <w:t xml:space="preserve">Preconditions:</w:t>
       </w:r>
       <w:r>
         <w:t xml:space="preserve"> </w:t>
       </w:r>
       <w:r>
-        <w:t xml:space="preserve">Two microphone sources available on the Mac (e.g. built-in + USB headset).</w:t>
+        <w:t xml:space="preserve">App running on a real device.</w:t>
       </w:r>
       <w:r>
         <w:t xml:space="preserve"> </w:t>
@@ -15988,7 +16505,7 @@
         <w:t xml:space="preserve"> </w:t>
       </w:r>
       <w:r>
-        <w:t xml:space="preserve">1. Launch GuitarTap and tap</w:t>
+        <w:t xml:space="preserve">1. Tap/click</w:t>
       </w:r>
       <w:r>
         <w:t xml:space="preserve"> </w:t>
@@ -16007,23 +16524,39 @@
         <w:t xml:space="preserve"> </w:t>
       </w:r>
       <w:r>
-        <w:t xml:space="preserve">2. Open</w:t>
-      </w:r>
-      <w:r>
-        <w:t xml:space="preserve"> </w:t>
-      </w:r>
-      <w:r>
-        <w:rPr>
-          <w:b/>
-          <w:bCs/>
-        </w:rPr>
-        <w:t xml:space="preserve">Settings → Input device</w:t>
-      </w:r>
-      <w:r>
-        <w:t xml:space="preserve"> </w:t>
-      </w:r>
-      <w:r>
-        <w:t xml:space="preserve">and select the alternative device.</w:t>
+        <w:t xml:space="preserve">2.</w:t>
+      </w:r>
+      <w:r>
+        <w:t xml:space="preserve"> </w:t>
+      </w:r>
+      <w:r>
+        <w:rPr>
+          <w:b/>
+          <w:bCs/>
+        </w:rPr>
+        <w:t xml:space="preserve">iOS/iPadOS:</w:t>
+      </w:r>
+      <w:r>
+        <w:t xml:space="preserve"> </w:t>
+      </w:r>
+      <w:r>
+        <w:t xml:space="preserve">Look at the status bar.</w:t>
+      </w:r>
+      <w:r>
+        <w:t xml:space="preserve"> </w:t>
+      </w:r>
+      <w:r>
+        <w:rPr>
+          <w:b/>
+          <w:bCs/>
+        </w:rPr>
+        <w:t xml:space="preserve">macOS:</w:t>
+      </w:r>
+      <w:r>
+        <w:t xml:space="preserve"> </w:t>
+      </w:r>
+      <w:r>
+        <w:t xml:space="preserve">Look at the menu bar (top-right area).</w:t>
       </w:r>
     </w:p>
     <w:p>
@@ -16041,7 +16574,22 @@
         <w:t xml:space="preserve"> </w:t>
       </w:r>
       <w:r>
-        <w:t xml:space="preserve">Within 2 s the spectrum updates to reflect audio from the new device. No crash.</w:t>
+        <w:t xml:space="preserve">An orange microphone indicator appears, confirming the system recognises that GuitarTap is actively capturing audio. On iOS/iPadOS this also confirms the</w:t>
+      </w:r>
+      <w:r>
+        <w:t xml:space="preserve"> </w:t>
+      </w:r>
+      <w:r>
+        <w:rPr>
+          <w:rStyle w:val="VerbatimChar"/>
+        </w:rPr>
+        <w:t xml:space="preserve">.record</w:t>
+      </w:r>
+      <w:r>
+        <w:t xml:space="preserve"> </w:t>
+      </w:r>
+      <w:r>
+        <w:t xml:space="preserve">AVAudioSession category is active; stopping the analyzer causes the indicator to disappear. On macOS the indicator persists until the app is quit — this is normal system behavior.</w:t>
       </w:r>
     </w:p>
     <w:p>
@@ -16051,14 +16599,14 @@
         </w:pict>
       </w:r>
     </w:p>
-    <w:bookmarkEnd w:id="39"/>
-    <w:bookmarkStart w:id="40" w:name="s8-external-device-plugunplug-macos"/>
+    <w:bookmarkEnd w:id="40"/>
+    <w:bookmarkStart w:id="41" w:name="s5-session-interrupted-by-incoming-call"/>
     <w:p>
       <w:pPr>
         <w:pStyle w:val="Heading4"/>
       </w:pPr>
       <w:r>
-        <w:t xml:space="preserve">S8 — External device plug/unplug (macOS)</w:t>
+        <w:t xml:space="preserve">S5 — Session interrupted by incoming call</w:t>
       </w:r>
     </w:p>
     <w:p>
@@ -16070,13 +16618,61 @@
           <w:b/>
           <w:bCs/>
         </w:rPr>
+        <w:t xml:space="preserve">Platforms:</w:t>
+      </w:r>
+      <w:r>
+        <w:t xml:space="preserve"> </w:t>
+      </w:r>
+      <w:r>
+        <w:t xml:space="preserve">iOS ·</w:t>
+      </w:r>
+      <w:r>
+        <w:t xml:space="preserve"> </w:t>
+      </w:r>
+      <w:r>
+        <w:rPr>
+          <w:b/>
+          <w:bCs/>
+        </w:rPr>
+        <w:t xml:space="preserve">Priority:</w:t>
+      </w:r>
+      <w:r>
+        <w:t xml:space="preserve"> </w:t>
+      </w:r>
+      <w:r>
+        <w:t xml:space="preserve">High ·</w:t>
+      </w:r>
+      <w:r>
+        <w:t xml:space="preserve"> </w:t>
+      </w:r>
+      <w:r>
+        <w:rPr>
+          <w:b/>
+          <w:bCs/>
+        </w:rPr>
+        <w:t xml:space="preserve">Part 1 ref:</w:t>
+      </w:r>
+      <w:r>
+        <w:t xml:space="preserve"> </w:t>
+      </w:r>
+      <w:r>
+        <w:t xml:space="preserve">S5</w:t>
+      </w:r>
+      <w:r>
+        <w:t xml:space="preserve"> </w:t>
+      </w:r>
+      <w:r>
+        <w:rPr>
+          <w:b/>
+          <w:bCs/>
+        </w:rPr>
         <w:t xml:space="preserve">Preconditions:</w:t>
       </w:r>
       <w:r>
         <w:t xml:space="preserve"> </w:t>
       </w:r>
       <w:r>
-        <w:t xml:space="preserve">App recording on macOS.</w:t>
+        <w:t xml:space="preserve">App recording on a real iPhone.</w:t>
       </w:r>
       <w:r>
         <w:t xml:space="preserve"> </w:t>
@@ -16092,25 +16688,35 @@
         <w:t xml:space="preserve"> </w:t>
       </w:r>
       <w:r>
-        <w:t xml:space="preserve">1. Plug in a USB microphone.</w:t>
-      </w:r>
-      <w:r>
-        <w:t xml:space="preserve"> </w:t>
-      </w:r>
-      <w:r>
-        <w:t xml:space="preserve">2. Confirm it appears in the device list in Settings.</w:t>
-      </w:r>
-      <w:r>
-        <w:t xml:space="preserve"> </w:t>
-      </w:r>
-      <w:r>
-        <w:t xml:space="preserve">3. Select it; confirm recording continues.</w:t>
-      </w:r>
-      <w:r>
-        <w:t xml:space="preserve"> </w:t>
-      </w:r>
-      <w:r>
-        <w:t xml:space="preserve">4. Unplug the USB microphone.</w:t>
+        <w:t xml:space="preserve">1. Tap</w:t>
+      </w:r>
+      <w:r>
+        <w:t xml:space="preserve"> </w:t>
+      </w:r>
+      <w:r>
+        <w:rPr>
+          <w:b/>
+          <w:bCs/>
+        </w:rPr>
+        <w:t xml:space="preserve">Start</w:t>
+      </w:r>
+      <w:r>
+        <w:t xml:space="preserve"> </w:t>
+      </w:r>
+      <w:r>
+        <w:t xml:space="preserve">and confirm spectrum is animating.</w:t>
+      </w:r>
+      <w:r>
+        <w:t xml:space="preserve"> </w:t>
+      </w:r>
+      <w:r>
+        <w:t xml:space="preserve">2. Have another phone call the device.</w:t>
+      </w:r>
+      <w:r>
+        <w:t xml:space="preserve"> </w:t>
+      </w:r>
+      <w:r>
+        <w:t xml:space="preserve">3. Let the call ring for 5 s (do not answer), then decline.</w:t>
       </w:r>
     </w:p>
     <w:p>
@@ -16128,7 +16734,20 @@
         <w:t xml:space="preserve"> </w:t>
       </w:r>
       <w:r>
-        <w:t xml:space="preserve">After unplugging, the app does not crash. The device list updates. Recording either falls back to the built-in mic or stops cleanly.</w:t>
+        <w:t xml:space="preserve">While the call rings, recording stops cleanly (no crash, no freeze). After declining, the app is in a stopped state and can be restarted by tapping</w:t>
+      </w:r>
+      <w:r>
+        <w:t xml:space="preserve"> </w:t>
+      </w:r>
+      <w:r>
+        <w:rPr>
+          <w:b/>
+          <w:bCs/>
+        </w:rPr>
+        <w:t xml:space="preserve">Start</w:t>
+      </w:r>
+      <w:r>
+        <w:t xml:space="preserve">.</w:t>
       </w:r>
     </w:p>
     <w:p>
@@ -16138,14 +16757,14 @@
         </w:pict>
       </w:r>
     </w:p>
-    <w:bookmarkEnd w:id="40"/>
-    <w:bookmarkStart w:id="41" w:name="s9-48-khz-sample-rate-displayed"/>
+    <w:bookmarkEnd w:id="41"/>
+    <w:bookmarkStart w:id="42" w:name="X518b1595188f6d911c4014da0b370cb64cd5a27"/>
     <w:p>
       <w:pPr>
         <w:pStyle w:val="Heading4"/>
       </w:pPr>
       <w:r>
-        <w:t xml:space="preserve">S9 — 48 kHz sample rate displayed</w:t>
+        <w:t xml:space="preserve">S6 — Session interrupted by another audio app</w:t>
       </w:r>
     </w:p>
     <w:p>
@@ -16157,13 +16776,61 @@
           <w:b/>
           <w:bCs/>
         </w:rPr>
+        <w:t xml:space="preserve">Platforms:</w:t>
+      </w:r>
+      <w:r>
+        <w:t xml:space="preserve"> </w:t>
+      </w:r>
+      <w:r>
+        <w:t xml:space="preserve">iOS · iPadOS ·</w:t>
+      </w:r>
+      <w:r>
+        <w:t xml:space="preserve"> </w:t>
+      </w:r>
+      <w:r>
+        <w:rPr>
+          <w:b/>
+          <w:bCs/>
+        </w:rPr>
+        <w:t xml:space="preserve">Priority:</w:t>
+      </w:r>
+      <w:r>
+        <w:t xml:space="preserve"> </w:t>
+      </w:r>
+      <w:r>
+        <w:t xml:space="preserve">Medium ·</w:t>
+      </w:r>
+      <w:r>
+        <w:t xml:space="preserve"> </w:t>
+      </w:r>
+      <w:r>
+        <w:rPr>
+          <w:b/>
+          <w:bCs/>
+        </w:rPr>
+        <w:t xml:space="preserve">Part 1 ref:</w:t>
+      </w:r>
+      <w:r>
+        <w:t xml:space="preserve"> </w:t>
+      </w:r>
+      <w:r>
+        <w:t xml:space="preserve">S6</w:t>
+      </w:r>
+      <w:r>
+        <w:t xml:space="preserve"> </w:t>
+      </w:r>
+      <w:r>
+        <w:rPr>
+          <w:b/>
+          <w:bCs/>
+        </w:rPr>
         <w:t xml:space="preserve">Preconditions:</w:t>
       </w:r>
       <w:r>
         <w:t xml:space="preserve"> </w:t>
       </w:r>
       <w:r>
-        <w:t xml:space="preserve">App recording on any platform.</w:t>
+        <w:t xml:space="preserve">App recording on iPhone or iPad.</w:t>
       </w:r>
       <w:r>
         <w:t xml:space="preserve"> </w:t>
@@ -16192,29 +16859,28 @@
         <w:t xml:space="preserve">Start</w:t>
       </w:r>
       <w:r>
-        <w:t xml:space="preserve">.</w:t>
-      </w:r>
-      <w:r>
-        <w:t xml:space="preserve"> </w:t>
-      </w:r>
-      <w:r>
-        <w:t xml:space="preserve">2. Tap</w:t>
-      </w:r>
-      <w:r>
-        <w:t xml:space="preserve"> </w:t>
-      </w:r>
-      <w:r>
-        <w:rPr>
-          <w:b/>
-          <w:bCs/>
-        </w:rPr>
-        <w:t xml:space="preserve">Metrics</w:t>
-      </w:r>
-      <w:r>
-        <w:t xml:space="preserve"> </w:t>
-      </w:r>
-      <w:r>
-        <w:t xml:space="preserve">to open the metrics overlay.</w:t>
+        <w:t xml:space="preserve"> </w:t>
+      </w:r>
+      <w:r>
+        <w:t xml:space="preserve">and confirm spectrum is animating.</w:t>
+      </w:r>
+      <w:r>
+        <w:t xml:space="preserve"> </w:t>
+      </w:r>
+      <w:r>
+        <w:t xml:space="preserve">2. Swipe to the Home screen.</w:t>
+      </w:r>
+      <w:r>
+        <w:t xml:space="preserve"> </w:t>
+      </w:r>
+      <w:r>
+        <w:t xml:space="preserve">3. Open Music or Spotify and start playback.</w:t>
+      </w:r>
+      <w:r>
+        <w:t xml:space="preserve"> </w:t>
+      </w:r>
+      <w:r>
+        <w:t xml:space="preserve">4. Return to GuitarTap.</w:t>
       </w:r>
     </w:p>
     <w:p>
@@ -16232,25 +16898,41 @@
         <w:t xml:space="preserve"> </w:t>
       </w:r>
       <w:r>
-        <w:t xml:space="preserve">“48000 Hz”</w:t>
-      </w:r>
-      <w:r>
-        <w:t xml:space="preserve"> </w:t>
-      </w:r>
-      <w:r>
-        <w:t xml:space="preserve">(or the device’s actual rate) is shown in the metrics. No</w:t>
-      </w:r>
-      <w:r>
-        <w:t xml:space="preserve"> </w:t>
-      </w:r>
-      <w:r>
-        <w:t xml:space="preserve">“0 Hz”</w:t>
-      </w:r>
-      <w:r>
-        <w:t xml:space="preserve"> </w:t>
-      </w:r>
-      <w:r>
-        <w:t xml:space="preserve">or empty value.</w:t>
+        <w:t xml:space="preserve">GuitarTap is in a stopped state when the other app takes the audio session. Tapping</w:t>
+      </w:r>
+      <w:r>
+        <w:t xml:space="preserve"> </w:t>
+      </w:r>
+      <w:r>
+        <w:rPr>
+          <w:b/>
+          <w:bCs/>
+        </w:rPr>
+        <w:t xml:space="preserve">Start</w:t>
+      </w:r>
+      <w:r>
+        <w:t xml:space="preserve"> </w:t>
+      </w:r>
+      <w:r>
+        <w:t xml:space="preserve">again restarts recording.</w:t>
+      </w:r>
+    </w:p>
+    <w:p>
+      <w:pPr>
+        <w:pStyle w:val="BodyText"/>
+      </w:pPr>
+      <w:r>
+        <w:rPr>
+          <w:b/>
+          <w:bCs/>
+        </w:rPr>
+        <w:t xml:space="preserve">Note:</w:t>
+      </w:r>
+      <w:r>
+        <w:t xml:space="preserve"> </w:t>
+      </w:r>
+      <w:r>
+        <w:t xml:space="preserve">This test does not apply to macOS. On macOS, CoreAudio allows simultaneous audio access by multiple apps, so a playback app does not interrupt GuitarTap’s microphone input.</w:t>
       </w:r>
     </w:p>
     <w:p>
@@ -16260,24 +16942,14 @@
         </w:pict>
       </w:r>
     </w:p>
-    <w:bookmarkEnd w:id="41"/>
     <w:bookmarkEnd w:id="42"/>
-    <w:bookmarkStart w:id="47" w:name="tap-detection"/>
-    <w:p>
-      <w:pPr>
-        <w:pStyle w:val="Heading3"/>
-      </w:pPr>
-      <w:r>
-        <w:t xml:space="preserve">Tap Detection</w:t>
-      </w:r>
-    </w:p>
-    <w:bookmarkStart w:id="43" w:name="t9-tap-detected-on-physical-knock"/>
+    <w:bookmarkStart w:id="43" w:name="s7-input-device-selection-macos"/>
     <w:p>
       <w:pPr>
         <w:pStyle w:val="Heading4"/>
       </w:pPr>
       <w:r>
-        <w:t xml:space="preserve">T9 — Tap detected on physical knock</w:t>
+        <w:t xml:space="preserve">S7 — Input device selection (macOS)</w:t>
       </w:r>
     </w:p>
     <w:p>
@@ -16289,13 +16961,61 @@
           <w:b/>
           <w:bCs/>
         </w:rPr>
+        <w:t xml:space="preserve">Platforms:</w:t>
+      </w:r>
+      <w:r>
+        <w:t xml:space="preserve"> </w:t>
+      </w:r>
+      <w:r>
+        <w:t xml:space="preserve">macOS ·</w:t>
+      </w:r>
+      <w:r>
+        <w:t xml:space="preserve"> </w:t>
+      </w:r>
+      <w:r>
+        <w:rPr>
+          <w:b/>
+          <w:bCs/>
+        </w:rPr>
+        <w:t xml:space="preserve">Priority:</w:t>
+      </w:r>
+      <w:r>
+        <w:t xml:space="preserve"> </w:t>
+      </w:r>
+      <w:r>
+        <w:t xml:space="preserve">High ·</w:t>
+      </w:r>
+      <w:r>
+        <w:t xml:space="preserve"> </w:t>
+      </w:r>
+      <w:r>
+        <w:rPr>
+          <w:b/>
+          <w:bCs/>
+        </w:rPr>
+        <w:t xml:space="preserve">Part 1 ref:</w:t>
+      </w:r>
+      <w:r>
+        <w:t xml:space="preserve"> </w:t>
+      </w:r>
+      <w:r>
+        <w:t xml:space="preserve">S7</w:t>
+      </w:r>
+      <w:r>
+        <w:t xml:space="preserve"> </w:t>
+      </w:r>
+      <w:r>
+        <w:rPr>
+          <w:b/>
+          <w:bCs/>
+        </w:rPr>
         <w:t xml:space="preserve">Preconditions:</w:t>
       </w:r>
       <w:r>
         <w:t xml:space="preserve"> </w:t>
       </w:r>
       <w:r>
-        <w:t xml:space="preserve">App running and recording. Tap count set to 1. Acoustic measurement mode.</w:t>
+        <w:t xml:space="preserve">Two microphone sources available on the Mac (e.g. built-in + USB headset).</w:t>
       </w:r>
       <w:r>
         <w:t xml:space="preserve"> </w:t>
@@ -16311,13 +17031,42 @@
         <w:t xml:space="preserve"> </w:t>
       </w:r>
       <w:r>
-        <w:t xml:space="preserve">1. Hold the device or place it on the guitar body.</w:t>
-      </w:r>
-      <w:r>
-        <w:t xml:space="preserve"> </w:t>
-      </w:r>
-      <w:r>
-        <w:t xml:space="preserve">2. Knock the guitar top firmly once.</w:t>
+        <w:t xml:space="preserve">1. Launch GuitarTap and tap</w:t>
+      </w:r>
+      <w:r>
+        <w:t xml:space="preserve"> </w:t>
+      </w:r>
+      <w:r>
+        <w:rPr>
+          <w:b/>
+          <w:bCs/>
+        </w:rPr>
+        <w:t xml:space="preserve">Start</w:t>
+      </w:r>
+      <w:r>
+        <w:t xml:space="preserve">.</w:t>
+      </w:r>
+      <w:r>
+        <w:t xml:space="preserve"> </w:t>
+      </w:r>
+      <w:r>
+        <w:t xml:space="preserve">2. Open GuitarTap</w:t>
+      </w:r>
+      <w:r>
+        <w:t xml:space="preserve"> </w:t>
+      </w:r>
+      <w:r>
+        <w:rPr>
+          <w:b/>
+          <w:bCs/>
+        </w:rPr>
+        <w:t xml:space="preserve">Settings → Audio Input &amp; Calibration → Audio Input Device</w:t>
+      </w:r>
+      <w:r>
+        <w:t xml:space="preserve"> </w:t>
+      </w:r>
+      <w:r>
+        <w:t xml:space="preserve">and select the alternative device.</w:t>
       </w:r>
     </w:p>
     <w:p>
@@ -16335,22 +17084,7 @@
         <w:t xml:space="preserve"> </w:t>
       </w:r>
       <w:r>
-        <w:t xml:space="preserve">The tap indicator flashes green.</w:t>
-      </w:r>
-      <w:r>
-        <w:t xml:space="preserve"> </w:t>
-      </w:r>
-      <w:r>
-        <w:rPr>
-          <w:rStyle w:val="VerbatimChar"/>
-        </w:rPr>
-        <w:t xml:space="preserve">Tap count: 1/1</w:t>
-      </w:r>
-      <w:r>
-        <w:t xml:space="preserve"> </w:t>
-      </w:r>
-      <w:r>
-        <w:t xml:space="preserve">appears in the status bar. The spectrum freezes and displays the captured response.</w:t>
+        <w:t xml:space="preserve">Within 2 s the spectrum updates to reflect audio from the new device. No crash.</w:t>
       </w:r>
     </w:p>
     <w:p>
@@ -16361,13 +17095,13 @@
       </w:r>
     </w:p>
     <w:bookmarkEnd w:id="43"/>
-    <w:bookmarkStart w:id="44" w:name="t10-minimum-inter-tap-interval-enforced"/>
+    <w:bookmarkStart w:id="44" w:name="s8-external-device-plugunplug-macos"/>
     <w:p>
       <w:pPr>
         <w:pStyle w:val="Heading4"/>
       </w:pPr>
       <w:r>
-        <w:t xml:space="preserve">T10 — Minimum inter-tap interval enforced</w:t>
+        <w:t xml:space="preserve">S8 — External device plug/unplug (macOS)</w:t>
       </w:r>
     </w:p>
     <w:p>
@@ -16379,13 +17113,61 @@
           <w:b/>
           <w:bCs/>
         </w:rPr>
+        <w:t xml:space="preserve">Platforms:</w:t>
+      </w:r>
+      <w:r>
+        <w:t xml:space="preserve"> </w:t>
+      </w:r>
+      <w:r>
+        <w:t xml:space="preserve">macOS ·</w:t>
+      </w:r>
+      <w:r>
+        <w:t xml:space="preserve"> </w:t>
+      </w:r>
+      <w:r>
+        <w:rPr>
+          <w:b/>
+          <w:bCs/>
+        </w:rPr>
+        <w:t xml:space="preserve">Priority:</w:t>
+      </w:r>
+      <w:r>
+        <w:t xml:space="preserve"> </w:t>
+      </w:r>
+      <w:r>
+        <w:t xml:space="preserve">Medium ·</w:t>
+      </w:r>
+      <w:r>
+        <w:t xml:space="preserve"> </w:t>
+      </w:r>
+      <w:r>
+        <w:rPr>
+          <w:b/>
+          <w:bCs/>
+        </w:rPr>
+        <w:t xml:space="preserve">Part 1 ref:</w:t>
+      </w:r>
+      <w:r>
+        <w:t xml:space="preserve"> </w:t>
+      </w:r>
+      <w:r>
+        <w:t xml:space="preserve">S8</w:t>
+      </w:r>
+      <w:r>
+        <w:t xml:space="preserve"> </w:t>
+      </w:r>
+      <w:r>
+        <w:rPr>
+          <w:b/>
+          <w:bCs/>
+        </w:rPr>
         <w:t xml:space="preserve">Preconditions:</w:t>
       </w:r>
       <w:r>
         <w:t xml:space="preserve"> </w:t>
       </w:r>
       <w:r>
-        <w:t xml:space="preserve">App running and recording. Tap count set to 3.</w:t>
+        <w:t xml:space="preserve">App recording on macOS.</w:t>
       </w:r>
       <w:r>
         <w:t xml:space="preserve"> </w:t>
@@ -16401,7 +17183,25 @@
         <w:t xml:space="preserve"> </w:t>
       </w:r>
       <w:r>
-        <w:t xml:space="preserve">1. Knock the guitar twice in very rapid succession (less than 0.3 s apart).</w:t>
+        <w:t xml:space="preserve">1. Plug in a USB microphone.</w:t>
+      </w:r>
+      <w:r>
+        <w:t xml:space="preserve"> </w:t>
+      </w:r>
+      <w:r>
+        <w:t xml:space="preserve">2. Confirm it appears in the device list in Settings.</w:t>
+      </w:r>
+      <w:r>
+        <w:t xml:space="preserve"> </w:t>
+      </w:r>
+      <w:r>
+        <w:t xml:space="preserve">3. Select it; confirm recording continues.</w:t>
+      </w:r>
+      <w:r>
+        <w:t xml:space="preserve"> </w:t>
+      </w:r>
+      <w:r>
+        <w:t xml:space="preserve">4. Unplug the USB microphone.</w:t>
       </w:r>
     </w:p>
     <w:p>
@@ -16419,7 +17219,7 @@
         <w:t xml:space="preserve"> </w:t>
       </w:r>
       <w:r>
-        <w:t xml:space="preserve">Only one tap is counted. The second knock within the cooldown window is silently rejected.</w:t>
+        <w:t xml:space="preserve">After unplugging, the app does not crash. The device list updates. Recording either falls back to the built-in mic or stops cleanly.</w:t>
       </w:r>
     </w:p>
     <w:p>
@@ -16430,13 +17230,13 @@
       </w:r>
     </w:p>
     <w:bookmarkEnd w:id="44"/>
-    <w:bookmarkStart w:id="45" w:name="Xa6c426a11790fec555229651552b7d7056c72b1"/>
+    <w:bookmarkStart w:id="45" w:name="s9-48-khz-sample-rate-accepted"/>
     <w:p>
       <w:pPr>
         <w:pStyle w:val="Heading4"/>
       </w:pPr>
       <w:r>
-        <w:t xml:space="preserve">T11 — Background noise does not false-trigger</w:t>
+        <w:t xml:space="preserve">S9 — 48 kHz sample rate accepted</w:t>
       </w:r>
     </w:p>
     <w:p>
@@ -16448,13 +17248,61 @@
           <w:b/>
           <w:bCs/>
         </w:rPr>
+        <w:t xml:space="preserve">Platforms:</w:t>
+      </w:r>
+      <w:r>
+        <w:t xml:space="preserve"> </w:t>
+      </w:r>
+      <w:r>
+        <w:t xml:space="preserve">iOS · iPadOS · macOS ·</w:t>
+      </w:r>
+      <w:r>
+        <w:t xml:space="preserve"> </w:t>
+      </w:r>
+      <w:r>
+        <w:rPr>
+          <w:b/>
+          <w:bCs/>
+        </w:rPr>
+        <w:t xml:space="preserve">Priority:</w:t>
+      </w:r>
+      <w:r>
+        <w:t xml:space="preserve"> </w:t>
+      </w:r>
+      <w:r>
+        <w:t xml:space="preserve">Medium ·</w:t>
+      </w:r>
+      <w:r>
+        <w:t xml:space="preserve"> </w:t>
+      </w:r>
+      <w:r>
+        <w:rPr>
+          <w:b/>
+          <w:bCs/>
+        </w:rPr>
+        <w:t xml:space="preserve">Part 1 ref:</w:t>
+      </w:r>
+      <w:r>
+        <w:t xml:space="preserve"> </w:t>
+      </w:r>
+      <w:r>
+        <w:t xml:space="preserve">S9</w:t>
+      </w:r>
+      <w:r>
+        <w:t xml:space="preserve"> </w:t>
+      </w:r>
+      <w:r>
+        <w:rPr>
+          <w:b/>
+          <w:bCs/>
+        </w:rPr>
         <w:t xml:space="preserve">Preconditions:</w:t>
       </w:r>
       <w:r>
         <w:t xml:space="preserve"> </w:t>
       </w:r>
       <w:r>
-        <w:t xml:space="preserve">App running and recording. Tap count set to 1. Place device in a quiet room.</w:t>
+        <w:t xml:space="preserve">App recording on any platform.</w:t>
       </w:r>
       <w:r>
         <w:t xml:space="preserve"> </w:t>
@@ -16470,7 +17318,42 @@
         <w:t xml:space="preserve"> </w:t>
       </w:r>
       <w:r>
-        <w:t xml:space="preserve">1. Leave the device recording with no intentional taps for 30 s.</w:t>
+        <w:t xml:space="preserve">1. Tap</w:t>
+      </w:r>
+      <w:r>
+        <w:t xml:space="preserve"> </w:t>
+      </w:r>
+      <w:r>
+        <w:rPr>
+          <w:b/>
+          <w:bCs/>
+        </w:rPr>
+        <w:t xml:space="preserve">Start</w:t>
+      </w:r>
+      <w:r>
+        <w:t xml:space="preserve">.</w:t>
+      </w:r>
+      <w:r>
+        <w:t xml:space="preserve"> </w:t>
+      </w:r>
+      <w:r>
+        <w:t xml:space="preserve">2. Tap</w:t>
+      </w:r>
+      <w:r>
+        <w:t xml:space="preserve"> </w:t>
+      </w:r>
+      <w:r>
+        <w:rPr>
+          <w:b/>
+          <w:bCs/>
+        </w:rPr>
+        <w:t xml:space="preserve">Metrics</w:t>
+      </w:r>
+      <w:r>
+        <w:t xml:space="preserve"> </w:t>
+      </w:r>
+      <w:r>
+        <w:t xml:space="preserve">to open the metrics overlay.</w:t>
       </w:r>
     </w:p>
     <w:p>
@@ -16488,7 +17371,53 @@
         <w:t xml:space="preserve"> </w:t>
       </w:r>
       <w:r>
-        <w:t xml:space="preserve">Tap count remains at 0. The indicator does not flash green.</w:t>
+        <w:t xml:space="preserve">The</w:t>
+      </w:r>
+      <w:r>
+        <w:t xml:space="preserve"> </w:t>
+      </w:r>
+      <w:r>
+        <w:rPr>
+          <w:b/>
+          <w:bCs/>
+        </w:rPr>
+        <w:t xml:space="preserve">Sample Rate</w:t>
+      </w:r>
+      <w:r>
+        <w:t xml:space="preserve"> </w:t>
+      </w:r>
+      <w:r>
+        <w:t xml:space="preserve">field shows</w:t>
+      </w:r>
+      <w:r>
+        <w:t xml:space="preserve"> </w:t>
+      </w:r>
+      <w:r>
+        <w:t xml:space="preserve">“48000 Hz”</w:t>
+      </w:r>
+      <w:r>
+        <w:t xml:space="preserve"> </w:t>
+      </w:r>
+      <w:r>
+        <w:t xml:space="preserve">(or the device’s actual rate). No</w:t>
+      </w:r>
+      <w:r>
+        <w:t xml:space="preserve"> </w:t>
+      </w:r>
+      <w:r>
+        <w:t xml:space="preserve">“0 Hz”</w:t>
+      </w:r>
+      <w:r>
+        <w:t xml:space="preserve">,</w:t>
+      </w:r>
+      <w:r>
+        <w:t xml:space="preserve"> </w:t>
+      </w:r>
+      <w:r>
+        <w:t xml:space="preserve">“—”</w:t>
+      </w:r>
+      <w:r>
+        <w:t xml:space="preserve">, or empty value.</w:t>
       </w:r>
     </w:p>
     <w:p>
@@ -16499,13 +17428,13 @@
       </w:r>
     </w:p>
     <w:bookmarkEnd w:id="45"/>
-    <w:bookmarkStart w:id="46" w:name="Xa3db969169c6e197a9e5cd805c702873bbde754"/>
+    <w:bookmarkStart w:id="46" w:name="s10-non-48-khz-device-accepted"/>
     <w:p>
       <w:pPr>
         <w:pStyle w:val="Heading4"/>
       </w:pPr>
       <w:r>
-        <w:t xml:space="preserve">T12 — Threshold setting affects sensitivity</w:t>
+        <w:t xml:space="preserve">S10 — Non-48 kHz device accepted</w:t>
       </w:r>
     </w:p>
     <w:p>
@@ -16517,13 +17446,77 @@
           <w:b/>
           <w:bCs/>
         </w:rPr>
+        <w:t xml:space="preserve">Platforms:</w:t>
+      </w:r>
+      <w:r>
+        <w:t xml:space="preserve"> </w:t>
+      </w:r>
+      <w:r>
+        <w:t xml:space="preserve">macOS ·</w:t>
+      </w:r>
+      <w:r>
+        <w:t xml:space="preserve"> </w:t>
+      </w:r>
+      <w:r>
+        <w:rPr>
+          <w:b/>
+          <w:bCs/>
+        </w:rPr>
+        <w:t xml:space="preserve">Priority:</w:t>
+      </w:r>
+      <w:r>
+        <w:t xml:space="preserve"> </w:t>
+      </w:r>
+      <w:r>
+        <w:t xml:space="preserve">Low ·</w:t>
+      </w:r>
+      <w:r>
+        <w:t xml:space="preserve"> </w:t>
+      </w:r>
+      <w:r>
+        <w:rPr>
+          <w:b/>
+          <w:bCs/>
+        </w:rPr>
+        <w:t xml:space="preserve">Part 1 ref:</w:t>
+      </w:r>
+      <w:r>
+        <w:t xml:space="preserve"> </w:t>
+      </w:r>
+      <w:r>
+        <w:t xml:space="preserve">S10</w:t>
+      </w:r>
+      <w:r>
+        <w:t xml:space="preserve"> </w:t>
+      </w:r>
+      <w:r>
+        <w:rPr>
+          <w:b/>
+          <w:bCs/>
+        </w:rPr>
         <w:t xml:space="preserve">Preconditions:</w:t>
       </w:r>
       <w:r>
         <w:t xml:space="preserve"> </w:t>
       </w:r>
       <w:r>
-        <w:t xml:space="preserve">App running. Default threshold in Settings.</w:t>
+        <w:t xml:space="preserve">A microphone is available whose sample rate can be changed in</w:t>
+      </w:r>
+      <w:r>
+        <w:t xml:space="preserve"> </w:t>
+      </w:r>
+      <w:r>
+        <w:rPr>
+          <w:b/>
+          <w:bCs/>
+        </w:rPr>
+        <w:t xml:space="preserve">Audio MIDI Setup</w:t>
+      </w:r>
+      <w:r>
+        <w:t xml:space="preserve"> </w:t>
+      </w:r>
+      <w:r>
+        <w:t xml:space="preserve">(Applications → Utilities) — the built-in microphone works.</w:t>
       </w:r>
       <w:r>
         <w:t xml:space="preserve"> </w:t>
@@ -16539,19 +17532,88 @@
         <w:t xml:space="preserve"> </w:t>
       </w:r>
       <w:r>
-        <w:t xml:space="preserve">1. Note current threshold value in Settings.</w:t>
-      </w:r>
-      <w:r>
-        <w:t xml:space="preserve"> </w:t>
-      </w:r>
-      <w:r>
-        <w:t xml:space="preserve">2. Reduce the threshold by 10 dB.</w:t>
-      </w:r>
-      <w:r>
-        <w:t xml:space="preserve"> </w:t>
-      </w:r>
-      <w:r>
-        <w:t xml:space="preserve">3. Try a light tap that previously was not detected.</w:t>
+        <w:t xml:space="preserve">1. Open Audio MIDI Setup and set the device to 44100 Hz.</w:t>
+      </w:r>
+      <w:r>
+        <w:t xml:space="preserve"> </w:t>
+      </w:r>
+      <w:r>
+        <w:t xml:space="preserve">2. Launch GuitarTap and select that device in</w:t>
+      </w:r>
+      <w:r>
+        <w:t xml:space="preserve"> </w:t>
+      </w:r>
+      <w:r>
+        <w:rPr>
+          <w:b/>
+          <w:bCs/>
+        </w:rPr>
+        <w:t xml:space="preserve">GuitarTap Settings → Audio Input &amp; Calibration → Audio Input Device</w:t>
+      </w:r>
+      <w:r>
+        <w:t xml:space="preserve">.</w:t>
+      </w:r>
+      <w:r>
+        <w:t xml:space="preserve"> </w:t>
+      </w:r>
+      <w:r>
+        <w:t xml:space="preserve">3. Tap</w:t>
+      </w:r>
+      <w:r>
+        <w:t xml:space="preserve"> </w:t>
+      </w:r>
+      <w:r>
+        <w:rPr>
+          <w:b/>
+          <w:bCs/>
+        </w:rPr>
+        <w:t xml:space="preserve">Start</w:t>
+      </w:r>
+      <w:r>
+        <w:t xml:space="preserve">.</w:t>
+      </w:r>
+      <w:r>
+        <w:t xml:space="preserve"> </w:t>
+      </w:r>
+      <w:r>
+        <w:t xml:space="preserve">4. Verify the spectrum appears and the</w:t>
+      </w:r>
+      <w:r>
+        <w:t xml:space="preserve"> </w:t>
+      </w:r>
+      <w:r>
+        <w:rPr>
+          <w:b/>
+          <w:bCs/>
+        </w:rPr>
+        <w:t xml:space="preserve">Sample Rate</w:t>
+      </w:r>
+      <w:r>
+        <w:t xml:space="preserve"> </w:t>
+      </w:r>
+      <w:r>
+        <w:t xml:space="preserve">in Metrics reads</w:t>
+      </w:r>
+      <w:r>
+        <w:t xml:space="preserve"> </w:t>
+      </w:r>
+      <w:r>
+        <w:t xml:space="preserve">“44100 Hz”</w:t>
+      </w:r>
+      <w:r>
+        <w:t xml:space="preserve">.</w:t>
+      </w:r>
+      <w:r>
+        <w:t xml:space="preserve"> </w:t>
+      </w:r>
+      <w:r>
+        <w:t xml:space="preserve">5. While still recording, switch the device back to 48000 Hz in Audio MIDI Setup.</w:t>
+      </w:r>
+      <w:r>
+        <w:t xml:space="preserve"> </w:t>
+      </w:r>
+      <w:r>
+        <w:t xml:space="preserve">6. Observe GuitarTap.</w:t>
       </w:r>
     </w:p>
     <w:p>
@@ -16569,7 +17631,38 @@
         <w:t xml:space="preserve"> </w:t>
       </w:r>
       <w:r>
-        <w:t xml:space="preserve">The lighter tap is now detected with the lower threshold. Increasing the threshold back to the original value causes light taps to be missed again.</w:t>
+        <w:t xml:space="preserve">- Steps 3–4: The spectrum chart appears and animates normally at 44100 Hz. The app does not crash.</w:t>
+      </w:r>
+      <w:r>
+        <w:t xml:space="preserve"> </w:t>
+      </w:r>
+      <w:r>
+        <w:t xml:space="preserve">- Step 6: Recording stops briefly and restarts automatically. After restart, the spectrum resumes and</w:t>
+      </w:r>
+      <w:r>
+        <w:t xml:space="preserve"> </w:t>
+      </w:r>
+      <w:r>
+        <w:rPr>
+          <w:b/>
+          <w:bCs/>
+        </w:rPr>
+        <w:t xml:space="preserve">Sample Rate</w:t>
+      </w:r>
+      <w:r>
+        <w:t xml:space="preserve"> </w:t>
+      </w:r>
+      <w:r>
+        <w:t xml:space="preserve">in Metrics reads</w:t>
+      </w:r>
+      <w:r>
+        <w:t xml:space="preserve"> </w:t>
+      </w:r>
+      <w:r>
+        <w:t xml:space="preserve">“48000 Hz”</w:t>
+      </w:r>
+      <w:r>
+        <w:t xml:space="preserve">. No crash or error dialog.</w:t>
       </w:r>
     </w:p>
     <w:p>
@@ -16581,22 +17674,22 @@
     </w:p>
     <w:bookmarkEnd w:id="46"/>
     <w:bookmarkEnd w:id="47"/>
-    <w:bookmarkStart w:id="51" w:name="averaging"/>
+    <w:bookmarkStart w:id="52" w:name="tap-detection"/>
     <w:p>
       <w:pPr>
         <w:pStyle w:val="Heading3"/>
       </w:pPr>
       <w:r>
-        <w:t xml:space="preserve">Averaging</w:t>
-      </w:r>
-    </w:p>
-    <w:bookmarkStart w:id="48" w:name="Xc1b97096112b9ceeccc0520b577bfddca9a4ca1"/>
+        <w:t xml:space="preserve">Tap Detection</w:t>
+      </w:r>
+    </w:p>
+    <w:bookmarkStart w:id="48" w:name="t9-tap-detected-on-physical-knock"/>
     <w:p>
       <w:pPr>
         <w:pStyle w:val="Heading4"/>
       </w:pPr>
       <w:r>
-        <w:t xml:space="preserve">A3 — Multi-tap accumulation and progress bar</w:t>
+        <w:t xml:space="preserve">T9 — Tap detected on physical knock</w:t>
       </w:r>
     </w:p>
     <w:p>
@@ -16608,13 +17701,61 @@
           <w:b/>
           <w:bCs/>
         </w:rPr>
+        <w:t xml:space="preserve">Platforms:</w:t>
+      </w:r>
+      <w:r>
+        <w:t xml:space="preserve"> </w:t>
+      </w:r>
+      <w:r>
+        <w:t xml:space="preserve">iOS · iPadOS · macOS ·</w:t>
+      </w:r>
+      <w:r>
+        <w:t xml:space="preserve"> </w:t>
+      </w:r>
+      <w:r>
+        <w:rPr>
+          <w:b/>
+          <w:bCs/>
+        </w:rPr>
+        <w:t xml:space="preserve">Priority:</w:t>
+      </w:r>
+      <w:r>
+        <w:t xml:space="preserve"> </w:t>
+      </w:r>
+      <w:r>
+        <w:t xml:space="preserve">High ·</w:t>
+      </w:r>
+      <w:r>
+        <w:t xml:space="preserve"> </w:t>
+      </w:r>
+      <w:r>
+        <w:rPr>
+          <w:b/>
+          <w:bCs/>
+        </w:rPr>
+        <w:t xml:space="preserve">Part 1 ref:</w:t>
+      </w:r>
+      <w:r>
+        <w:t xml:space="preserve"> </w:t>
+      </w:r>
+      <w:r>
+        <w:t xml:space="preserve">T9</w:t>
+      </w:r>
+      <w:r>
+        <w:t xml:space="preserve"> </w:t>
+      </w:r>
+      <w:r>
+        <w:rPr>
+          <w:b/>
+          <w:bCs/>
+        </w:rPr>
         <w:t xml:space="preserve">Preconditions:</w:t>
       </w:r>
       <w:r>
         <w:t xml:space="preserve"> </w:t>
       </w:r>
       <w:r>
-        <w:t xml:space="preserve">App running. Tap count set to 3.</w:t>
+        <w:t xml:space="preserve">App running and recording. Tap count set to 1. Acoustic measurement mode. Microphone (built-in or external) positioned close to the guitar body.</w:t>
       </w:r>
       <w:r>
         <w:t xml:space="preserve"> </w:t>
@@ -16630,31 +17771,7 @@
         <w:t xml:space="preserve"> </w:t>
       </w:r>
       <w:r>
-        <w:t xml:space="preserve">1. Knock the guitar once.</w:t>
-      </w:r>
-      <w:r>
-        <w:t xml:space="preserve"> </w:t>
-      </w:r>
-      <w:r>
-        <w:t xml:space="preserve">2. Wait for progress bar to show 1/3.</w:t>
-      </w:r>
-      <w:r>
-        <w:t xml:space="preserve"> </w:t>
-      </w:r>
-      <w:r>
-        <w:t xml:space="preserve">3. Knock again.</w:t>
-      </w:r>
-      <w:r>
-        <w:t xml:space="preserve"> </w:t>
-      </w:r>
-      <w:r>
-        <w:t xml:space="preserve">4. Wait for 2/3.</w:t>
-      </w:r>
-      <w:r>
-        <w:t xml:space="preserve"> </w:t>
-      </w:r>
-      <w:r>
-        <w:t xml:space="preserve">5. Knock a third time.</w:t>
+        <w:t xml:space="preserve">1. Knock the guitar top firmly once.</w:t>
       </w:r>
     </w:p>
     <w:p>
@@ -16672,7 +17789,22 @@
         <w:t xml:space="preserve"> </w:t>
       </w:r>
       <w:r>
-        <w:t xml:space="preserve">Progress bar advances to 1/3 after each tap. After the third tap it reaches 3/3 and the averaged spectrum is displayed.</w:t>
+        <w:t xml:space="preserve">The tap indicator flashes green.</w:t>
+      </w:r>
+      <w:r>
+        <w:t xml:space="preserve"> </w:t>
+      </w:r>
+      <w:r>
+        <w:rPr>
+          <w:rStyle w:val="VerbatimChar"/>
+        </w:rPr>
+        <w:t xml:space="preserve">Tap count: 1/1</w:t>
+      </w:r>
+      <w:r>
+        <w:t xml:space="preserve"> </w:t>
+      </w:r>
+      <w:r>
+        <w:t xml:space="preserve">appears in the status bar. The spectrum freezes and displays the captured response.</w:t>
       </w:r>
     </w:p>
     <w:p>
@@ -16683,13 +17815,13 @@
       </w:r>
     </w:p>
     <w:bookmarkEnd w:id="48"/>
-    <w:bookmarkStart w:id="49" w:name="X7510ec0c3a3b33d3b09faf4643f95948053edf2"/>
+    <w:bookmarkStart w:id="49" w:name="t10-minimum-inter-tap-interval-enforced"/>
     <w:p>
       <w:pPr>
         <w:pStyle w:val="Heading4"/>
       </w:pPr>
       <w:r>
-        <w:t xml:space="preserve">A4 — Averaged spectrum is smoother than a single tap</w:t>
+        <w:t xml:space="preserve">T10 — Minimum inter-tap interval enforced</w:t>
       </w:r>
     </w:p>
     <w:p>
@@ -16701,13 +17833,61 @@
           <w:b/>
           <w:bCs/>
         </w:rPr>
+        <w:t xml:space="preserve">Platforms:</w:t>
+      </w:r>
+      <w:r>
+        <w:t xml:space="preserve"> </w:t>
+      </w:r>
+      <w:r>
+        <w:t xml:space="preserve">iOS · iPadOS · macOS ·</w:t>
+      </w:r>
+      <w:r>
+        <w:t xml:space="preserve"> </w:t>
+      </w:r>
+      <w:r>
+        <w:rPr>
+          <w:b/>
+          <w:bCs/>
+        </w:rPr>
+        <w:t xml:space="preserve">Priority:</w:t>
+      </w:r>
+      <w:r>
+        <w:t xml:space="preserve"> </w:t>
+      </w:r>
+      <w:r>
+        <w:t xml:space="preserve">High ·</w:t>
+      </w:r>
+      <w:r>
+        <w:t xml:space="preserve"> </w:t>
+      </w:r>
+      <w:r>
+        <w:rPr>
+          <w:b/>
+          <w:bCs/>
+        </w:rPr>
+        <w:t xml:space="preserve">Part 1 ref:</w:t>
+      </w:r>
+      <w:r>
+        <w:t xml:space="preserve"> </w:t>
+      </w:r>
+      <w:r>
+        <w:t xml:space="preserve">T10</w:t>
+      </w:r>
+      <w:r>
+        <w:t xml:space="preserve"> </w:t>
+      </w:r>
+      <w:r>
+        <w:rPr>
+          <w:b/>
+          <w:bCs/>
+        </w:rPr>
         <w:t xml:space="preserve">Preconditions:</w:t>
       </w:r>
       <w:r>
         <w:t xml:space="preserve"> </w:t>
       </w:r>
       <w:r>
-        <w:t xml:space="preserve">App running. A real guitar is available.</w:t>
+        <w:t xml:space="preserve">App running and recording. Tap count set to 3.</w:t>
       </w:r>
       <w:r>
         <w:t xml:space="preserve"> </w:t>
@@ -16723,32 +17903,7 @@
         <w:t xml:space="preserve"> </w:t>
       </w:r>
       <w:r>
-        <w:t xml:space="preserve">1. Set tap count to 1. Capture one tap. Note the spectrum.</w:t>
-      </w:r>
-      <w:r>
-        <w:t xml:space="preserve"> </w:t>
-      </w:r>
-      <w:r>
-        <w:t xml:space="preserve">2. Tap</w:t>
-      </w:r>
-      <w:r>
-        <w:t xml:space="preserve"> </w:t>
-      </w:r>
-      <w:r>
-        <w:rPr>
-          <w:b/>
-          <w:bCs/>
-        </w:rPr>
-        <w:t xml:space="preserve">Reset</w:t>
-      </w:r>
-      <w:r>
-        <w:t xml:space="preserve">.</w:t>
-      </w:r>
-      <w:r>
-        <w:t xml:space="preserve"> </w:t>
-      </w:r>
-      <w:r>
-        <w:t xml:space="preserve">3. Set tap count to 5. Capture five taps of the same note.</w:t>
+        <w:t xml:space="preserve">1. Knock the guitar twice in very rapid succession (less than 0.3 s apart).</w:t>
       </w:r>
     </w:p>
     <w:p>
@@ -16766,7 +17921,7 @@
         <w:t xml:space="preserve"> </w:t>
       </w:r>
       <w:r>
-        <w:t xml:space="preserve">The 5-tap averaged spectrum is visibly smoother (less high-frequency noise) than the single-tap spectrum.</w:t>
+        <w:t xml:space="preserve">Only one tap is counted. The second knock within the cooldown window is silently rejected.</w:t>
       </w:r>
     </w:p>
     <w:p>
@@ -16777,13 +17932,13 @@
       </w:r>
     </w:p>
     <w:bookmarkEnd w:id="49"/>
-    <w:bookmarkStart w:id="50" w:name="a5-reset-clears-display"/>
+    <w:bookmarkStart w:id="50" w:name="Xa6c426a11790fec555229651552b7d7056c72b1"/>
     <w:p>
       <w:pPr>
         <w:pStyle w:val="Heading4"/>
       </w:pPr>
       <w:r>
-        <w:t xml:space="preserve">A5 — Reset clears display</w:t>
+        <w:t xml:space="preserve">T11 — Background noise does not false-trigger</w:t>
       </w:r>
     </w:p>
     <w:p>
@@ -16795,13 +17950,61 @@
           <w:b/>
           <w:bCs/>
         </w:rPr>
+        <w:t xml:space="preserve">Platforms:</w:t>
+      </w:r>
+      <w:r>
+        <w:t xml:space="preserve"> </w:t>
+      </w:r>
+      <w:r>
+        <w:t xml:space="preserve">iOS · iPadOS · macOS ·</w:t>
+      </w:r>
+      <w:r>
+        <w:t xml:space="preserve"> </w:t>
+      </w:r>
+      <w:r>
+        <w:rPr>
+          <w:b/>
+          <w:bCs/>
+        </w:rPr>
+        <w:t xml:space="preserve">Priority:</w:t>
+      </w:r>
+      <w:r>
+        <w:t xml:space="preserve"> </w:t>
+      </w:r>
+      <w:r>
+        <w:t xml:space="preserve">High ·</w:t>
+      </w:r>
+      <w:r>
+        <w:t xml:space="preserve"> </w:t>
+      </w:r>
+      <w:r>
+        <w:rPr>
+          <w:b/>
+          <w:bCs/>
+        </w:rPr>
+        <w:t xml:space="preserve">Part 1 ref:</w:t>
+      </w:r>
+      <w:r>
+        <w:t xml:space="preserve"> </w:t>
+      </w:r>
+      <w:r>
+        <w:t xml:space="preserve">T11</w:t>
+      </w:r>
+      <w:r>
+        <w:t xml:space="preserve"> </w:t>
+      </w:r>
+      <w:r>
+        <w:rPr>
+          <w:b/>
+          <w:bCs/>
+        </w:rPr>
         <w:t xml:space="preserve">Preconditions:</w:t>
       </w:r>
       <w:r>
         <w:t xml:space="preserve"> </w:t>
       </w:r>
       <w:r>
-        <w:t xml:space="preserve">App running. One or more taps captured.</w:t>
+        <w:t xml:space="preserve">App running and recording. Tap count set to 1. Place device in a quiet room.</w:t>
       </w:r>
       <w:r>
         <w:t xml:space="preserve"> </w:t>
@@ -16817,23 +18020,7 @@
         <w:t xml:space="preserve"> </w:t>
       </w:r>
       <w:r>
-        <w:t xml:space="preserve">1. Tap the</w:t>
-      </w:r>
-      <w:r>
-        <w:t xml:space="preserve"> </w:t>
-      </w:r>
-      <w:r>
-        <w:rPr>
-          <w:b/>
-          <w:bCs/>
-        </w:rPr>
-        <w:t xml:space="preserve">Reset</w:t>
-      </w:r>
-      <w:r>
-        <w:t xml:space="preserve"> </w:t>
-      </w:r>
-      <w:r>
-        <w:t xml:space="preserve">button (or the equivalent control in the tap controls row).</w:t>
+        <w:t xml:space="preserve">1. Leave the device recording with no intentional taps for 30 s.</w:t>
       </w:r>
     </w:p>
     <w:p>
@@ -16851,7 +18038,19 @@
         <w:t xml:space="preserve"> </w:t>
       </w:r>
       <w:r>
-        <w:t xml:space="preserve">The spectrum clears to noise floor. Tap count returns to 0. The progress bar disappears.</w:t>
+        <w:t xml:space="preserve">The status message remains</w:t>
+      </w:r>
+      <w:r>
+        <w:t xml:space="preserve"> </w:t>
+      </w:r>
+      <w:r>
+        <w:t xml:space="preserve">“Tap the guitar…”</w:t>
+      </w:r>
+      <w:r>
+        <w:t xml:space="preserve"> </w:t>
+      </w:r>
+      <w:r>
+        <w:t xml:space="preserve">throughout. The indicator does not flash green.</w:t>
       </w:r>
     </w:p>
     <w:p>
@@ -16862,23 +18061,13 @@
       </w:r>
     </w:p>
     <w:bookmarkEnd w:id="50"/>
-    <w:bookmarkEnd w:id="51"/>
-    <w:bookmarkStart w:id="62" w:name="chart-interaction"/>
-    <w:p>
-      <w:pPr>
-        <w:pStyle w:val="Heading3"/>
-      </w:pPr>
-      <w:r>
-        <w:t xml:space="preserve">Chart Interaction</w:t>
-      </w:r>
-    </w:p>
-    <w:bookmarkStart w:id="52" w:name="X4a3735fbd54046ea1ad9532955ddde7ba73bd9d"/>
+    <w:bookmarkStart w:id="51" w:name="Xa3db969169c6e197a9e5cd805c702873bbde754"/>
     <w:p>
       <w:pPr>
         <w:pStyle w:val="Heading4"/>
       </w:pPr>
       <w:r>
-        <w:t xml:space="preserve">C9 — Pinch-to-zoom narrows frequency range (iOS/iPadOS)</w:t>
+        <w:t xml:space="preserve">T12 — Threshold setting affects sensitivity</w:t>
       </w:r>
     </w:p>
     <w:p>
@@ -16890,13 +18079,61 @@
           <w:b/>
           <w:bCs/>
         </w:rPr>
+        <w:t xml:space="preserve">Platforms:</w:t>
+      </w:r>
+      <w:r>
+        <w:t xml:space="preserve"> </w:t>
+      </w:r>
+      <w:r>
+        <w:t xml:space="preserve">iOS · iPadOS · macOS ·</w:t>
+      </w:r>
+      <w:r>
+        <w:t xml:space="preserve"> </w:t>
+      </w:r>
+      <w:r>
+        <w:rPr>
+          <w:b/>
+          <w:bCs/>
+        </w:rPr>
+        <w:t xml:space="preserve">Priority:</w:t>
+      </w:r>
+      <w:r>
+        <w:t xml:space="preserve"> </w:t>
+      </w:r>
+      <w:r>
+        <w:t xml:space="preserve">Medium ·</w:t>
+      </w:r>
+      <w:r>
+        <w:t xml:space="preserve"> </w:t>
+      </w:r>
+      <w:r>
+        <w:rPr>
+          <w:b/>
+          <w:bCs/>
+        </w:rPr>
+        <w:t xml:space="preserve">Part 1 ref:</w:t>
+      </w:r>
+      <w:r>
+        <w:t xml:space="preserve"> </w:t>
+      </w:r>
+      <w:r>
+        <w:t xml:space="preserve">T12</w:t>
+      </w:r>
+      <w:r>
+        <w:t xml:space="preserve"> </w:t>
+      </w:r>
+      <w:r>
+        <w:rPr>
+          <w:b/>
+          <w:bCs/>
+        </w:rPr>
         <w:t xml:space="preserve">Preconditions:</w:t>
       </w:r>
       <w:r>
         <w:t xml:space="preserve"> </w:t>
       </w:r>
       <w:r>
-        <w:t xml:space="preserve">App running with a frozen or live spectrum. iPad or iPhone.</w:t>
+        <w:t xml:space="preserve">App running. Default threshold in Settings.</w:t>
       </w:r>
       <w:r>
         <w:t xml:space="preserve"> </w:t>
@@ -16912,13 +18149,19 @@
         <w:t xml:space="preserve"> </w:t>
       </w:r>
       <w:r>
-        <w:t xml:space="preserve">1. Place two fingers near the centre of the spectrum chart.</w:t>
-      </w:r>
-      <w:r>
-        <w:t xml:space="preserve"> </w:t>
-      </w:r>
-      <w:r>
-        <w:t xml:space="preserve">2. Pinch inward (bring fingers together).</w:t>
+        <w:t xml:space="preserve">1. Perform a light tap and confirm it is not detected at the default threshold.</w:t>
+      </w:r>
+      <w:r>
+        <w:t xml:space="preserve"> </w:t>
+      </w:r>
+      <w:r>
+        <w:t xml:space="preserve">2. Reduce the threshold using the Threshold slider until the threshold line on the chart is below the peak of the previous tap.</w:t>
+      </w:r>
+      <w:r>
+        <w:t xml:space="preserve"> </w:t>
+      </w:r>
+      <w:r>
+        <w:t xml:space="preserve">3. Perform the same light tap again.</w:t>
       </w:r>
     </w:p>
     <w:p>
@@ -16936,7 +18179,7 @@
         <w:t xml:space="preserve"> </w:t>
       </w:r>
       <w:r>
-        <w:t xml:space="preserve">The frequency axis zooms in. The visible frequency range narrows (e.g. from 20–2000 Hz down to 400–1200 Hz). Axis tick labels update accordingly.</w:t>
+        <w:t xml:space="preserve">The lighter tap is now detected with the lower threshold. Increasing the threshold back to the original value causes light taps to be missed again.</w:t>
       </w:r>
     </w:p>
     <w:p>
@@ -16946,14 +18189,24 @@
         </w:pict>
       </w:r>
     </w:p>
+    <w:bookmarkEnd w:id="51"/>
     <w:bookmarkEnd w:id="52"/>
-    <w:bookmarkStart w:id="53" w:name="Xd8b29363e10d738b1972692e57a835a1d6b608d"/>
+    <w:bookmarkStart w:id="56" w:name="averaging"/>
+    <w:p>
+      <w:pPr>
+        <w:pStyle w:val="Heading3"/>
+      </w:pPr>
+      <w:r>
+        <w:t xml:space="preserve">Averaging</w:t>
+      </w:r>
+    </w:p>
+    <w:bookmarkStart w:id="53" w:name="Xc1b97096112b9ceeccc0520b577bfddca9a4ca1"/>
     <w:p>
       <w:pPr>
         <w:pStyle w:val="Heading4"/>
       </w:pPr>
       <w:r>
-        <w:t xml:space="preserve">C10 — Spread-to-zoom widens frequency range (iOS/iPadOS)</w:t>
+        <w:t xml:space="preserve">A3 — Multi-tap accumulation and progress bar</w:t>
       </w:r>
     </w:p>
     <w:p>
@@ -16965,13 +18218,61 @@
           <w:b/>
           <w:bCs/>
         </w:rPr>
+        <w:t xml:space="preserve">Platforms:</w:t>
+      </w:r>
+      <w:r>
+        <w:t xml:space="preserve"> </w:t>
+      </w:r>
+      <w:r>
+        <w:t xml:space="preserve">iOS · iPadOS · macOS ·</w:t>
+      </w:r>
+      <w:r>
+        <w:t xml:space="preserve"> </w:t>
+      </w:r>
+      <w:r>
+        <w:rPr>
+          <w:b/>
+          <w:bCs/>
+        </w:rPr>
+        <w:t xml:space="preserve">Priority:</w:t>
+      </w:r>
+      <w:r>
+        <w:t xml:space="preserve"> </w:t>
+      </w:r>
+      <w:r>
+        <w:t xml:space="preserve">High ·</w:t>
+      </w:r>
+      <w:r>
+        <w:t xml:space="preserve"> </w:t>
+      </w:r>
+      <w:r>
+        <w:rPr>
+          <w:b/>
+          <w:bCs/>
+        </w:rPr>
+        <w:t xml:space="preserve">Part 1 ref:</w:t>
+      </w:r>
+      <w:r>
+        <w:t xml:space="preserve"> </w:t>
+      </w:r>
+      <w:r>
+        <w:t xml:space="preserve">A3</w:t>
+      </w:r>
+      <w:r>
+        <w:t xml:space="preserve"> </w:t>
+      </w:r>
+      <w:r>
+        <w:rPr>
+          <w:b/>
+          <w:bCs/>
+        </w:rPr>
         <w:t xml:space="preserve">Preconditions:</w:t>
       </w:r>
       <w:r>
         <w:t xml:space="preserve"> </w:t>
       </w:r>
       <w:r>
-        <w:t xml:space="preserve">Frequency axis is already zoomed in (range &lt; 1000 Hz).</w:t>
+        <w:t xml:space="preserve">App running. Tap count set to 3.</w:t>
       </w:r>
       <w:r>
         <w:t xml:space="preserve"> </w:t>
@@ -16987,13 +18288,31 @@
         <w:t xml:space="preserve"> </w:t>
       </w:r>
       <w:r>
-        <w:t xml:space="preserve">1. Place two fingers near the centre of the chart.</w:t>
-      </w:r>
-      <w:r>
-        <w:t xml:space="preserve"> </w:t>
-      </w:r>
-      <w:r>
-        <w:t xml:space="preserve">2. Spread fingers apart.</w:t>
+        <w:t xml:space="preserve">1. Knock the guitar once.</w:t>
+      </w:r>
+      <w:r>
+        <w:t xml:space="preserve"> </w:t>
+      </w:r>
+      <w:r>
+        <w:t xml:space="preserve">2. Wait for progress bar to show 1/3.</w:t>
+      </w:r>
+      <w:r>
+        <w:t xml:space="preserve"> </w:t>
+      </w:r>
+      <w:r>
+        <w:t xml:space="preserve">3. Knock again.</w:t>
+      </w:r>
+      <w:r>
+        <w:t xml:space="preserve"> </w:t>
+      </w:r>
+      <w:r>
+        <w:t xml:space="preserve">4. Wait for 2/3.</w:t>
+      </w:r>
+      <w:r>
+        <w:t xml:space="preserve"> </w:t>
+      </w:r>
+      <w:r>
+        <w:t xml:space="preserve">5. Knock a third time.</w:t>
       </w:r>
     </w:p>
     <w:p>
@@ -17011,7 +18330,7 @@
         <w:t xml:space="preserve"> </w:t>
       </w:r>
       <w:r>
-        <w:t xml:space="preserve">Frequency axis zooms out. Range widens. Cannot exceed 20–20000 Hz.</w:t>
+        <w:t xml:space="preserve">Progress bar advances to 1/3 after each tap. After the third tap it reaches 3/3 and the averaged spectrum is displayed.</w:t>
       </w:r>
     </w:p>
     <w:p>
@@ -17022,13 +18341,13 @@
       </w:r>
     </w:p>
     <w:bookmarkEnd w:id="53"/>
-    <w:bookmarkStart w:id="54" w:name="c11-drag-pans-frequency-axis-iosipados"/>
+    <w:bookmarkStart w:id="54" w:name="X980d846b70a38cb048134c119755aa98e6818d6"/>
     <w:p>
       <w:pPr>
         <w:pStyle w:val="Heading4"/>
       </w:pPr>
       <w:r>
-        <w:t xml:space="preserve">C11 — Drag pans frequency axis (iOS/iPadOS)</w:t>
+        <w:t xml:space="preserve">A4 — Averaged spectrum is more consistent than a single tap</w:t>
       </w:r>
     </w:p>
     <w:p>
@@ -17040,13 +18359,61 @@
           <w:b/>
           <w:bCs/>
         </w:rPr>
+        <w:t xml:space="preserve">Platforms:</w:t>
+      </w:r>
+      <w:r>
+        <w:t xml:space="preserve"> </w:t>
+      </w:r>
+      <w:r>
+        <w:t xml:space="preserve">iOS · iPadOS · macOS ·</w:t>
+      </w:r>
+      <w:r>
+        <w:t xml:space="preserve"> </w:t>
+      </w:r>
+      <w:r>
+        <w:rPr>
+          <w:b/>
+          <w:bCs/>
+        </w:rPr>
+        <w:t xml:space="preserve">Priority:</w:t>
+      </w:r>
+      <w:r>
+        <w:t xml:space="preserve"> </w:t>
+      </w:r>
+      <w:r>
+        <w:t xml:space="preserve">Medium ·</w:t>
+      </w:r>
+      <w:r>
+        <w:t xml:space="preserve"> </w:t>
+      </w:r>
+      <w:r>
+        <w:rPr>
+          <w:b/>
+          <w:bCs/>
+        </w:rPr>
+        <w:t xml:space="preserve">Part 1 ref:</w:t>
+      </w:r>
+      <w:r>
+        <w:t xml:space="preserve"> </w:t>
+      </w:r>
+      <w:r>
+        <w:t xml:space="preserve">A4</w:t>
+      </w:r>
+      <w:r>
+        <w:t xml:space="preserve"> </w:t>
+      </w:r>
+      <w:r>
+        <w:rPr>
+          <w:b/>
+          <w:bCs/>
+        </w:rPr>
         <w:t xml:space="preserve">Preconditions:</w:t>
       </w:r>
       <w:r>
         <w:t xml:space="preserve"> </w:t>
       </w:r>
       <w:r>
-        <w:t xml:space="preserve">Frequency axis is zoomed in to a sub-range.</w:t>
+        <w:t xml:space="preserve">App running. A real guitar is available.</w:t>
       </w:r>
       <w:r>
         <w:t xml:space="preserve"> </w:t>
@@ -17062,19 +18429,32 @@
         <w:t xml:space="preserve"> </w:t>
       </w:r>
       <w:r>
-        <w:t xml:space="preserve">1. Press and drag the chart to the left.</w:t>
-      </w:r>
-      <w:r>
-        <w:t xml:space="preserve"> </w:t>
-      </w:r>
-      <w:r>
-        <w:t xml:space="preserve">2. Release.</w:t>
-      </w:r>
-      <w:r>
-        <w:t xml:space="preserve"> </w:t>
-      </w:r>
-      <w:r>
-        <w:t xml:space="preserve">3. Drag back to the right.</w:t>
+        <w:t xml:space="preserve">1. Set tap count to 1. Capture one tap. Note the positions of the prominent peaks.</w:t>
+      </w:r>
+      <w:r>
+        <w:t xml:space="preserve"> </w:t>
+      </w:r>
+      <w:r>
+        <w:t xml:space="preserve">2. Tap</w:t>
+      </w:r>
+      <w:r>
+        <w:t xml:space="preserve"> </w:t>
+      </w:r>
+      <w:r>
+        <w:rPr>
+          <w:b/>
+          <w:bCs/>
+        </w:rPr>
+        <w:t xml:space="preserve">Reset</w:t>
+      </w:r>
+      <w:r>
+        <w:t xml:space="preserve">.</w:t>
+      </w:r>
+      <w:r>
+        <w:t xml:space="preserve"> </w:t>
+      </w:r>
+      <w:r>
+        <w:t xml:space="preserve">3. Set tap count to 5. Capture five taps, deliberately varying tap position and force slightly between each.</w:t>
       </w:r>
     </w:p>
     <w:p>
@@ -17092,7 +18472,7 @@
         <w:t xml:space="preserve"> </w:t>
       </w:r>
       <w:r>
-        <w:t xml:space="preserve">Frequency axis shifts left on left-drag and right on right-drag. The range span (zoom level) does not change. Position is maintained after release.</w:t>
+        <w:t xml:space="preserve">The prominent peaks in the 5-tap averaged spectrum appear at the same frequencies as in the single-tap spectrum. The purpose of averaging is to reduce variation caused by differences in tap position and force — the overall spectral shape may look similar to a single tap.</w:t>
       </w:r>
     </w:p>
     <w:p>
@@ -17103,13 +18483,13 @@
       </w:r>
     </w:p>
     <w:bookmarkEnd w:id="54"/>
-    <w:bookmarkStart w:id="55" w:name="X23cbb6f76165eb195534e8971908f94d1ce90ff"/>
+    <w:bookmarkStart w:id="55" w:name="a5-new-tap-clears-previous-capture"/>
     <w:p>
       <w:pPr>
         <w:pStyle w:val="Heading4"/>
       </w:pPr>
       <w:r>
-        <w:t xml:space="preserve">C12 — Scroll wheel pans magnitude axis (macOS)</w:t>
+        <w:t xml:space="preserve">A5 — New Tap clears previous capture</w:t>
       </w:r>
     </w:p>
     <w:p>
@@ -17121,13 +18501,61 @@
           <w:b/>
           <w:bCs/>
         </w:rPr>
+        <w:t xml:space="preserve">Platforms:</w:t>
+      </w:r>
+      <w:r>
+        <w:t xml:space="preserve"> </w:t>
+      </w:r>
+      <w:r>
+        <w:t xml:space="preserve">iOS · iPadOS · macOS ·</w:t>
+      </w:r>
+      <w:r>
+        <w:t xml:space="preserve"> </w:t>
+      </w:r>
+      <w:r>
+        <w:rPr>
+          <w:b/>
+          <w:bCs/>
+        </w:rPr>
+        <w:t xml:space="preserve">Priority:</w:t>
+      </w:r>
+      <w:r>
+        <w:t xml:space="preserve"> </w:t>
+      </w:r>
+      <w:r>
+        <w:t xml:space="preserve">High ·</w:t>
+      </w:r>
+      <w:r>
+        <w:t xml:space="preserve"> </w:t>
+      </w:r>
+      <w:r>
+        <w:rPr>
+          <w:b/>
+          <w:bCs/>
+        </w:rPr>
+        <w:t xml:space="preserve">Part 1 ref:</w:t>
+      </w:r>
+      <w:r>
+        <w:t xml:space="preserve"> </w:t>
+      </w:r>
+      <w:r>
+        <w:t xml:space="preserve">A5</w:t>
+      </w:r>
+      <w:r>
+        <w:t xml:space="preserve"> </w:t>
+      </w:r>
+      <w:r>
+        <w:rPr>
+          <w:b/>
+          <w:bCs/>
+        </w:rPr>
         <w:t xml:space="preserve">Preconditions:</w:t>
       </w:r>
       <w:r>
         <w:t xml:space="preserve"> </w:t>
       </w:r>
       <w:r>
-        <w:t xml:space="preserve">App running on macOS with a trackpad or scroll wheel.</w:t>
+        <w:t xml:space="preserve">App running and recording. One or more taps have been captured (spectrum is frozen).</w:t>
       </w:r>
       <w:r>
         <w:t xml:space="preserve"> </w:t>
@@ -17143,13 +18571,23 @@
         <w:t xml:space="preserve"> </w:t>
       </w:r>
       <w:r>
-        <w:t xml:space="preserve">1. Position cursor over the chart.</w:t>
-      </w:r>
-      <w:r>
-        <w:t xml:space="preserve"> </w:t>
-      </w:r>
-      <w:r>
-        <w:t xml:space="preserve">2. Scroll up (no modifier keys).</w:t>
+        <w:t xml:space="preserve">1. Tap the</w:t>
+      </w:r>
+      <w:r>
+        <w:t xml:space="preserve"> </w:t>
+      </w:r>
+      <w:r>
+        <w:rPr>
+          <w:b/>
+          <w:bCs/>
+        </w:rPr>
+        <w:t xml:space="preserve">New Tap</w:t>
+      </w:r>
+      <w:r>
+        <w:t xml:space="preserve"> </w:t>
+      </w:r>
+      <w:r>
+        <w:t xml:space="preserve">button.</w:t>
       </w:r>
     </w:p>
     <w:p>
@@ -17167,7 +18605,19 @@
         <w:t xml:space="preserve"> </w:t>
       </w:r>
       <w:r>
-        <w:t xml:space="preserve">dB axis shifts upward (higher dB values come into view). No frequency axis change.</w:t>
+        <w:t xml:space="preserve">The frozen spectrum clears and the status message returns to</w:t>
+      </w:r>
+      <w:r>
+        <w:t xml:space="preserve"> </w:t>
+      </w:r>
+      <w:r>
+        <w:t xml:space="preserve">“Tap the guitar…”</w:t>
+      </w:r>
+      <w:r>
+        <w:t xml:space="preserve"> </w:t>
+      </w:r>
+      <w:r>
+        <w:t xml:space="preserve">ready for a fresh capture sequence. If a multi-tap sequence was in progress, the progress bar also disappears.</w:t>
       </w:r>
     </w:p>
     <w:p>
@@ -17178,13 +18628,23 @@
       </w:r>
     </w:p>
     <w:bookmarkEnd w:id="55"/>
-    <w:bookmarkStart w:id="56" w:name="X9012475333568eb46a1ded0f35fa797792f87d7"/>
+    <w:bookmarkEnd w:id="56"/>
+    <w:bookmarkStart w:id="68" w:name="chart-interaction"/>
+    <w:p>
+      <w:pPr>
+        <w:pStyle w:val="Heading3"/>
+      </w:pPr>
+      <w:r>
+        <w:t xml:space="preserve">Chart Interaction</w:t>
+      </w:r>
+    </w:p>
+    <w:bookmarkStart w:id="57" w:name="X4a3735fbd54046ea1ad9532955ddde7ba73bd9d"/>
     <w:p>
       <w:pPr>
         <w:pStyle w:val="Heading4"/>
       </w:pPr>
       <w:r>
-        <w:t xml:space="preserve">C13 — Shift+scroll pans frequency axis (macOS)</w:t>
+        <w:t xml:space="preserve">C9 — Pinch-to-zoom narrows frequency range (iOS/iPadOS)</w:t>
       </w:r>
     </w:p>
     <w:p>
@@ -17196,13 +18656,61 @@
           <w:b/>
           <w:bCs/>
         </w:rPr>
+        <w:t xml:space="preserve">Platforms:</w:t>
+      </w:r>
+      <w:r>
+        <w:t xml:space="preserve"> </w:t>
+      </w:r>
+      <w:r>
+        <w:t xml:space="preserve">iOS · iPadOS ·</w:t>
+      </w:r>
+      <w:r>
+        <w:t xml:space="preserve"> </w:t>
+      </w:r>
+      <w:r>
+        <w:rPr>
+          <w:b/>
+          <w:bCs/>
+        </w:rPr>
+        <w:t xml:space="preserve">Priority:</w:t>
+      </w:r>
+      <w:r>
+        <w:t xml:space="preserve"> </w:t>
+      </w:r>
+      <w:r>
+        <w:t xml:space="preserve">High ·</w:t>
+      </w:r>
+      <w:r>
+        <w:t xml:space="preserve"> </w:t>
+      </w:r>
+      <w:r>
+        <w:rPr>
+          <w:b/>
+          <w:bCs/>
+        </w:rPr>
+        <w:t xml:space="preserve">Part 1 ref:</w:t>
+      </w:r>
+      <w:r>
+        <w:t xml:space="preserve"> </w:t>
+      </w:r>
+      <w:r>
+        <w:t xml:space="preserve">C9</w:t>
+      </w:r>
+      <w:r>
+        <w:t xml:space="preserve"> </w:t>
+      </w:r>
+      <w:r>
+        <w:rPr>
+          <w:b/>
+          <w:bCs/>
+        </w:rPr>
         <w:t xml:space="preserve">Preconditions:</w:t>
       </w:r>
       <w:r>
         <w:t xml:space="preserve"> </w:t>
       </w:r>
       <w:r>
-        <w:t xml:space="preserve">App running on macOS.</w:t>
+        <w:t xml:space="preserve">App running with a frozen or live spectrum. iPad or iPhone.</w:t>
       </w:r>
       <w:r>
         <w:t xml:space="preserve"> </w:t>
@@ -17218,23 +18726,13 @@
         <w:t xml:space="preserve"> </w:t>
       </w:r>
       <w:r>
-        <w:t xml:space="preserve">1. Hold</w:t>
-      </w:r>
-      <w:r>
-        <w:t xml:space="preserve"> </w:t>
-      </w:r>
-      <w:r>
-        <w:rPr>
-          <w:b/>
-          <w:bCs/>
-        </w:rPr>
-        <w:t xml:space="preserve">Shift</w:t>
-      </w:r>
-      <w:r>
-        <w:t xml:space="preserve"> </w:t>
-      </w:r>
-      <w:r>
-        <w:t xml:space="preserve">and scroll left/right.</w:t>
+        <w:t xml:space="preserve">1. Place two fingers near the centre of the spectrum chart.</w:t>
+      </w:r>
+      <w:r>
+        <w:t xml:space="preserve"> </w:t>
+      </w:r>
+      <w:r>
+        <w:t xml:space="preserve">2. Pinch inward (bring fingers together).</w:t>
       </w:r>
     </w:p>
     <w:p>
@@ -17252,7 +18750,7 @@
         <w:t xml:space="preserve"> </w:t>
       </w:r>
       <w:r>
-        <w:t xml:space="preserve">Frequency axis pans left or right. No dB axis change.</w:t>
+        <w:t xml:space="preserve">The frequency axis zooms in. The visible frequency range narrows (e.g. from 20–2000 Hz down to 400–1200 Hz). Axis tick labels update accordingly.</w:t>
       </w:r>
     </w:p>
     <w:p>
@@ -17262,14 +18760,14 @@
         </w:pict>
       </w:r>
     </w:p>
-    <w:bookmarkEnd w:id="56"/>
-    <w:bookmarkStart w:id="57" w:name="c14-cmdscroll-zooms-both-axes-macos"/>
+    <w:bookmarkEnd w:id="57"/>
+    <w:bookmarkStart w:id="58" w:name="Xd8b29363e10d738b1972692e57a835a1d6b608d"/>
     <w:p>
       <w:pPr>
         <w:pStyle w:val="Heading4"/>
       </w:pPr>
       <w:r>
-        <w:t xml:space="preserve">C14 — Cmd+scroll zooms both axes (macOS)</w:t>
+        <w:t xml:space="preserve">C10 — Spread-to-zoom widens frequency range (iOS/iPadOS)</w:t>
       </w:r>
     </w:p>
     <w:p>
@@ -17281,13 +18779,61 @@
           <w:b/>
           <w:bCs/>
         </w:rPr>
+        <w:t xml:space="preserve">Platforms:</w:t>
+      </w:r>
+      <w:r>
+        <w:t xml:space="preserve"> </w:t>
+      </w:r>
+      <w:r>
+        <w:t xml:space="preserve">iOS · iPadOS ·</w:t>
+      </w:r>
+      <w:r>
+        <w:t xml:space="preserve"> </w:t>
+      </w:r>
+      <w:r>
+        <w:rPr>
+          <w:b/>
+          <w:bCs/>
+        </w:rPr>
+        <w:t xml:space="preserve">Priority:</w:t>
+      </w:r>
+      <w:r>
+        <w:t xml:space="preserve"> </w:t>
+      </w:r>
+      <w:r>
+        <w:t xml:space="preserve">High ·</w:t>
+      </w:r>
+      <w:r>
+        <w:t xml:space="preserve"> </w:t>
+      </w:r>
+      <w:r>
+        <w:rPr>
+          <w:b/>
+          <w:bCs/>
+        </w:rPr>
+        <w:t xml:space="preserve">Part 1 ref:</w:t>
+      </w:r>
+      <w:r>
+        <w:t xml:space="preserve"> </w:t>
+      </w:r>
+      <w:r>
+        <w:t xml:space="preserve">C10</w:t>
+      </w:r>
+      <w:r>
+        <w:t xml:space="preserve"> </w:t>
+      </w:r>
+      <w:r>
+        <w:rPr>
+          <w:b/>
+          <w:bCs/>
+        </w:rPr>
         <w:t xml:space="preserve">Preconditions:</w:t>
       </w:r>
       <w:r>
         <w:t xml:space="preserve"> </w:t>
       </w:r>
       <w:r>
-        <w:t xml:space="preserve">App running on macOS. Cursor positioned over a peak.</w:t>
+        <w:t xml:space="preserve">Frequency axis is already zoomed in (range &lt; 1000 Hz).</w:t>
       </w:r>
       <w:r>
         <w:t xml:space="preserve"> </w:t>
@@ -17303,23 +18849,13 @@
         <w:t xml:space="preserve"> </w:t>
       </w:r>
       <w:r>
-        <w:t xml:space="preserve">1. Hold</w:t>
-      </w:r>
-      <w:r>
-        <w:t xml:space="preserve"> </w:t>
-      </w:r>
-      <w:r>
-        <w:rPr>
-          <w:b/>
-          <w:bCs/>
-        </w:rPr>
-        <w:t xml:space="preserve">Cmd</w:t>
-      </w:r>
-      <w:r>
-        <w:t xml:space="preserve"> </w:t>
-      </w:r>
-      <w:r>
-        <w:t xml:space="preserve">and scroll up (zoom in).</w:t>
+        <w:t xml:space="preserve">1. Place two fingers near the centre of the chart.</w:t>
+      </w:r>
+      <w:r>
+        <w:t xml:space="preserve"> </w:t>
+      </w:r>
+      <w:r>
+        <w:t xml:space="preserve">2. Spread fingers apart.</w:t>
       </w:r>
     </w:p>
     <w:p>
@@ -17337,7 +18873,7 @@
         <w:t xml:space="preserve"> </w:t>
       </w:r>
       <w:r>
-        <w:t xml:space="preserve">Both frequency and dB axes zoom in simultaneously. The point under the cursor stays approximately fixed.</w:t>
+        <w:t xml:space="preserve">Frequency axis zooms out. Range widens. Cannot exceed 20–20000 Hz.</w:t>
       </w:r>
     </w:p>
     <w:p>
@@ -17347,14 +18883,14 @@
         </w:pict>
       </w:r>
     </w:p>
-    <w:bookmarkEnd w:id="57"/>
-    <w:bookmarkStart w:id="58" w:name="X8057ef58d6fb8c00e0311cc8165b63d96d0479f"/>
+    <w:bookmarkEnd w:id="58"/>
+    <w:bookmarkStart w:id="59" w:name="c11-drag-pans-frequency-axis-iosipados"/>
     <w:p>
       <w:pPr>
         <w:pStyle w:val="Heading4"/>
       </w:pPr>
       <w:r>
-        <w:t xml:space="preserve">C15 — Option+scroll zooms frequency only (macOS)</w:t>
+        <w:t xml:space="preserve">C11 — Drag pans frequency axis (iOS/iPadOS)</w:t>
       </w:r>
     </w:p>
     <w:p>
@@ -17366,13 +18902,61 @@
           <w:b/>
           <w:bCs/>
         </w:rPr>
+        <w:t xml:space="preserve">Platforms:</w:t>
+      </w:r>
+      <w:r>
+        <w:t xml:space="preserve"> </w:t>
+      </w:r>
+      <w:r>
+        <w:t xml:space="preserve">iOS · iPadOS ·</w:t>
+      </w:r>
+      <w:r>
+        <w:t xml:space="preserve"> </w:t>
+      </w:r>
+      <w:r>
+        <w:rPr>
+          <w:b/>
+          <w:bCs/>
+        </w:rPr>
+        <w:t xml:space="preserve">Priority:</w:t>
+      </w:r>
+      <w:r>
+        <w:t xml:space="preserve"> </w:t>
+      </w:r>
+      <w:r>
+        <w:t xml:space="preserve">High ·</w:t>
+      </w:r>
+      <w:r>
+        <w:t xml:space="preserve"> </w:t>
+      </w:r>
+      <w:r>
+        <w:rPr>
+          <w:b/>
+          <w:bCs/>
+        </w:rPr>
+        <w:t xml:space="preserve">Part 1 ref:</w:t>
+      </w:r>
+      <w:r>
+        <w:t xml:space="preserve"> </w:t>
+      </w:r>
+      <w:r>
+        <w:t xml:space="preserve">C11</w:t>
+      </w:r>
+      <w:r>
+        <w:t xml:space="preserve"> </w:t>
+      </w:r>
+      <w:r>
+        <w:rPr>
+          <w:b/>
+          <w:bCs/>
+        </w:rPr>
         <w:t xml:space="preserve">Preconditions:</w:t>
       </w:r>
       <w:r>
         <w:t xml:space="preserve"> </w:t>
       </w:r>
       <w:r>
-        <w:t xml:space="preserve">App running on macOS.</w:t>
+        <w:t xml:space="preserve">Frequency axis is zoomed in to a sub-range.</w:t>
       </w:r>
       <w:r>
         <w:t xml:space="preserve"> </w:t>
@@ -17388,23 +18972,19 @@
         <w:t xml:space="preserve"> </w:t>
       </w:r>
       <w:r>
-        <w:t xml:space="preserve">1. Hold</w:t>
-      </w:r>
-      <w:r>
-        <w:t xml:space="preserve"> </w:t>
-      </w:r>
-      <w:r>
-        <w:rPr>
-          <w:b/>
-          <w:bCs/>
-        </w:rPr>
-        <w:t xml:space="preserve">Option</w:t>
-      </w:r>
-      <w:r>
-        <w:t xml:space="preserve"> </w:t>
-      </w:r>
-      <w:r>
-        <w:t xml:space="preserve">and scroll up.</w:t>
+        <w:t xml:space="preserve">1. Press and drag the chart to the left.</w:t>
+      </w:r>
+      <w:r>
+        <w:t xml:space="preserve"> </w:t>
+      </w:r>
+      <w:r>
+        <w:t xml:space="preserve">2. Release.</w:t>
+      </w:r>
+      <w:r>
+        <w:t xml:space="preserve"> </w:t>
+      </w:r>
+      <w:r>
+        <w:t xml:space="preserve">3. Drag back to the right.</w:t>
       </w:r>
     </w:p>
     <w:p>
@@ -17422,7 +19002,7 @@
         <w:t xml:space="preserve"> </w:t>
       </w:r>
       <w:r>
-        <w:t xml:space="preserve">Frequency axis zooms in. dB axis does not change.</w:t>
+        <w:t xml:space="preserve">Frequency axis shifts left on left-drag and right on right-drag. The range span (zoom level) does not change. Position is maintained after release.</w:t>
       </w:r>
     </w:p>
     <w:p>
@@ -17432,14 +19012,14 @@
         </w:pict>
       </w:r>
     </w:p>
-    <w:bookmarkEnd w:id="58"/>
-    <w:bookmarkStart w:id="59" w:name="X36d8df3ffce3d857e0f7794bfdf934aafd8b32f"/>
+    <w:bookmarkEnd w:id="59"/>
+    <w:bookmarkStart w:id="60" w:name="X23cbb6f76165eb195534e8971908f94d1ce90ff"/>
     <w:p>
       <w:pPr>
         <w:pStyle w:val="Heading4"/>
       </w:pPr>
       <w:r>
-        <w:t xml:space="preserve">C16 — Ctrl+scroll zooms magnitude only (macOS)</w:t>
+        <w:t xml:space="preserve">C12 — Scroll wheel pans magnitude axis (macOS)</w:t>
       </w:r>
     </w:p>
     <w:p>
@@ -17451,13 +19031,61 @@
           <w:b/>
           <w:bCs/>
         </w:rPr>
+        <w:t xml:space="preserve">Platforms:</w:t>
+      </w:r>
+      <w:r>
+        <w:t xml:space="preserve"> </w:t>
+      </w:r>
+      <w:r>
+        <w:t xml:space="preserve">macOS ·</w:t>
+      </w:r>
+      <w:r>
+        <w:t xml:space="preserve"> </w:t>
+      </w:r>
+      <w:r>
+        <w:rPr>
+          <w:b/>
+          <w:bCs/>
+        </w:rPr>
+        <w:t xml:space="preserve">Priority:</w:t>
+      </w:r>
+      <w:r>
+        <w:t xml:space="preserve"> </w:t>
+      </w:r>
+      <w:r>
+        <w:t xml:space="preserve">High ·</w:t>
+      </w:r>
+      <w:r>
+        <w:t xml:space="preserve"> </w:t>
+      </w:r>
+      <w:r>
+        <w:rPr>
+          <w:b/>
+          <w:bCs/>
+        </w:rPr>
+        <w:t xml:space="preserve">Part 1 ref:</w:t>
+      </w:r>
+      <w:r>
+        <w:t xml:space="preserve"> </w:t>
+      </w:r>
+      <w:r>
+        <w:t xml:space="preserve">C12</w:t>
+      </w:r>
+      <w:r>
+        <w:t xml:space="preserve"> </w:t>
+      </w:r>
+      <w:r>
+        <w:rPr>
+          <w:b/>
+          <w:bCs/>
+        </w:rPr>
         <w:t xml:space="preserve">Preconditions:</w:t>
       </w:r>
       <w:r>
         <w:t xml:space="preserve"> </w:t>
       </w:r>
       <w:r>
-        <w:t xml:space="preserve">App running on macOS.</w:t>
+        <w:t xml:space="preserve">App running on macOS with a trackpad or scroll wheel.</w:t>
       </w:r>
       <w:r>
         <w:t xml:space="preserve"> </w:t>
@@ -17473,23 +19101,13 @@
         <w:t xml:space="preserve"> </w:t>
       </w:r>
       <w:r>
-        <w:t xml:space="preserve">1. Hold</w:t>
-      </w:r>
-      <w:r>
-        <w:t xml:space="preserve"> </w:t>
-      </w:r>
-      <w:r>
-        <w:rPr>
-          <w:b/>
-          <w:bCs/>
-        </w:rPr>
-        <w:t xml:space="preserve">Ctrl</w:t>
-      </w:r>
-      <w:r>
-        <w:t xml:space="preserve"> </w:t>
-      </w:r>
-      <w:r>
-        <w:t xml:space="preserve">and scroll up.</w:t>
+        <w:t xml:space="preserve">1. Position cursor over the chart.</w:t>
+      </w:r>
+      <w:r>
+        <w:t xml:space="preserve"> </w:t>
+      </w:r>
+      <w:r>
+        <w:t xml:space="preserve">2. Scroll up (no modifier keys).</w:t>
       </w:r>
     </w:p>
     <w:p>
@@ -17507,7 +19125,7 @@
         <w:t xml:space="preserve"> </w:t>
       </w:r>
       <w:r>
-        <w:t xml:space="preserve">dB axis zooms in. Frequency axis does not change.</w:t>
+        <w:t xml:space="preserve">dB axis shifts upward (higher dB values come into view). No frequency axis change.</w:t>
       </w:r>
     </w:p>
     <w:p>
@@ -17517,14 +19135,14 @@
         </w:pict>
       </w:r>
     </w:p>
-    <w:bookmarkEnd w:id="59"/>
-    <w:bookmarkStart w:id="60" w:name="X3fbad8b44fa24e626ae50ace275056da36c78ab"/>
+    <w:bookmarkEnd w:id="60"/>
+    <w:bookmarkStart w:id="61" w:name="X9012475333568eb46a1ded0f35fa797792f87d7"/>
     <w:p>
       <w:pPr>
         <w:pStyle w:val="Heading4"/>
       </w:pPr>
       <w:r>
-        <w:t xml:space="preserve">C17 — Zoom anchors to cursor position (macOS)</w:t>
+        <w:t xml:space="preserve">C13 — Shift+scroll pans frequency axis (macOS)</w:t>
       </w:r>
     </w:p>
     <w:p>
@@ -17536,13 +19154,61 @@
           <w:b/>
           <w:bCs/>
         </w:rPr>
+        <w:t xml:space="preserve">Platforms:</w:t>
+      </w:r>
+      <w:r>
+        <w:t xml:space="preserve"> </w:t>
+      </w:r>
+      <w:r>
+        <w:t xml:space="preserve">macOS ·</w:t>
+      </w:r>
+      <w:r>
+        <w:t xml:space="preserve"> </w:t>
+      </w:r>
+      <w:r>
+        <w:rPr>
+          <w:b/>
+          <w:bCs/>
+        </w:rPr>
+        <w:t xml:space="preserve">Priority:</w:t>
+      </w:r>
+      <w:r>
+        <w:t xml:space="preserve"> </w:t>
+      </w:r>
+      <w:r>
+        <w:t xml:space="preserve">High ·</w:t>
+      </w:r>
+      <w:r>
+        <w:t xml:space="preserve"> </w:t>
+      </w:r>
+      <w:r>
+        <w:rPr>
+          <w:b/>
+          <w:bCs/>
+        </w:rPr>
+        <w:t xml:space="preserve">Part 1 ref:</w:t>
+      </w:r>
+      <w:r>
+        <w:t xml:space="preserve"> </w:t>
+      </w:r>
+      <w:r>
+        <w:t xml:space="preserve">C13</w:t>
+      </w:r>
+      <w:r>
+        <w:t xml:space="preserve"> </w:t>
+      </w:r>
+      <w:r>
+        <w:rPr>
+          <w:b/>
+          <w:bCs/>
+        </w:rPr>
         <w:t xml:space="preserve">Preconditions:</w:t>
       </w:r>
       <w:r>
         <w:t xml:space="preserve"> </w:t>
       </w:r>
       <w:r>
-        <w:t xml:space="preserve">App with a visible peak at a known frequency (e.g. 500 Hz).</w:t>
+        <w:t xml:space="preserve">App running on macOS.</w:t>
       </w:r>
       <w:r>
         <w:t xml:space="preserve"> </w:t>
@@ -17558,29 +19224,23 @@
         <w:t xml:space="preserve"> </w:t>
       </w:r>
       <w:r>
-        <w:t xml:space="preserve">1. Position the cursor exactly over the 500 Hz peak.</w:t>
-      </w:r>
-      <w:r>
-        <w:t xml:space="preserve"> </w:t>
-      </w:r>
-      <w:r>
-        <w:t xml:space="preserve">2. Hold</w:t>
-      </w:r>
-      <w:r>
-        <w:t xml:space="preserve"> </w:t>
-      </w:r>
-      <w:r>
-        <w:rPr>
-          <w:b/>
-          <w:bCs/>
-        </w:rPr>
-        <w:t xml:space="preserve">Cmd</w:t>
-      </w:r>
-      <w:r>
-        <w:t xml:space="preserve"> </w:t>
-      </w:r>
-      <w:r>
-        <w:t xml:space="preserve">and scroll in to zoom.</w:t>
+        <w:t xml:space="preserve">1. Hold</w:t>
+      </w:r>
+      <w:r>
+        <w:t xml:space="preserve"> </w:t>
+      </w:r>
+      <w:r>
+        <w:rPr>
+          <w:b/>
+          <w:bCs/>
+        </w:rPr>
+        <w:t xml:space="preserve">Shift</w:t>
+      </w:r>
+      <w:r>
+        <w:t xml:space="preserve"> </w:t>
+      </w:r>
+      <w:r>
+        <w:t xml:space="preserve">and scroll left/right.</w:t>
       </w:r>
     </w:p>
     <w:p>
@@ -17598,7 +19258,7 @@
         <w:t xml:space="preserve"> </w:t>
       </w:r>
       <w:r>
-        <w:t xml:space="preserve">The 500 Hz peak remains under the cursor as the axes zoom in.</w:t>
+        <w:t xml:space="preserve">Frequency axis pans left or right. No dB axis change.</w:t>
       </w:r>
     </w:p>
     <w:p>
@@ -17608,14 +19268,14 @@
         </w:pict>
       </w:r>
     </w:p>
-    <w:bookmarkEnd w:id="60"/>
-    <w:bookmarkStart w:id="61" w:name="c18-double-tap-resets-axes-iosipados"/>
+    <w:bookmarkEnd w:id="61"/>
+    <w:bookmarkStart w:id="62" w:name="c14-cmdscroll-zooms-both-axes-macos"/>
     <w:p>
       <w:pPr>
         <w:pStyle w:val="Heading4"/>
       </w:pPr>
       <w:r>
-        <w:t xml:space="preserve">C18 — Double-tap resets axes (iOS/iPadOS)</w:t>
+        <w:t xml:space="preserve">C14 — Cmd+scroll zooms both axes (macOS)</w:t>
       </w:r>
     </w:p>
     <w:p>
@@ -17627,13 +19287,61 @@
           <w:b/>
           <w:bCs/>
         </w:rPr>
+        <w:t xml:space="preserve">Platforms:</w:t>
+      </w:r>
+      <w:r>
+        <w:t xml:space="preserve"> </w:t>
+      </w:r>
+      <w:r>
+        <w:t xml:space="preserve">macOS ·</w:t>
+      </w:r>
+      <w:r>
+        <w:t xml:space="preserve"> </w:t>
+      </w:r>
+      <w:r>
+        <w:rPr>
+          <w:b/>
+          <w:bCs/>
+        </w:rPr>
+        <w:t xml:space="preserve">Priority:</w:t>
+      </w:r>
+      <w:r>
+        <w:t xml:space="preserve"> </w:t>
+      </w:r>
+      <w:r>
+        <w:t xml:space="preserve">High ·</w:t>
+      </w:r>
+      <w:r>
+        <w:t xml:space="preserve"> </w:t>
+      </w:r>
+      <w:r>
+        <w:rPr>
+          <w:b/>
+          <w:bCs/>
+        </w:rPr>
+        <w:t xml:space="preserve">Part 1 ref:</w:t>
+      </w:r>
+      <w:r>
+        <w:t xml:space="preserve"> </w:t>
+      </w:r>
+      <w:r>
+        <w:t xml:space="preserve">C14</w:t>
+      </w:r>
+      <w:r>
+        <w:t xml:space="preserve"> </w:t>
+      </w:r>
+      <w:r>
+        <w:rPr>
+          <w:b/>
+          <w:bCs/>
+        </w:rPr>
         <w:t xml:space="preserve">Preconditions:</w:t>
       </w:r>
       <w:r>
         <w:t xml:space="preserve"> </w:t>
       </w:r>
       <w:r>
-        <w:t xml:space="preserve">Frequency and/or dB axes have been panned or zoomed away from defaults.</w:t>
+        <w:t xml:space="preserve">App running on macOS. Cursor positioned over a peak.</w:t>
       </w:r>
       <w:r>
         <w:t xml:space="preserve"> </w:t>
@@ -17649,7 +19357,23 @@
         <w:t xml:space="preserve"> </w:t>
       </w:r>
       <w:r>
-        <w:t xml:space="preserve">1. Double-tap the chart area.</w:t>
+        <w:t xml:space="preserve">1. Hold</w:t>
+      </w:r>
+      <w:r>
+        <w:t xml:space="preserve"> </w:t>
+      </w:r>
+      <w:r>
+        <w:rPr>
+          <w:b/>
+          <w:bCs/>
+        </w:rPr>
+        <w:t xml:space="preserve">Cmd</w:t>
+      </w:r>
+      <w:r>
+        <w:t xml:space="preserve"> </w:t>
+      </w:r>
+      <w:r>
+        <w:t xml:space="preserve">and scroll up (zoom in).</w:t>
       </w:r>
     </w:p>
     <w:p>
@@ -17667,7 +19391,7 @@
         <w:t xml:space="preserve"> </w:t>
       </w:r>
       <w:r>
-        <w:t xml:space="preserve">Both axes return to the saved default values (as stored in Settings). The transition may be animated.</w:t>
+        <w:t xml:space="preserve">Both frequency and dB axes zoom in simultaneously. The point under the cursor stays approximately fixed.</w:t>
       </w:r>
     </w:p>
     <w:p>
@@ -17677,24 +19401,14 @@
         </w:pict>
       </w:r>
     </w:p>
-    <w:bookmarkEnd w:id="61"/>
     <w:bookmarkEnd w:id="62"/>
-    <w:bookmarkStart w:id="68" w:name="draggable-peak-annotations"/>
-    <w:p>
-      <w:pPr>
-        <w:pStyle w:val="Heading3"/>
-      </w:pPr>
-      <w:r>
-        <w:t xml:space="preserve">Draggable Peak Annotations</w:t>
-      </w:r>
-    </w:p>
-    <w:bookmarkStart w:id="63" w:name="d11-annotation-draggable-on-screen"/>
+    <w:bookmarkStart w:id="63" w:name="X8057ef58d6fb8c00e0311cc8165b63d96d0479f"/>
     <w:p>
       <w:pPr>
         <w:pStyle w:val="Heading4"/>
       </w:pPr>
       <w:r>
-        <w:t xml:space="preserve">D11 — Annotation draggable on screen</w:t>
+        <w:t xml:space="preserve">C15 — Option+scroll zooms frequency only (macOS)</w:t>
       </w:r>
     </w:p>
     <w:p>
@@ -17706,13 +19420,61 @@
           <w:b/>
           <w:bCs/>
         </w:rPr>
+        <w:t xml:space="preserve">Platforms:</w:t>
+      </w:r>
+      <w:r>
+        <w:t xml:space="preserve"> </w:t>
+      </w:r>
+      <w:r>
+        <w:t xml:space="preserve">macOS ·</w:t>
+      </w:r>
+      <w:r>
+        <w:t xml:space="preserve"> </w:t>
+      </w:r>
+      <w:r>
+        <w:rPr>
+          <w:b/>
+          <w:bCs/>
+        </w:rPr>
+        <w:t xml:space="preserve">Priority:</w:t>
+      </w:r>
+      <w:r>
+        <w:t xml:space="preserve"> </w:t>
+      </w:r>
+      <w:r>
+        <w:t xml:space="preserve">Medium ·</w:t>
+      </w:r>
+      <w:r>
+        <w:t xml:space="preserve"> </w:t>
+      </w:r>
+      <w:r>
+        <w:rPr>
+          <w:b/>
+          <w:bCs/>
+        </w:rPr>
+        <w:t xml:space="preserve">Part 1 ref:</w:t>
+      </w:r>
+      <w:r>
+        <w:t xml:space="preserve"> </w:t>
+      </w:r>
+      <w:r>
+        <w:t xml:space="preserve">C15</w:t>
+      </w:r>
+      <w:r>
+        <w:t xml:space="preserve"> </w:t>
+      </w:r>
+      <w:r>
+        <w:rPr>
+          <w:b/>
+          <w:bCs/>
+        </w:rPr>
         <w:t xml:space="preserve">Preconditions:</w:t>
       </w:r>
       <w:r>
         <w:t xml:space="preserve"> </w:t>
       </w:r>
       <w:r>
-        <w:t xml:space="preserve">A measurement has been captured and peak annotations are visible.</w:t>
+        <w:t xml:space="preserve">App running on macOS.</w:t>
       </w:r>
       <w:r>
         <w:t xml:space="preserve"> </w:t>
@@ -17728,19 +19490,23 @@
         <w:t xml:space="preserve"> </w:t>
       </w:r>
       <w:r>
-        <w:t xml:space="preserve">1. Long-press (iOS/iPadOS) or click-and-drag (macOS) a peak label.</w:t>
-      </w:r>
-      <w:r>
-        <w:t xml:space="preserve"> </w:t>
-      </w:r>
-      <w:r>
-        <w:t xml:space="preserve">2. Drag it to a new position.</w:t>
-      </w:r>
-      <w:r>
-        <w:t xml:space="preserve"> </w:t>
-      </w:r>
-      <w:r>
-        <w:t xml:space="preserve">3. Release.</w:t>
+        <w:t xml:space="preserve">1. Hold</w:t>
+      </w:r>
+      <w:r>
+        <w:t xml:space="preserve"> </w:t>
+      </w:r>
+      <w:r>
+        <w:rPr>
+          <w:b/>
+          <w:bCs/>
+        </w:rPr>
+        <w:t xml:space="preserve">Option</w:t>
+      </w:r>
+      <w:r>
+        <w:t xml:space="preserve"> </w:t>
+      </w:r>
+      <w:r>
+        <w:t xml:space="preserve">and scroll up.</w:t>
       </w:r>
     </w:p>
     <w:p>
@@ -17758,7 +19524,7 @@
         <w:t xml:space="preserve"> </w:t>
       </w:r>
       <w:r>
-        <w:t xml:space="preserve">The label moves to the new position. It remains at that position after release.</w:t>
+        <w:t xml:space="preserve">Frequency axis zooms in. dB axis does not change.</w:t>
       </w:r>
     </w:p>
     <w:p>
@@ -17769,13 +19535,13 @@
       </w:r>
     </w:p>
     <w:bookmarkEnd w:id="63"/>
-    <w:bookmarkStart w:id="64" w:name="X9211aeca17b29fbcdee7303b2d93b90647ca818"/>
+    <w:bookmarkStart w:id="64" w:name="X36d8df3ffce3d857e0f7794bfdf934aafd8b32f"/>
     <w:p>
       <w:pPr>
         <w:pStyle w:val="Heading4"/>
       </w:pPr>
       <w:r>
-        <w:t xml:space="preserve">D12 — Annotation position persists after zoom/pan</w:t>
+        <w:t xml:space="preserve">C16 — Ctrl+scroll zooms magnitude only (macOS)</w:t>
       </w:r>
     </w:p>
     <w:p>
@@ -17787,13 +19553,61 @@
           <w:b/>
           <w:bCs/>
         </w:rPr>
+        <w:t xml:space="preserve">Platforms:</w:t>
+      </w:r>
+      <w:r>
+        <w:t xml:space="preserve"> </w:t>
+      </w:r>
+      <w:r>
+        <w:t xml:space="preserve">macOS ·</w:t>
+      </w:r>
+      <w:r>
+        <w:t xml:space="preserve"> </w:t>
+      </w:r>
+      <w:r>
+        <w:rPr>
+          <w:b/>
+          <w:bCs/>
+        </w:rPr>
+        <w:t xml:space="preserve">Priority:</w:t>
+      </w:r>
+      <w:r>
+        <w:t xml:space="preserve"> </w:t>
+      </w:r>
+      <w:r>
+        <w:t xml:space="preserve">Medium ·</w:t>
+      </w:r>
+      <w:r>
+        <w:t xml:space="preserve"> </w:t>
+      </w:r>
+      <w:r>
+        <w:rPr>
+          <w:b/>
+          <w:bCs/>
+        </w:rPr>
+        <w:t xml:space="preserve">Part 1 ref:</w:t>
+      </w:r>
+      <w:r>
+        <w:t xml:space="preserve"> </w:t>
+      </w:r>
+      <w:r>
+        <w:t xml:space="preserve">C16</w:t>
+      </w:r>
+      <w:r>
+        <w:t xml:space="preserve"> </w:t>
+      </w:r>
+      <w:r>
+        <w:rPr>
+          <w:b/>
+          <w:bCs/>
+        </w:rPr>
         <w:t xml:space="preserve">Preconditions:</w:t>
       </w:r>
       <w:r>
         <w:t xml:space="preserve"> </w:t>
       </w:r>
       <w:r>
-        <w:t xml:space="preserve">D11 completed; a label is at a non-default position.</w:t>
+        <w:t xml:space="preserve">App running on macOS.</w:t>
       </w:r>
       <w:r>
         <w:t xml:space="preserve"> </w:t>
@@ -17809,13 +19623,23 @@
         <w:t xml:space="preserve"> </w:t>
       </w:r>
       <w:r>
-        <w:t xml:space="preserve">1. Pinch/scroll to zoom the chart.</w:t>
-      </w:r>
-      <w:r>
-        <w:t xml:space="preserve"> </w:t>
-      </w:r>
-      <w:r>
-        <w:t xml:space="preserve">2. Pan the chart.</w:t>
+        <w:t xml:space="preserve">1. Hold</w:t>
+      </w:r>
+      <w:r>
+        <w:t xml:space="preserve"> </w:t>
+      </w:r>
+      <w:r>
+        <w:rPr>
+          <w:b/>
+          <w:bCs/>
+        </w:rPr>
+        <w:t xml:space="preserve">Ctrl</w:t>
+      </w:r>
+      <w:r>
+        <w:t xml:space="preserve"> </w:t>
+      </w:r>
+      <w:r>
+        <w:t xml:space="preserve">and scroll up.</w:t>
       </w:r>
     </w:p>
     <w:p>
@@ -17833,7 +19657,7 @@
         <w:t xml:space="preserve"> </w:t>
       </w:r>
       <w:r>
-        <w:t xml:space="preserve">The annotation label stays attached to its peak at the correct chart position and does not jump back to the default position.</w:t>
+        <w:t xml:space="preserve">dB axis zooms in. Frequency axis does not change.</w:t>
       </w:r>
     </w:p>
     <w:p>
@@ -17844,13 +19668,13 @@
       </w:r>
     </w:p>
     <w:bookmarkEnd w:id="64"/>
-    <w:bookmarkStart w:id="65" w:name="X3ae02c660f95f86981f5a68069aeac94418e35f"/>
+    <w:bookmarkStart w:id="65" w:name="X3fbad8b44fa24e626ae50ace275056da36c78ab"/>
     <w:p>
       <w:pPr>
         <w:pStyle w:val="Heading4"/>
       </w:pPr>
       <w:r>
-        <w:t xml:space="preserve">D13 — Double-tap annotation resets position</w:t>
+        <w:t xml:space="preserve">C17 — Zoom anchors to cursor position (macOS)</w:t>
       </w:r>
     </w:p>
     <w:p>
@@ -17862,13 +19686,61 @@
           <w:b/>
           <w:bCs/>
         </w:rPr>
+        <w:t xml:space="preserve">Platforms:</w:t>
+      </w:r>
+      <w:r>
+        <w:t xml:space="preserve"> </w:t>
+      </w:r>
+      <w:r>
+        <w:t xml:space="preserve">macOS ·</w:t>
+      </w:r>
+      <w:r>
+        <w:t xml:space="preserve"> </w:t>
+      </w:r>
+      <w:r>
+        <w:rPr>
+          <w:b/>
+          <w:bCs/>
+        </w:rPr>
+        <w:t xml:space="preserve">Priority:</w:t>
+      </w:r>
+      <w:r>
+        <w:t xml:space="preserve"> </w:t>
+      </w:r>
+      <w:r>
+        <w:t xml:space="preserve">Medium ·</w:t>
+      </w:r>
+      <w:r>
+        <w:t xml:space="preserve"> </w:t>
+      </w:r>
+      <w:r>
+        <w:rPr>
+          <w:b/>
+          <w:bCs/>
+        </w:rPr>
+        <w:t xml:space="preserve">Part 1 ref:</w:t>
+      </w:r>
+      <w:r>
+        <w:t xml:space="preserve"> </w:t>
+      </w:r>
+      <w:r>
+        <w:t xml:space="preserve">C17</w:t>
+      </w:r>
+      <w:r>
+        <w:t xml:space="preserve"> </w:t>
+      </w:r>
+      <w:r>
+        <w:rPr>
+          <w:b/>
+          <w:bCs/>
+        </w:rPr>
         <w:t xml:space="preserve">Preconditions:</w:t>
       </w:r>
       <w:r>
         <w:t xml:space="preserve"> </w:t>
       </w:r>
       <w:r>
-        <w:t xml:space="preserve">A label has been dragged to a non-default position (D11).</w:t>
+        <w:t xml:space="preserve">App with a visible peak at a known frequency (e.g. 500 Hz).</w:t>
       </w:r>
       <w:r>
         <w:t xml:space="preserve"> </w:t>
@@ -17884,7 +19756,29 @@
         <w:t xml:space="preserve"> </w:t>
       </w:r>
       <w:r>
-        <w:t xml:space="preserve">1. Double-tap the label.</w:t>
+        <w:t xml:space="preserve">1. Position the cursor exactly over the 500 Hz peak.</w:t>
+      </w:r>
+      <w:r>
+        <w:t xml:space="preserve"> </w:t>
+      </w:r>
+      <w:r>
+        <w:t xml:space="preserve">2. Hold</w:t>
+      </w:r>
+      <w:r>
+        <w:t xml:space="preserve"> </w:t>
+      </w:r>
+      <w:r>
+        <w:rPr>
+          <w:b/>
+          <w:bCs/>
+        </w:rPr>
+        <w:t xml:space="preserve">Cmd</w:t>
+      </w:r>
+      <w:r>
+        <w:t xml:space="preserve"> </w:t>
+      </w:r>
+      <w:r>
+        <w:t xml:space="preserve">and scroll in to zoom.</w:t>
       </w:r>
     </w:p>
     <w:p>
@@ -17902,7 +19796,7 @@
         <w:t xml:space="preserve"> </w:t>
       </w:r>
       <w:r>
-        <w:t xml:space="preserve">The label snaps back to its default (zero-offset) position relative to the peak marker.</w:t>
+        <w:t xml:space="preserve">The 500 Hz peak remains under the cursor as the axes zoom in.</w:t>
       </w:r>
     </w:p>
     <w:p>
@@ -17913,28 +19807,13 @@
       </w:r>
     </w:p>
     <w:bookmarkEnd w:id="65"/>
-    <w:bookmarkStart w:id="66" w:name="Xc02093611e1add55b5002429a3fabc3d2889279"/>
+    <w:bookmarkStart w:id="66" w:name="c18-double-tap-resets-axes-iosipados"/>
     <w:p>
       <w:pPr>
         <w:pStyle w:val="Heading4"/>
       </w:pPr>
       <w:r>
-        <w:t xml:space="preserve">D14 — Annotations hidden in</w:t>
-      </w:r>
-      <w:r>
-        <w:t xml:space="preserve"> </w:t>
-      </w:r>
-      <w:r>
-        <w:rPr>
-          <w:rStyle w:val="VerbatimChar"/>
-        </w:rPr>
-        <w:t xml:space="preserve">.none</w:t>
-      </w:r>
-      <w:r>
-        <w:t xml:space="preserve"> </w:t>
-      </w:r>
-      <w:r>
-        <w:t xml:space="preserve">visibility mode</w:t>
+        <w:t xml:space="preserve">C18 — Double-tap resets axes (iOS/iPadOS)</w:t>
       </w:r>
     </w:p>
     <w:p>
@@ -17946,13 +19825,61 @@
           <w:b/>
           <w:bCs/>
         </w:rPr>
+        <w:t xml:space="preserve">Platforms:</w:t>
+      </w:r>
+      <w:r>
+        <w:t xml:space="preserve"> </w:t>
+      </w:r>
+      <w:r>
+        <w:t xml:space="preserve">iOS · iPadOS ·</w:t>
+      </w:r>
+      <w:r>
+        <w:t xml:space="preserve"> </w:t>
+      </w:r>
+      <w:r>
+        <w:rPr>
+          <w:b/>
+          <w:bCs/>
+        </w:rPr>
+        <w:t xml:space="preserve">Priority:</w:t>
+      </w:r>
+      <w:r>
+        <w:t xml:space="preserve"> </w:t>
+      </w:r>
+      <w:r>
+        <w:t xml:space="preserve">Medium ·</w:t>
+      </w:r>
+      <w:r>
+        <w:t xml:space="preserve"> </w:t>
+      </w:r>
+      <w:r>
+        <w:rPr>
+          <w:b/>
+          <w:bCs/>
+        </w:rPr>
+        <w:t xml:space="preserve">Part 1 ref:</w:t>
+      </w:r>
+      <w:r>
+        <w:t xml:space="preserve"> </w:t>
+      </w:r>
+      <w:r>
+        <w:t xml:space="preserve">C18</w:t>
+      </w:r>
+      <w:r>
+        <w:t xml:space="preserve"> </w:t>
+      </w:r>
+      <w:r>
+        <w:rPr>
+          <w:b/>
+          <w:bCs/>
+        </w:rPr>
         <w:t xml:space="preserve">Preconditions:</w:t>
       </w:r>
       <w:r>
         <w:t xml:space="preserve"> </w:t>
       </w:r>
       <w:r>
-        <w:t xml:space="preserve">A measurement is captured and annotations are visible.</w:t>
+        <w:t xml:space="preserve">Frequency and/or dB axes have been panned or zoomed away from defaults.</w:t>
       </w:r>
       <w:r>
         <w:t xml:space="preserve"> </w:t>
@@ -17968,32 +19895,7 @@
         <w:t xml:space="preserve"> </w:t>
       </w:r>
       <w:r>
-        <w:t xml:space="preserve">1. Tap the</w:t>
-      </w:r>
-      <w:r>
-        <w:t xml:space="preserve"> </w:t>
-      </w:r>
-      <w:r>
-        <w:rPr>
-          <w:b/>
-          <w:bCs/>
-        </w:rPr>
-        <w:t xml:space="preserve">Annotations</w:t>
-      </w:r>
-      <w:r>
-        <w:t xml:space="preserve"> </w:t>
-      </w:r>
-      <w:r>
-        <w:t xml:space="preserve">button until the tooltip/icon indicates</w:t>
-      </w:r>
-      <w:r>
-        <w:t xml:space="preserve"> </w:t>
-      </w:r>
-      <w:r>
-        <w:t xml:space="preserve">“None”</w:t>
-      </w:r>
-      <w:r>
-        <w:t xml:space="preserve">.</w:t>
+        <w:t xml:space="preserve">1. Double-tap the chart area.</w:t>
       </w:r>
     </w:p>
     <w:p>
@@ -18011,7 +19913,7 @@
         <w:t xml:space="preserve"> </w:t>
       </w:r>
       <w:r>
-        <w:t xml:space="preserve">All peak annotation labels disappear from the chart. Peak markers may remain.</w:t>
+        <w:t xml:space="preserve">Both axes return to the saved default values (as stored in Settings). The transition may be animated.</w:t>
       </w:r>
     </w:p>
     <w:p>
@@ -18022,28 +19924,13 @@
       </w:r>
     </w:p>
     <w:bookmarkEnd w:id="66"/>
-    <w:bookmarkStart w:id="67" w:name="Xabb28569b568a8f4278900d4371318927e0a88f"/>
+    <w:bookmarkStart w:id="67" w:name="X7eb6cb66af7e8e865c8b13ce53be50e9e03875f"/>
     <w:p>
       <w:pPr>
         <w:pStyle w:val="Heading4"/>
       </w:pPr>
       <w:r>
-        <w:t xml:space="preserve">D15 —</w:t>
-      </w:r>
-      <w:r>
-        <w:t xml:space="preserve"> </w:t>
-      </w:r>
-      <w:r>
-        <w:rPr>
-          <w:rStyle w:val="VerbatimChar"/>
-        </w:rPr>
-        <w:t xml:space="preserve">.selected</w:t>
-      </w:r>
-      <w:r>
-        <w:t xml:space="preserve"> </w:t>
-      </w:r>
-      <w:r>
-        <w:t xml:space="preserve">mode shows only tapped labels</w:t>
+        <w:t xml:space="preserve">C19 — Log/linear scale toggle preserved on restart</w:t>
       </w:r>
     </w:p>
     <w:p>
@@ -18055,13 +19942,61 @@
           <w:b/>
           <w:bCs/>
         </w:rPr>
+        <w:t xml:space="preserve">Platforms:</w:t>
+      </w:r>
+      <w:r>
+        <w:t xml:space="preserve"> </w:t>
+      </w:r>
+      <w:r>
+        <w:t xml:space="preserve">iOS · iPadOS · macOS ·</w:t>
+      </w:r>
+      <w:r>
+        <w:t xml:space="preserve"> </w:t>
+      </w:r>
+      <w:r>
+        <w:rPr>
+          <w:b/>
+          <w:bCs/>
+        </w:rPr>
+        <w:t xml:space="preserve">Priority:</w:t>
+      </w:r>
+      <w:r>
+        <w:t xml:space="preserve"> </w:t>
+      </w:r>
+      <w:r>
+        <w:t xml:space="preserve">Low ·</w:t>
+      </w:r>
+      <w:r>
+        <w:t xml:space="preserve"> </w:t>
+      </w:r>
+      <w:r>
+        <w:rPr>
+          <w:b/>
+          <w:bCs/>
+        </w:rPr>
+        <w:t xml:space="preserve">Part 1 ref:</w:t>
+      </w:r>
+      <w:r>
+        <w:t xml:space="preserve"> </w:t>
+      </w:r>
+      <w:r>
+        <w:t xml:space="preserve">C19</w:t>
+      </w:r>
+      <w:r>
+        <w:t xml:space="preserve"> </w:t>
+      </w:r>
+      <w:r>
+        <w:rPr>
+          <w:b/>
+          <w:bCs/>
+        </w:rPr>
         <w:t xml:space="preserve">Preconditions:</w:t>
       </w:r>
       <w:r>
         <w:t xml:space="preserve"> </w:t>
       </w:r>
       <w:r>
-        <w:t xml:space="preserve">Multiple peaks are visible.</w:t>
+        <w:t xml:space="preserve">App running on any platform.</w:t>
       </w:r>
       <w:r>
         <w:t xml:space="preserve"> </w:t>
@@ -18077,29 +20012,25 @@
         <w:t xml:space="preserve"> </w:t>
       </w:r>
       <w:r>
-        <w:t xml:space="preserve">1. Cycle the Annotations button to the</w:t>
-      </w:r>
-      <w:r>
-        <w:t xml:space="preserve"> </w:t>
-      </w:r>
-      <w:r>
-        <w:rPr>
-          <w:b/>
-          <w:bCs/>
-        </w:rPr>
-        <w:t xml:space="preserve">Selected</w:t>
-      </w:r>
-      <w:r>
-        <w:t xml:space="preserve"> </w:t>
-      </w:r>
-      <w:r>
-        <w:t xml:space="preserve">mode.</w:t>
-      </w:r>
-      <w:r>
-        <w:t xml:space="preserve"> </w:t>
-      </w:r>
-      <w:r>
-        <w:t xml:space="preserve">2. Tap one annotation label.</w:t>
+        <w:t xml:space="preserve">1. Tap the log/linear scale toggle to change it from its current state.</w:t>
+      </w:r>
+      <w:r>
+        <w:t xml:space="preserve"> </w:t>
+      </w:r>
+      <w:r>
+        <w:t xml:space="preserve">2. Note the new state.</w:t>
+      </w:r>
+      <w:r>
+        <w:t xml:space="preserve"> </w:t>
+      </w:r>
+      <w:r>
+        <w:t xml:space="preserve">3. Quit the app fully (swipe up on iOS/iPadOS; Cmd+Q on macOS).</w:t>
+      </w:r>
+      <w:r>
+        <w:t xml:space="preserve"> </w:t>
+      </w:r>
+      <w:r>
+        <w:t xml:space="preserve">4. Relaunch GuitarTap.</w:t>
       </w:r>
     </w:p>
     <w:p>
@@ -18117,7 +20048,7 @@
         <w:t xml:space="preserve"> </w:t>
       </w:r>
       <w:r>
-        <w:t xml:space="preserve">Only the tapped label is visible. All others are hidden.</w:t>
+        <w:t xml:space="preserve">The scale toggle is in the same state as when the app was quit. The chart renders using that scale immediately on launch.</w:t>
       </w:r>
     </w:p>
     <w:p>
@@ -18129,22 +20060,22 @@
     </w:p>
     <w:bookmarkEnd w:id="67"/>
     <w:bookmarkEnd w:id="68"/>
-    <w:bookmarkStart w:id="73" w:name="persistence-export"/>
+    <w:bookmarkStart w:id="74" w:name="draggable-peak-annotations"/>
     <w:p>
       <w:pPr>
         <w:pStyle w:val="Heading3"/>
       </w:pPr>
       <w:r>
-        <w:t xml:space="preserve">Persistence &amp; Export</w:t>
-      </w:r>
-    </w:p>
-    <w:bookmarkStart w:id="69" w:name="Xafebc5b406c637a2ba9feb61ee8b8cf9b606f94"/>
+        <w:t xml:space="preserve">Draggable Peak Annotations</w:t>
+      </w:r>
+    </w:p>
+    <w:bookmarkStart w:id="69" w:name="d11-annotation-draggable-on-screen"/>
     <w:p>
       <w:pPr>
         <w:pStyle w:val="Heading4"/>
       </w:pPr>
       <w:r>
-        <w:t xml:space="preserve">R7 — Saved measurement persists across relaunch</w:t>
+        <w:t xml:space="preserve">D11 — Annotation draggable on screen</w:t>
       </w:r>
     </w:p>
     <w:p>
@@ -18156,13 +20087,61 @@
           <w:b/>
           <w:bCs/>
         </w:rPr>
+        <w:t xml:space="preserve">Platforms:</w:t>
+      </w:r>
+      <w:r>
+        <w:t xml:space="preserve"> </w:t>
+      </w:r>
+      <w:r>
+        <w:t xml:space="preserve">iOS · iPadOS · macOS ·</w:t>
+      </w:r>
+      <w:r>
+        <w:t xml:space="preserve"> </w:t>
+      </w:r>
+      <w:r>
+        <w:rPr>
+          <w:b/>
+          <w:bCs/>
+        </w:rPr>
+        <w:t xml:space="preserve">Priority:</w:t>
+      </w:r>
+      <w:r>
+        <w:t xml:space="preserve"> </w:t>
+      </w:r>
+      <w:r>
+        <w:t xml:space="preserve">High ·</w:t>
+      </w:r>
+      <w:r>
+        <w:t xml:space="preserve"> </w:t>
+      </w:r>
+      <w:r>
+        <w:rPr>
+          <w:b/>
+          <w:bCs/>
+        </w:rPr>
+        <w:t xml:space="preserve">Part 1 ref:</w:t>
+      </w:r>
+      <w:r>
+        <w:t xml:space="preserve"> </w:t>
+      </w:r>
+      <w:r>
+        <w:t xml:space="preserve">D11</w:t>
+      </w:r>
+      <w:r>
+        <w:t xml:space="preserve"> </w:t>
+      </w:r>
+      <w:r>
+        <w:rPr>
+          <w:b/>
+          <w:bCs/>
+        </w:rPr>
         <w:t xml:space="preserve">Preconditions:</w:t>
       </w:r>
       <w:r>
         <w:t xml:space="preserve"> </w:t>
       </w:r>
       <w:r>
-        <w:t xml:space="preserve">At least one tap has been captured.</w:t>
+        <w:t xml:space="preserve">A measurement has been captured and peak annotations are visible.</w:t>
       </w:r>
       <w:r>
         <w:t xml:space="preserve"> </w:t>
@@ -18178,57 +20157,19 @@
         <w:t xml:space="preserve"> </w:t>
       </w:r>
       <w:r>
-        <w:t xml:space="preserve">1. Tap</w:t>
-      </w:r>
-      <w:r>
-        <w:t xml:space="preserve"> </w:t>
-      </w:r>
-      <w:r>
-        <w:rPr>
-          <w:b/>
-          <w:bCs/>
-        </w:rPr>
-        <w:t xml:space="preserve">Save</w:t>
-      </w:r>
-      <w:r>
-        <w:t xml:space="preserve">; enter a name (e.g. </w:t>
-      </w:r>
-      <w:r>
-        <w:t xml:space="preserve">“Test spruce”</w:t>
-      </w:r>
-      <w:r>
-        <w:t xml:space="preserve">); confirm.</w:t>
-      </w:r>
-      <w:r>
-        <w:t xml:space="preserve"> </w:t>
-      </w:r>
-      <w:r>
-        <w:t xml:space="preserve">2. Force-quit the app (swipe up from app switcher).</w:t>
-      </w:r>
-      <w:r>
-        <w:t xml:space="preserve"> </w:t>
-      </w:r>
-      <w:r>
-        <w:t xml:space="preserve">3. Relaunch GuitarTap.</w:t>
-      </w:r>
-      <w:r>
-        <w:t xml:space="preserve"> </w:t>
-      </w:r>
-      <w:r>
-        <w:t xml:space="preserve">4. Open</w:t>
-      </w:r>
-      <w:r>
-        <w:t xml:space="preserve"> </w:t>
-      </w:r>
-      <w:r>
-        <w:rPr>
-          <w:b/>
-          <w:bCs/>
-        </w:rPr>
-        <w:t xml:space="preserve">Measurements</w:t>
-      </w:r>
-      <w:r>
-        <w:t xml:space="preserve">.</w:t>
+        <w:t xml:space="preserve">1. Long-press (iOS/iPadOS) or click-and-drag (macOS) a peak label.</w:t>
+      </w:r>
+      <w:r>
+        <w:t xml:space="preserve"> </w:t>
+      </w:r>
+      <w:r>
+        <w:t xml:space="preserve">2. Drag it to a new position.</w:t>
+      </w:r>
+      <w:r>
+        <w:t xml:space="preserve"> </w:t>
+      </w:r>
+      <w:r>
+        <w:t xml:space="preserve">3. Release.</w:t>
       </w:r>
     </w:p>
     <w:p>
@@ -18246,13 +20187,7 @@
         <w:t xml:space="preserve"> </w:t>
       </w:r>
       <w:r>
-        <w:t xml:space="preserve">“Test spruce”</w:t>
-      </w:r>
-      <w:r>
-        <w:t xml:space="preserve"> </w:t>
-      </w:r>
-      <w:r>
-        <w:t xml:space="preserve">appears in the list with the correct date.</w:t>
+        <w:t xml:space="preserve">The label moves to the new position. It remains at that position after release.</w:t>
       </w:r>
     </w:p>
     <w:p>
@@ -18263,13 +20198,13 @@
       </w:r>
     </w:p>
     <w:bookmarkEnd w:id="69"/>
-    <w:bookmarkStart w:id="70" w:name="r8-export-json-is-valid"/>
+    <w:bookmarkStart w:id="70" w:name="X9211aeca17b29fbcdee7303b2d93b90647ca818"/>
     <w:p>
       <w:pPr>
         <w:pStyle w:val="Heading4"/>
       </w:pPr>
       <w:r>
-        <w:t xml:space="preserve">R8 — Export JSON is valid</w:t>
+        <w:t xml:space="preserve">D12 — Annotation position persists after zoom/pan</w:t>
       </w:r>
     </w:p>
     <w:p>
@@ -18281,13 +20216,61 @@
           <w:b/>
           <w:bCs/>
         </w:rPr>
+        <w:t xml:space="preserve">Platforms:</w:t>
+      </w:r>
+      <w:r>
+        <w:t xml:space="preserve"> </w:t>
+      </w:r>
+      <w:r>
+        <w:t xml:space="preserve">iOS · iPadOS · macOS ·</w:t>
+      </w:r>
+      <w:r>
+        <w:t xml:space="preserve"> </w:t>
+      </w:r>
+      <w:r>
+        <w:rPr>
+          <w:b/>
+          <w:bCs/>
+        </w:rPr>
+        <w:t xml:space="preserve">Priority:</w:t>
+      </w:r>
+      <w:r>
+        <w:t xml:space="preserve"> </w:t>
+      </w:r>
+      <w:r>
+        <w:t xml:space="preserve">Medium ·</w:t>
+      </w:r>
+      <w:r>
+        <w:t xml:space="preserve"> </w:t>
+      </w:r>
+      <w:r>
+        <w:rPr>
+          <w:b/>
+          <w:bCs/>
+        </w:rPr>
+        <w:t xml:space="preserve">Part 1 ref:</w:t>
+      </w:r>
+      <w:r>
+        <w:t xml:space="preserve"> </w:t>
+      </w:r>
+      <w:r>
+        <w:t xml:space="preserve">D12</w:t>
+      </w:r>
+      <w:r>
+        <w:t xml:space="preserve"> </w:t>
+      </w:r>
+      <w:r>
+        <w:rPr>
+          <w:b/>
+          <w:bCs/>
+        </w:rPr>
         <w:t xml:space="preserve">Preconditions:</w:t>
       </w:r>
       <w:r>
         <w:t xml:space="preserve"> </w:t>
       </w:r>
       <w:r>
-        <w:t xml:space="preserve">A measurement is saved.</w:t>
+        <w:t xml:space="preserve">D11 completed; a label is at a non-default position.</w:t>
       </w:r>
       <w:r>
         <w:t xml:space="preserve"> </w:t>
@@ -18303,32 +20286,13 @@
         <w:t xml:space="preserve"> </w:t>
       </w:r>
       <w:r>
-        <w:t xml:space="preserve">1. Open the measurement in the detail view.</w:t>
-      </w:r>
-      <w:r>
-        <w:t xml:space="preserve"> </w:t>
-      </w:r>
-      <w:r>
-        <w:t xml:space="preserve">2. Tap</w:t>
-      </w:r>
-      <w:r>
-        <w:t xml:space="preserve"> </w:t>
-      </w:r>
-      <w:r>
-        <w:rPr>
-          <w:b/>
-          <w:bCs/>
-        </w:rPr>
-        <w:t xml:space="preserve">Export → JSON</w:t>
-      </w:r>
-      <w:r>
-        <w:t xml:space="preserve">.</w:t>
-      </w:r>
-      <w:r>
-        <w:t xml:space="preserve"> </w:t>
-      </w:r>
-      <w:r>
-        <w:t xml:space="preserve">3. Share the file to Files (or open in a JSON viewer).</w:t>
+        <w:t xml:space="preserve">1. Pinch/scroll to zoom the chart.</w:t>
+      </w:r>
+      <w:r>
+        <w:t xml:space="preserve"> </w:t>
+      </w:r>
+      <w:r>
+        <w:t xml:space="preserve">2. Pan the chart.</w:t>
       </w:r>
     </w:p>
     <w:p>
@@ -18346,55 +20310,7 @@
         <w:t xml:space="preserve"> </w:t>
       </w:r>
       <w:r>
-        <w:t xml:space="preserve">The file opens without parse errors. Fields include</w:t>
-      </w:r>
-      <w:r>
-        <w:t xml:space="preserve"> </w:t>
-      </w:r>
-      <w:r>
-        <w:rPr>
-          <w:rStyle w:val="VerbatimChar"/>
-        </w:rPr>
-        <w:t xml:space="preserve">timestamp</w:t>
-      </w:r>
-      <w:r>
-        <w:t xml:space="preserve">,</w:t>
-      </w:r>
-      <w:r>
-        <w:t xml:space="preserve"> </w:t>
-      </w:r>
-      <w:r>
-        <w:rPr>
-          <w:rStyle w:val="VerbatimChar"/>
-        </w:rPr>
-        <w:t xml:space="preserve">peaks</w:t>
-      </w:r>
-      <w:r>
-        <w:t xml:space="preserve">,</w:t>
-      </w:r>
-      <w:r>
-        <w:t xml:space="preserve"> </w:t>
-      </w:r>
-      <w:r>
-        <w:rPr>
-          <w:rStyle w:val="VerbatimChar"/>
-        </w:rPr>
-        <w:t xml:space="preserve">annotationOffsets</w:t>
-      </w:r>
-      <w:r>
-        <w:t xml:space="preserve">, and</w:t>
-      </w:r>
-      <w:r>
-        <w:t xml:space="preserve"> </w:t>
-      </w:r>
-      <w:r>
-        <w:rPr>
-          <w:rStyle w:val="VerbatimChar"/>
-        </w:rPr>
-        <w:t xml:space="preserve">guitarType</w:t>
-      </w:r>
-      <w:r>
-        <w:t xml:space="preserve">.</w:t>
+        <w:t xml:space="preserve">The annotation label stays attached to its peak at the correct chart position and does not jump back to the default position.</w:t>
       </w:r>
     </w:p>
     <w:p>
@@ -18405,13 +20321,13 @@
       </w:r>
     </w:p>
     <w:bookmarkEnd w:id="70"/>
-    <w:bookmarkStart w:id="71" w:name="r9-export-pdf-renders-correctly"/>
+    <w:bookmarkStart w:id="71" w:name="X3ae02c660f95f86981f5a68069aeac94418e35f"/>
     <w:p>
       <w:pPr>
         <w:pStyle w:val="Heading4"/>
       </w:pPr>
       <w:r>
-        <w:t xml:space="preserve">R9 — Export PDF renders correctly</w:t>
+        <w:t xml:space="preserve">D13 — Double-tap annotation resets position</w:t>
       </w:r>
     </w:p>
     <w:p>
@@ -18423,13 +20339,61 @@
           <w:b/>
           <w:bCs/>
         </w:rPr>
+        <w:t xml:space="preserve">Platforms:</w:t>
+      </w:r>
+      <w:r>
+        <w:t xml:space="preserve"> </w:t>
+      </w:r>
+      <w:r>
+        <w:t xml:space="preserve">iOS · iPadOS · macOS ·</w:t>
+      </w:r>
+      <w:r>
+        <w:t xml:space="preserve"> </w:t>
+      </w:r>
+      <w:r>
+        <w:rPr>
+          <w:b/>
+          <w:bCs/>
+        </w:rPr>
+        <w:t xml:space="preserve">Priority:</w:t>
+      </w:r>
+      <w:r>
+        <w:t xml:space="preserve"> </w:t>
+      </w:r>
+      <w:r>
+        <w:t xml:space="preserve">Medium ·</w:t>
+      </w:r>
+      <w:r>
+        <w:t xml:space="preserve"> </w:t>
+      </w:r>
+      <w:r>
+        <w:rPr>
+          <w:b/>
+          <w:bCs/>
+        </w:rPr>
+        <w:t xml:space="preserve">Part 1 ref:</w:t>
+      </w:r>
+      <w:r>
+        <w:t xml:space="preserve"> </w:t>
+      </w:r>
+      <w:r>
+        <w:t xml:space="preserve">D13</w:t>
+      </w:r>
+      <w:r>
+        <w:t xml:space="preserve"> </w:t>
+      </w:r>
+      <w:r>
+        <w:rPr>
+          <w:b/>
+          <w:bCs/>
+        </w:rPr>
         <w:t xml:space="preserve">Preconditions:</w:t>
       </w:r>
       <w:r>
         <w:t xml:space="preserve"> </w:t>
       </w:r>
       <w:r>
-        <w:t xml:space="preserve">A measurement with at least one peak is saved.</w:t>
+        <w:t xml:space="preserve">A label has been dragged to a non-default position (D11).</w:t>
       </w:r>
       <w:r>
         <w:t xml:space="preserve"> </w:t>
@@ -18445,32 +20409,7 @@
         <w:t xml:space="preserve"> </w:t>
       </w:r>
       <w:r>
-        <w:t xml:space="preserve">1. Open the measurement detail view.</w:t>
-      </w:r>
-      <w:r>
-        <w:t xml:space="preserve"> </w:t>
-      </w:r>
-      <w:r>
-        <w:t xml:space="preserve">2. Tap</w:t>
-      </w:r>
-      <w:r>
-        <w:t xml:space="preserve"> </w:t>
-      </w:r>
-      <w:r>
-        <w:rPr>
-          <w:b/>
-          <w:bCs/>
-        </w:rPr>
-        <w:t xml:space="preserve">Export → PDF</w:t>
-      </w:r>
-      <w:r>
-        <w:t xml:space="preserve">.</w:t>
-      </w:r>
-      <w:r>
-        <w:t xml:space="preserve"> </w:t>
-      </w:r>
-      <w:r>
-        <w:t xml:space="preserve">3. Open the PDF in Preview (macOS) or Files (iOS).</w:t>
+        <w:t xml:space="preserve">1. Double-tap the label.</w:t>
       </w:r>
     </w:p>
     <w:p>
@@ -18488,7 +20427,7 @@
         <w:t xml:space="preserve"> </w:t>
       </w:r>
       <w:r>
-        <w:t xml:space="preserve">PDF contains the spectrum chart image, a table of peaks (frequency, dB, Q, mode), and the measurement metadata (name, date, guitar type). No blank pages or missing images.</w:t>
+        <w:t xml:space="preserve">The label snaps back to its default (zero-offset) position relative to the peak marker.</w:t>
       </w:r>
     </w:p>
     <w:p>
@@ -18499,13 +20438,28 @@
       </w:r>
     </w:p>
     <w:bookmarkEnd w:id="71"/>
-    <w:bookmarkStart w:id="72" w:name="r10-icloud-sync-between-two-devices"/>
+    <w:bookmarkStart w:id="72" w:name="Xc02093611e1add55b5002429a3fabc3d2889279"/>
     <w:p>
       <w:pPr>
         <w:pStyle w:val="Heading4"/>
       </w:pPr>
       <w:r>
-        <w:t xml:space="preserve">R10 — iCloud sync between two devices</w:t>
+        <w:t xml:space="preserve">D14 — Annotations hidden in</w:t>
+      </w:r>
+      <w:r>
+        <w:t xml:space="preserve"> </w:t>
+      </w:r>
+      <w:r>
+        <w:rPr>
+          <w:rStyle w:val="VerbatimChar"/>
+        </w:rPr>
+        <w:t xml:space="preserve">.none</w:t>
+      </w:r>
+      <w:r>
+        <w:t xml:space="preserve"> </w:t>
+      </w:r>
+      <w:r>
+        <w:t xml:space="preserve">visibility mode</w:t>
       </w:r>
     </w:p>
     <w:p>
@@ -18517,13 +20471,61 @@
           <w:b/>
           <w:bCs/>
         </w:rPr>
+        <w:t xml:space="preserve">Platforms:</w:t>
+      </w:r>
+      <w:r>
+        <w:t xml:space="preserve"> </w:t>
+      </w:r>
+      <w:r>
+        <w:t xml:space="preserve">iOS · iPadOS · macOS ·</w:t>
+      </w:r>
+      <w:r>
+        <w:t xml:space="preserve"> </w:t>
+      </w:r>
+      <w:r>
+        <w:rPr>
+          <w:b/>
+          <w:bCs/>
+        </w:rPr>
+        <w:t xml:space="preserve">Priority:</w:t>
+      </w:r>
+      <w:r>
+        <w:t xml:space="preserve"> </w:t>
+      </w:r>
+      <w:r>
+        <w:t xml:space="preserve">Medium ·</w:t>
+      </w:r>
+      <w:r>
+        <w:t xml:space="preserve"> </w:t>
+      </w:r>
+      <w:r>
+        <w:rPr>
+          <w:b/>
+          <w:bCs/>
+        </w:rPr>
+        <w:t xml:space="preserve">Part 1 ref:</w:t>
+      </w:r>
+      <w:r>
+        <w:t xml:space="preserve"> </w:t>
+      </w:r>
+      <w:r>
+        <w:t xml:space="preserve">D14</w:t>
+      </w:r>
+      <w:r>
+        <w:t xml:space="preserve"> </w:t>
+      </w:r>
+      <w:r>
+        <w:rPr>
+          <w:b/>
+          <w:bCs/>
+        </w:rPr>
         <w:t xml:space="preserve">Preconditions:</w:t>
       </w:r>
       <w:r>
         <w:t xml:space="preserve"> </w:t>
       </w:r>
       <w:r>
-        <w:t xml:space="preserve">iPhone and iPad signed into the same iCloud account. iCloud Drive enabled.</w:t>
+        <w:t xml:space="preserve">A measurement is captured and annotations are visible.</w:t>
       </w:r>
       <w:r>
         <w:t xml:space="preserve"> </w:t>
@@ -18539,19 +20541,32 @@
         <w:t xml:space="preserve"> </w:t>
       </w:r>
       <w:r>
-        <w:t xml:space="preserve">1. Save a measurement on the iPhone.</w:t>
-      </w:r>
-      <w:r>
-        <w:t xml:space="preserve"> </w:t>
-      </w:r>
-      <w:r>
-        <w:t xml:space="preserve">2. Wait up to 30 s.</w:t>
-      </w:r>
-      <w:r>
-        <w:t xml:space="preserve"> </w:t>
-      </w:r>
-      <w:r>
-        <w:t xml:space="preserve">3. Open Measurements on the iPad.</w:t>
+        <w:t xml:space="preserve">1. Tap the</w:t>
+      </w:r>
+      <w:r>
+        <w:t xml:space="preserve"> </w:t>
+      </w:r>
+      <w:r>
+        <w:rPr>
+          <w:b/>
+          <w:bCs/>
+        </w:rPr>
+        <w:t xml:space="preserve">Annotations</w:t>
+      </w:r>
+      <w:r>
+        <w:t xml:space="preserve"> </w:t>
+      </w:r>
+      <w:r>
+        <w:t xml:space="preserve">button until the tooltip/icon indicates</w:t>
+      </w:r>
+      <w:r>
+        <w:t xml:space="preserve"> </w:t>
+      </w:r>
+      <w:r>
+        <w:t xml:space="preserve">“None”</w:t>
+      </w:r>
+      <w:r>
+        <w:t xml:space="preserve">.</w:t>
       </w:r>
     </w:p>
     <w:p>
@@ -18569,7 +20584,7 @@
         <w:t xml:space="preserve"> </w:t>
       </w:r>
       <w:r>
-        <w:t xml:space="preserve">The measurement saved on the iPhone appears in the list on the iPad.</w:t>
+        <w:t xml:space="preserve">All peak annotation labels disappear from the chart. Peak markers may remain.</w:t>
       </w:r>
     </w:p>
     <w:p>
@@ -18580,23 +20595,28 @@
       </w:r>
     </w:p>
     <w:bookmarkEnd w:id="72"/>
-    <w:bookmarkEnd w:id="73"/>
-    <w:bookmarkStart w:id="80" w:name="cross-platform-ui"/>
-    <w:p>
-      <w:pPr>
-        <w:pStyle w:val="Heading3"/>
-      </w:pPr>
-      <w:r>
-        <w:t xml:space="preserve">Cross-Platform UI</w:t>
-      </w:r>
-    </w:p>
-    <w:bookmarkStart w:id="74" w:name="Xe4b1607631770bc2bb8a8783831898aedd70731"/>
+    <w:bookmarkStart w:id="73" w:name="Xabb28569b568a8f4278900d4371318927e0a88f"/>
     <w:p>
       <w:pPr>
         <w:pStyle w:val="Heading4"/>
       </w:pPr>
       <w:r>
-        <w:t xml:space="preserve">U1 — All primary controls present on iPhone</w:t>
+        <w:t xml:space="preserve">D15 —</w:t>
+      </w:r>
+      <w:r>
+        <w:t xml:space="preserve"> </w:t>
+      </w:r>
+      <w:r>
+        <w:rPr>
+          <w:rStyle w:val="VerbatimChar"/>
+        </w:rPr>
+        <w:t xml:space="preserve">.selected</w:t>
+      </w:r>
+      <w:r>
+        <w:t xml:space="preserve"> </w:t>
+      </w:r>
+      <w:r>
+        <w:t xml:space="preserve">mode shows only tapped labels</w:t>
       </w:r>
     </w:p>
     <w:p>
@@ -18608,13 +20628,61 @@
           <w:b/>
           <w:bCs/>
         </w:rPr>
+        <w:t xml:space="preserve">Platforms:</w:t>
+      </w:r>
+      <w:r>
+        <w:t xml:space="preserve"> </w:t>
+      </w:r>
+      <w:r>
+        <w:t xml:space="preserve">iOS · iPadOS · macOS ·</w:t>
+      </w:r>
+      <w:r>
+        <w:t xml:space="preserve"> </w:t>
+      </w:r>
+      <w:r>
+        <w:rPr>
+          <w:b/>
+          <w:bCs/>
+        </w:rPr>
+        <w:t xml:space="preserve">Priority:</w:t>
+      </w:r>
+      <w:r>
+        <w:t xml:space="preserve"> </w:t>
+      </w:r>
+      <w:r>
+        <w:t xml:space="preserve">Low ·</w:t>
+      </w:r>
+      <w:r>
+        <w:t xml:space="preserve"> </w:t>
+      </w:r>
+      <w:r>
+        <w:rPr>
+          <w:b/>
+          <w:bCs/>
+        </w:rPr>
+        <w:t xml:space="preserve">Part 1 ref:</w:t>
+      </w:r>
+      <w:r>
+        <w:t xml:space="preserve"> </w:t>
+      </w:r>
+      <w:r>
+        <w:t xml:space="preserve">D15</w:t>
+      </w:r>
+      <w:r>
+        <w:t xml:space="preserve"> </w:t>
+      </w:r>
+      <w:r>
+        <w:rPr>
+          <w:b/>
+          <w:bCs/>
+        </w:rPr>
         <w:t xml:space="preserve">Preconditions:</w:t>
       </w:r>
       <w:r>
         <w:t xml:space="preserve"> </w:t>
       </w:r>
       <w:r>
-        <w:t xml:space="preserve">iPhone with a compact horizontal size class (iPhone SE, iPhone 15, etc.)</w:t>
+        <w:t xml:space="preserve">Multiple peaks are visible.</w:t>
       </w:r>
       <w:r>
         <w:t xml:space="preserve"> </w:t>
@@ -18630,19 +20698,29 @@
         <w:t xml:space="preserve"> </w:t>
       </w:r>
       <w:r>
-        <w:t xml:space="preserve">1. Launch GuitarTap on iPhone.</w:t>
-      </w:r>
-      <w:r>
-        <w:t xml:space="preserve"> </w:t>
-      </w:r>
-      <w:r>
-        <w:t xml:space="preserve">2. Verify the toolbar or header row contains: Start/Stop, Results, Save, Settings, Measurements.</w:t>
-      </w:r>
-      <w:r>
-        <w:t xml:space="preserve"> </w:t>
-      </w:r>
-      <w:r>
-        <w:t xml:space="preserve">3. Verify secondary controls (Export Spectrum, Auto dB, Crosshair, Annotations) are accessible.</w:t>
+        <w:t xml:space="preserve">1. Cycle the Annotations button to the</w:t>
+      </w:r>
+      <w:r>
+        <w:t xml:space="preserve"> </w:t>
+      </w:r>
+      <w:r>
+        <w:rPr>
+          <w:b/>
+          <w:bCs/>
+        </w:rPr>
+        <w:t xml:space="preserve">Selected</w:t>
+      </w:r>
+      <w:r>
+        <w:t xml:space="preserve"> </w:t>
+      </w:r>
+      <w:r>
+        <w:t xml:space="preserve">mode.</w:t>
+      </w:r>
+      <w:r>
+        <w:t xml:space="preserve"> </w:t>
+      </w:r>
+      <w:r>
+        <w:t xml:space="preserve">2. Tap one annotation label.</w:t>
       </w:r>
     </w:p>
     <w:p>
@@ -18660,7 +20738,7 @@
         <w:t xml:space="preserve"> </w:t>
       </w:r>
       <w:r>
-        <w:t xml:space="preserve">No required button is clipped, hidden under another element, or missing. Secondary controls appear as icon-only buttons in the compact layout.</w:t>
+        <w:t xml:space="preserve">Only the tapped label is visible. All others are hidden.</w:t>
       </w:r>
     </w:p>
     <w:p>
@@ -18670,14 +20748,24 @@
         </w:pict>
       </w:r>
     </w:p>
+    <w:bookmarkEnd w:id="73"/>
     <w:bookmarkEnd w:id="74"/>
-    <w:bookmarkStart w:id="75" w:name="u2-all-primary-controls-present-on-ipad"/>
+    <w:bookmarkStart w:id="79" w:name="persistence-export"/>
+    <w:p>
+      <w:pPr>
+        <w:pStyle w:val="Heading3"/>
+      </w:pPr>
+      <w:r>
+        <w:t xml:space="preserve">Persistence &amp; Export</w:t>
+      </w:r>
+    </w:p>
+    <w:bookmarkStart w:id="75" w:name="Xafebc5b406c637a2ba9feb61ee8b8cf9b606f94"/>
     <w:p>
       <w:pPr>
         <w:pStyle w:val="Heading4"/>
       </w:pPr>
       <w:r>
-        <w:t xml:space="preserve">U2 — All primary controls present on iPad</w:t>
+        <w:t xml:space="preserve">R7 — Saved measurement persists across relaunch</w:t>
       </w:r>
     </w:p>
     <w:p>
@@ -18689,13 +20777,61 @@
           <w:b/>
           <w:bCs/>
         </w:rPr>
+        <w:t xml:space="preserve">Platforms:</w:t>
+      </w:r>
+      <w:r>
+        <w:t xml:space="preserve"> </w:t>
+      </w:r>
+      <w:r>
+        <w:t xml:space="preserve">iOS · iPadOS · macOS ·</w:t>
+      </w:r>
+      <w:r>
+        <w:t xml:space="preserve"> </w:t>
+      </w:r>
+      <w:r>
+        <w:rPr>
+          <w:b/>
+          <w:bCs/>
+        </w:rPr>
+        <w:t xml:space="preserve">Priority:</w:t>
+      </w:r>
+      <w:r>
+        <w:t xml:space="preserve"> </w:t>
+      </w:r>
+      <w:r>
+        <w:t xml:space="preserve">High ·</w:t>
+      </w:r>
+      <w:r>
+        <w:t xml:space="preserve"> </w:t>
+      </w:r>
+      <w:r>
+        <w:rPr>
+          <w:b/>
+          <w:bCs/>
+        </w:rPr>
+        <w:t xml:space="preserve">Part 1 ref:</w:t>
+      </w:r>
+      <w:r>
+        <w:t xml:space="preserve"> </w:t>
+      </w:r>
+      <w:r>
+        <w:t xml:space="preserve">R7</w:t>
+      </w:r>
+      <w:r>
+        <w:t xml:space="preserve"> </w:t>
+      </w:r>
+      <w:r>
+        <w:rPr>
+          <w:b/>
+          <w:bCs/>
+        </w:rPr>
         <w:t xml:space="preserve">Preconditions:</w:t>
       </w:r>
       <w:r>
         <w:t xml:space="preserve"> </w:t>
       </w:r>
       <w:r>
-        <w:t xml:space="preserve">iPad in landscape or portrait orientation.</w:t>
+        <w:t xml:space="preserve">At least one tap has been captured.</w:t>
       </w:r>
       <w:r>
         <w:t xml:space="preserve"> </w:t>
@@ -18711,13 +20847,57 @@
         <w:t xml:space="preserve"> </w:t>
       </w:r>
       <w:r>
-        <w:t xml:space="preserve">1. Launch GuitarTap on iPad.</w:t>
-      </w:r>
-      <w:r>
-        <w:t xml:space="preserve"> </w:t>
-      </w:r>
-      <w:r>
-        <w:t xml:space="preserve">2. Verify the two-row header layout shows full-label buttons.</w:t>
+        <w:t xml:space="preserve">1. Tap</w:t>
+      </w:r>
+      <w:r>
+        <w:t xml:space="preserve"> </w:t>
+      </w:r>
+      <w:r>
+        <w:rPr>
+          <w:b/>
+          <w:bCs/>
+        </w:rPr>
+        <w:t xml:space="preserve">Save</w:t>
+      </w:r>
+      <w:r>
+        <w:t xml:space="preserve">; enter a name (e.g. </w:t>
+      </w:r>
+      <w:r>
+        <w:t xml:space="preserve">“Test spruce”</w:t>
+      </w:r>
+      <w:r>
+        <w:t xml:space="preserve">); confirm.</w:t>
+      </w:r>
+      <w:r>
+        <w:t xml:space="preserve"> </w:t>
+      </w:r>
+      <w:r>
+        <w:t xml:space="preserve">2. Force-quit the app (swipe up from app switcher).</w:t>
+      </w:r>
+      <w:r>
+        <w:t xml:space="preserve"> </w:t>
+      </w:r>
+      <w:r>
+        <w:t xml:space="preserve">3. Relaunch GuitarTap.</w:t>
+      </w:r>
+      <w:r>
+        <w:t xml:space="preserve"> </w:t>
+      </w:r>
+      <w:r>
+        <w:t xml:space="preserve">4. Open</w:t>
+      </w:r>
+      <w:r>
+        <w:t xml:space="preserve"> </w:t>
+      </w:r>
+      <w:r>
+        <w:rPr>
+          <w:b/>
+          <w:bCs/>
+        </w:rPr>
+        <w:t xml:space="preserve">Measurements</w:t>
+      </w:r>
+      <w:r>
+        <w:t xml:space="preserve">.</w:t>
       </w:r>
     </w:p>
     <w:p>
@@ -18735,7 +20915,13 @@
         <w:t xml:space="preserve"> </w:t>
       </w:r>
       <w:r>
-        <w:t xml:space="preserve">Both rows are fully visible without horizontal scrolling. All buttons have text labels.</w:t>
+        <w:t xml:space="preserve">“Test spruce”</w:t>
+      </w:r>
+      <w:r>
+        <w:t xml:space="preserve"> </w:t>
+      </w:r>
+      <w:r>
+        <w:t xml:space="preserve">appears in the list with the correct date.</w:t>
       </w:r>
     </w:p>
     <w:p>
@@ -18746,13 +20932,13 @@
       </w:r>
     </w:p>
     <w:bookmarkEnd w:id="75"/>
-    <w:bookmarkStart w:id="76" w:name="Xc3438a33a91d7e417bbd008e6a073c6569a3340"/>
+    <w:bookmarkStart w:id="76" w:name="r8-export-json-is-valid"/>
     <w:p>
       <w:pPr>
         <w:pStyle w:val="Heading4"/>
       </w:pPr>
       <w:r>
-        <w:t xml:space="preserve">U3 — All primary controls present on macOS (wide window)</w:t>
+        <w:t xml:space="preserve">R8 — Export JSON is valid</w:t>
       </w:r>
     </w:p>
     <w:p>
@@ -18764,13 +20950,61 @@
           <w:b/>
           <w:bCs/>
         </w:rPr>
+        <w:t xml:space="preserve">Platforms:</w:t>
+      </w:r>
+      <w:r>
+        <w:t xml:space="preserve"> </w:t>
+      </w:r>
+      <w:r>
+        <w:t xml:space="preserve">iOS · iPadOS · macOS ·</w:t>
+      </w:r>
+      <w:r>
+        <w:t xml:space="preserve"> </w:t>
+      </w:r>
+      <w:r>
+        <w:rPr>
+          <w:b/>
+          <w:bCs/>
+        </w:rPr>
+        <w:t xml:space="preserve">Priority:</w:t>
+      </w:r>
+      <w:r>
+        <w:t xml:space="preserve"> </w:t>
+      </w:r>
+      <w:r>
+        <w:t xml:space="preserve">High ·</w:t>
+      </w:r>
+      <w:r>
+        <w:t xml:space="preserve"> </w:t>
+      </w:r>
+      <w:r>
+        <w:rPr>
+          <w:b/>
+          <w:bCs/>
+        </w:rPr>
+        <w:t xml:space="preserve">Part 1 ref:</w:t>
+      </w:r>
+      <w:r>
+        <w:t xml:space="preserve"> </w:t>
+      </w:r>
+      <w:r>
+        <w:t xml:space="preserve">R8</w:t>
+      </w:r>
+      <w:r>
+        <w:t xml:space="preserve"> </w:t>
+      </w:r>
+      <w:r>
+        <w:rPr>
+          <w:b/>
+          <w:bCs/>
+        </w:rPr>
         <w:t xml:space="preserve">Preconditions:</w:t>
       </w:r>
       <w:r>
         <w:t xml:space="preserve"> </w:t>
       </w:r>
       <w:r>
-        <w:t xml:space="preserve">macOS, window at ≥900 px wide.</w:t>
+        <w:t xml:space="preserve">A measurement is saved.</w:t>
       </w:r>
       <w:r>
         <w:t xml:space="preserve"> </w:t>
@@ -18786,13 +21020,32 @@
         <w:t xml:space="preserve"> </w:t>
       </w:r>
       <w:r>
-        <w:t xml:space="preserve">1. Launch GuitarTap.</w:t>
-      </w:r>
-      <w:r>
-        <w:t xml:space="preserve"> </w:t>
-      </w:r>
-      <w:r>
-        <w:t xml:space="preserve">2. Verify the single-row button layout shows: Start, Results, Metrics, Save, Export Spectrum, Auto dB, Annotations, Measurements, Settings.</w:t>
+        <w:t xml:space="preserve">1. Open the measurement in the detail view.</w:t>
+      </w:r>
+      <w:r>
+        <w:t xml:space="preserve"> </w:t>
+      </w:r>
+      <w:r>
+        <w:t xml:space="preserve">2. Tap</w:t>
+      </w:r>
+      <w:r>
+        <w:t xml:space="preserve"> </w:t>
+      </w:r>
+      <w:r>
+        <w:rPr>
+          <w:b/>
+          <w:bCs/>
+        </w:rPr>
+        <w:t xml:space="preserve">Export → JSON</w:t>
+      </w:r>
+      <w:r>
+        <w:t xml:space="preserve">.</w:t>
+      </w:r>
+      <w:r>
+        <w:t xml:space="preserve"> </w:t>
+      </w:r>
+      <w:r>
+        <w:t xml:space="preserve">3. Share the file to Files (or open in a JSON viewer).</w:t>
       </w:r>
     </w:p>
     <w:p>
@@ -18810,7 +21063,55 @@
         <w:t xml:space="preserve"> </w:t>
       </w:r>
       <w:r>
-        <w:t xml:space="preserve">All buttons with full text labels are visible in one row.</w:t>
+        <w:t xml:space="preserve">The file opens without parse errors. Fields include</w:t>
+      </w:r>
+      <w:r>
+        <w:t xml:space="preserve"> </w:t>
+      </w:r>
+      <w:r>
+        <w:rPr>
+          <w:rStyle w:val="VerbatimChar"/>
+        </w:rPr>
+        <w:t xml:space="preserve">timestamp</w:t>
+      </w:r>
+      <w:r>
+        <w:t xml:space="preserve">,</w:t>
+      </w:r>
+      <w:r>
+        <w:t xml:space="preserve"> </w:t>
+      </w:r>
+      <w:r>
+        <w:rPr>
+          <w:rStyle w:val="VerbatimChar"/>
+        </w:rPr>
+        <w:t xml:space="preserve">peaks</w:t>
+      </w:r>
+      <w:r>
+        <w:t xml:space="preserve">,</w:t>
+      </w:r>
+      <w:r>
+        <w:t xml:space="preserve"> </w:t>
+      </w:r>
+      <w:r>
+        <w:rPr>
+          <w:rStyle w:val="VerbatimChar"/>
+        </w:rPr>
+        <w:t xml:space="preserve">annotationOffsets</w:t>
+      </w:r>
+      <w:r>
+        <w:t xml:space="preserve">, and</w:t>
+      </w:r>
+      <w:r>
+        <w:t xml:space="preserve"> </w:t>
+      </w:r>
+      <w:r>
+        <w:rPr>
+          <w:rStyle w:val="VerbatimChar"/>
+        </w:rPr>
+        <w:t xml:space="preserve">guitarType</w:t>
+      </w:r>
+      <w:r>
+        <w:t xml:space="preserve">.</w:t>
       </w:r>
     </w:p>
     <w:p>
@@ -18821,13 +21122,13 @@
       </w:r>
     </w:p>
     <w:bookmarkEnd w:id="76"/>
-    <w:bookmarkStart w:id="77" w:name="Xe8a3913ff9629a4d507678648ab78eeac0564dc"/>
+    <w:bookmarkStart w:id="77" w:name="r9-export-pdf-renders-correctly"/>
     <w:p>
       <w:pPr>
         <w:pStyle w:val="Heading4"/>
       </w:pPr>
       <w:r>
-        <w:t xml:space="preserve">U4 — macOS icon-only layout at narrow window</w:t>
+        <w:t xml:space="preserve">R9 — Export PDF renders correctly</w:t>
       </w:r>
     </w:p>
     <w:p>
@@ -18839,13 +21140,61 @@
           <w:b/>
           <w:bCs/>
         </w:rPr>
+        <w:t xml:space="preserve">Platforms:</w:t>
+      </w:r>
+      <w:r>
+        <w:t xml:space="preserve"> </w:t>
+      </w:r>
+      <w:r>
+        <w:t xml:space="preserve">iOS · iPadOS · macOS ·</w:t>
+      </w:r>
+      <w:r>
+        <w:t xml:space="preserve"> </w:t>
+      </w:r>
+      <w:r>
+        <w:rPr>
+          <w:b/>
+          <w:bCs/>
+        </w:rPr>
+        <w:t xml:space="preserve">Priority:</w:t>
+      </w:r>
+      <w:r>
+        <w:t xml:space="preserve"> </w:t>
+      </w:r>
+      <w:r>
+        <w:t xml:space="preserve">Medium ·</w:t>
+      </w:r>
+      <w:r>
+        <w:t xml:space="preserve"> </w:t>
+      </w:r>
+      <w:r>
+        <w:rPr>
+          <w:b/>
+          <w:bCs/>
+        </w:rPr>
+        <w:t xml:space="preserve">Part 1 ref:</w:t>
+      </w:r>
+      <w:r>
+        <w:t xml:space="preserve"> </w:t>
+      </w:r>
+      <w:r>
+        <w:t xml:space="preserve">R9</w:t>
+      </w:r>
+      <w:r>
+        <w:t xml:space="preserve"> </w:t>
+      </w:r>
+      <w:r>
+        <w:rPr>
+          <w:b/>
+          <w:bCs/>
+        </w:rPr>
         <w:t xml:space="preserve">Preconditions:</w:t>
       </w:r>
       <w:r>
         <w:t xml:space="preserve"> </w:t>
       </w:r>
       <w:r>
-        <w:t xml:space="preserve">macOS.</w:t>
+        <w:t xml:space="preserve">A measurement with at least one peak is saved.</w:t>
       </w:r>
       <w:r>
         <w:t xml:space="preserve"> </w:t>
@@ -18861,7 +21210,32 @@
         <w:t xml:space="preserve"> </w:t>
       </w:r>
       <w:r>
-        <w:t xml:space="preserve">1. Drag the window to a narrow width (≈500 px).</w:t>
+        <w:t xml:space="preserve">1. Open the measurement detail view.</w:t>
+      </w:r>
+      <w:r>
+        <w:t xml:space="preserve"> </w:t>
+      </w:r>
+      <w:r>
+        <w:t xml:space="preserve">2. Tap</w:t>
+      </w:r>
+      <w:r>
+        <w:t xml:space="preserve"> </w:t>
+      </w:r>
+      <w:r>
+        <w:rPr>
+          <w:b/>
+          <w:bCs/>
+        </w:rPr>
+        <w:t xml:space="preserve">Export → PDF</w:t>
+      </w:r>
+      <w:r>
+        <w:t xml:space="preserve">.</w:t>
+      </w:r>
+      <w:r>
+        <w:t xml:space="preserve"> </w:t>
+      </w:r>
+      <w:r>
+        <w:t xml:space="preserve">3. Open the PDF in Preview (macOS) or Files (iOS).</w:t>
       </w:r>
     </w:p>
     <w:p>
@@ -18879,16 +21253,7 @@
         <w:t xml:space="preserve"> </w:t>
       </w:r>
       <w:r>
-        <w:rPr>
-          <w:rStyle w:val="VerbatimChar"/>
-        </w:rPr>
-        <w:t xml:space="preserve">ViewThatFits</w:t>
-      </w:r>
-      <w:r>
-        <w:t xml:space="preserve"> </w:t>
-      </w:r>
-      <w:r>
-        <w:t xml:space="preserve">switches to the icon-only two-row layout. No button labels are truncated. No button falls off-screen.</w:t>
+        <w:t xml:space="preserve">PDF contains the spectrum chart image, a table of peaks (frequency, dB, Q, mode), and the measurement metadata (name, date, guitar type). No blank pages or missing images.</w:t>
       </w:r>
     </w:p>
     <w:p>
@@ -18899,13 +21264,13 @@
       </w:r>
     </w:p>
     <w:bookmarkEnd w:id="77"/>
-    <w:bookmarkStart w:id="78" w:name="u7-settings-sheet-opens-changes-persist"/>
+    <w:bookmarkStart w:id="78" w:name="r10-icloud-sync-between-two-devices"/>
     <w:p>
       <w:pPr>
         <w:pStyle w:val="Heading4"/>
       </w:pPr>
       <w:r>
-        <w:t xml:space="preserve">U7 — Settings sheet opens, changes persist</w:t>
+        <w:t xml:space="preserve">R10 — iCloud sync between two devices</w:t>
       </w:r>
     </w:p>
     <w:p>
@@ -18917,13 +21282,61 @@
           <w:b/>
           <w:bCs/>
         </w:rPr>
+        <w:t xml:space="preserve">Platforms:</w:t>
+      </w:r>
+      <w:r>
+        <w:t xml:space="preserve"> </w:t>
+      </w:r>
+      <w:r>
+        <w:t xml:space="preserve">iOS · iPadOS ·</w:t>
+      </w:r>
+      <w:r>
+        <w:t xml:space="preserve"> </w:t>
+      </w:r>
+      <w:r>
+        <w:rPr>
+          <w:b/>
+          <w:bCs/>
+        </w:rPr>
+        <w:t xml:space="preserve">Priority:</w:t>
+      </w:r>
+      <w:r>
+        <w:t xml:space="preserve"> </w:t>
+      </w:r>
+      <w:r>
+        <w:t xml:space="preserve">Low ·</w:t>
+      </w:r>
+      <w:r>
+        <w:t xml:space="preserve"> </w:t>
+      </w:r>
+      <w:r>
+        <w:rPr>
+          <w:b/>
+          <w:bCs/>
+        </w:rPr>
+        <w:t xml:space="preserve">Part 1 ref:</w:t>
+      </w:r>
+      <w:r>
+        <w:t xml:space="preserve"> </w:t>
+      </w:r>
+      <w:r>
+        <w:t xml:space="preserve">R10</w:t>
+      </w:r>
+      <w:r>
+        <w:t xml:space="preserve"> </w:t>
+      </w:r>
+      <w:r>
+        <w:rPr>
+          <w:b/>
+          <w:bCs/>
+        </w:rPr>
         <w:t xml:space="preserve">Preconditions:</w:t>
       </w:r>
       <w:r>
         <w:t xml:space="preserve"> </w:t>
       </w:r>
       <w:r>
-        <w:t xml:space="preserve">App running on any platform.</w:t>
+        <w:t xml:space="preserve">iPhone and iPad signed into the same iCloud account. iCloud Drive enabled.</w:t>
       </w:r>
       <w:r>
         <w:t xml:space="preserve"> </w:t>
@@ -18939,38 +21352,19 @@
         <w:t xml:space="preserve"> </w:t>
       </w:r>
       <w:r>
-        <w:t xml:space="preserve">1. Tap</w:t>
-      </w:r>
-      <w:r>
-        <w:t xml:space="preserve"> </w:t>
-      </w:r>
-      <w:r>
-        <w:rPr>
-          <w:b/>
-          <w:bCs/>
-        </w:rPr>
-        <w:t xml:space="preserve">Settings</w:t>
-      </w:r>
-      <w:r>
-        <w:t xml:space="preserve">.</w:t>
-      </w:r>
-      <w:r>
-        <w:t xml:space="preserve"> </w:t>
-      </w:r>
-      <w:r>
-        <w:t xml:space="preserve">2. Change the threshold value.</w:t>
-      </w:r>
-      <w:r>
-        <w:t xml:space="preserve"> </w:t>
-      </w:r>
-      <w:r>
-        <w:t xml:space="preserve">3. Dismiss the settings sheet.</w:t>
-      </w:r>
-      <w:r>
-        <w:t xml:space="preserve"> </w:t>
-      </w:r>
-      <w:r>
-        <w:t xml:space="preserve">4. Reopen Settings.</w:t>
+        <w:t xml:space="preserve">1. Save a measurement on the iPhone.</w:t>
+      </w:r>
+      <w:r>
+        <w:t xml:space="preserve"> </w:t>
+      </w:r>
+      <w:r>
+        <w:t xml:space="preserve">2. Wait up to 30 s.</w:t>
+      </w:r>
+      <w:r>
+        <w:t xml:space="preserve"> </w:t>
+      </w:r>
+      <w:r>
+        <w:t xml:space="preserve">3. Open Measurements on the iPad.</w:t>
       </w:r>
     </w:p>
     <w:p>
@@ -18988,7 +21382,7 @@
         <w:t xml:space="preserve"> </w:t>
       </w:r>
       <w:r>
-        <w:t xml:space="preserve">The threshold value is the same as the one entered in step 2.</w:t>
+        <w:t xml:space="preserve">The measurement saved on the iPhone appears in the list on the iPad.</w:t>
       </w:r>
     </w:p>
     <w:p>
@@ -18999,13 +21393,23 @@
       </w:r>
     </w:p>
     <w:bookmarkEnd w:id="78"/>
-    <w:bookmarkStart w:id="79" w:name="u11-dark-mode-no-invisible-text"/>
+    <w:bookmarkEnd w:id="79"/>
+    <w:bookmarkStart w:id="92" w:name="cross-platform-ui"/>
+    <w:p>
+      <w:pPr>
+        <w:pStyle w:val="Heading3"/>
+      </w:pPr>
+      <w:r>
+        <w:t xml:space="preserve">Cross-Platform UI</w:t>
+      </w:r>
+    </w:p>
+    <w:bookmarkStart w:id="80" w:name="Xe4b1607631770bc2bb8a8783831898aedd70731"/>
     <w:p>
       <w:pPr>
         <w:pStyle w:val="Heading4"/>
       </w:pPr>
       <w:r>
-        <w:t xml:space="preserve">U11 — Dark mode: no invisible text</w:t>
+        <w:t xml:space="preserve">U1 — All primary controls present on iPhone</w:t>
       </w:r>
     </w:p>
     <w:p>
@@ -19017,13 +21421,61 @@
           <w:b/>
           <w:bCs/>
         </w:rPr>
+        <w:t xml:space="preserve">Platforms:</w:t>
+      </w:r>
+      <w:r>
+        <w:t xml:space="preserve"> </w:t>
+      </w:r>
+      <w:r>
+        <w:t xml:space="preserve">iOS ·</w:t>
+      </w:r>
+      <w:r>
+        <w:t xml:space="preserve"> </w:t>
+      </w:r>
+      <w:r>
+        <w:rPr>
+          <w:b/>
+          <w:bCs/>
+        </w:rPr>
+        <w:t xml:space="preserve">Priority:</w:t>
+      </w:r>
+      <w:r>
+        <w:t xml:space="preserve"> </w:t>
+      </w:r>
+      <w:r>
+        <w:t xml:space="preserve">High ·</w:t>
+      </w:r>
+      <w:r>
+        <w:t xml:space="preserve"> </w:t>
+      </w:r>
+      <w:r>
+        <w:rPr>
+          <w:b/>
+          <w:bCs/>
+        </w:rPr>
+        <w:t xml:space="preserve">Part 1 ref:</w:t>
+      </w:r>
+      <w:r>
+        <w:t xml:space="preserve"> </w:t>
+      </w:r>
+      <w:r>
+        <w:t xml:space="preserve">U1</w:t>
+      </w:r>
+      <w:r>
+        <w:t xml:space="preserve"> </w:t>
+      </w:r>
+      <w:r>
+        <w:rPr>
+          <w:b/>
+          <w:bCs/>
+        </w:rPr>
         <w:t xml:space="preserve">Preconditions:</w:t>
       </w:r>
       <w:r>
         <w:t xml:space="preserve"> </w:t>
       </w:r>
       <w:r>
-        <w:t xml:space="preserve">System dark mode enabled.</w:t>
+        <w:t xml:space="preserve">iPhone with a compact horizontal size class (iPhone SE, iPhone 15, etc.)</w:t>
       </w:r>
       <w:r>
         <w:t xml:space="preserve"> </w:t>
@@ -19039,13 +21491,19 @@
         <w:t xml:space="preserve"> </w:t>
       </w:r>
       <w:r>
-        <w:t xml:space="preserve">1. Launch GuitarTap.</w:t>
-      </w:r>
-      <w:r>
-        <w:t xml:space="preserve"> </w:t>
-      </w:r>
-      <w:r>
-        <w:t xml:space="preserve">2. Scroll through the main view, status bar, settings sheet, and measurement detail.</w:t>
+        <w:t xml:space="preserve">1. Launch GuitarTap on iPhone.</w:t>
+      </w:r>
+      <w:r>
+        <w:t xml:space="preserve"> </w:t>
+      </w:r>
+      <w:r>
+        <w:t xml:space="preserve">2. Verify the toolbar or header row contains: Start/Stop, Results, Save, Settings, Measurements.</w:t>
+      </w:r>
+      <w:r>
+        <w:t xml:space="preserve"> </w:t>
+      </w:r>
+      <w:r>
+        <w:t xml:space="preserve">3. Verify secondary controls (Export Spectrum, Auto dB, Crosshair, Annotations) are accessible.</w:t>
       </w:r>
     </w:p>
     <w:p>
@@ -19063,7 +21521,7 @@
         <w:t xml:space="preserve"> </w:t>
       </w:r>
       <w:r>
-        <w:t xml:space="preserve">All text is legible. No white-on-white or black-on-black combinations. Chart axis labels and peak annotations remain readable.</w:t>
+        <w:t xml:space="preserve">No required button is clipped, hidden under another element, or missing. Secondary controls appear as icon-only buttons in the compact layout.</w:t>
       </w:r>
     </w:p>
     <w:p>
@@ -19073,24 +21531,14 @@
         </w:pict>
       </w:r>
     </w:p>
-    <w:bookmarkEnd w:id="79"/>
     <w:bookmarkEnd w:id="80"/>
-    <w:bookmarkStart w:id="87" w:name="regression-smoke-tests"/>
-    <w:p>
-      <w:pPr>
-        <w:pStyle w:val="Heading3"/>
-      </w:pPr>
-      <w:r>
-        <w:t xml:space="preserve">Regression Smoke Tests</w:t>
-      </w:r>
-    </w:p>
-    <w:bookmarkStart w:id="81" w:name="k1-app-launches-without-crash"/>
+    <w:bookmarkStart w:id="81" w:name="u2-all-primary-controls-present-on-ipad"/>
     <w:p>
       <w:pPr>
         <w:pStyle w:val="Heading4"/>
       </w:pPr>
       <w:r>
-        <w:t xml:space="preserve">K1 — App launches without crash</w:t>
+        <w:t xml:space="preserve">U2 — All primary controls present on iPad</w:t>
       </w:r>
     </w:p>
     <w:p>
@@ -19102,13 +21550,61 @@
           <w:b/>
           <w:bCs/>
         </w:rPr>
+        <w:t xml:space="preserve">Platforms:</w:t>
+      </w:r>
+      <w:r>
+        <w:t xml:space="preserve"> </w:t>
+      </w:r>
+      <w:r>
+        <w:t xml:space="preserve">iPadOS ·</w:t>
+      </w:r>
+      <w:r>
+        <w:t xml:space="preserve"> </w:t>
+      </w:r>
+      <w:r>
+        <w:rPr>
+          <w:b/>
+          <w:bCs/>
+        </w:rPr>
+        <w:t xml:space="preserve">Priority:</w:t>
+      </w:r>
+      <w:r>
+        <w:t xml:space="preserve"> </w:t>
+      </w:r>
+      <w:r>
+        <w:t xml:space="preserve">High ·</w:t>
+      </w:r>
+      <w:r>
+        <w:t xml:space="preserve"> </w:t>
+      </w:r>
+      <w:r>
+        <w:rPr>
+          <w:b/>
+          <w:bCs/>
+        </w:rPr>
+        <w:t xml:space="preserve">Part 1 ref:</w:t>
+      </w:r>
+      <w:r>
+        <w:t xml:space="preserve"> </w:t>
+      </w:r>
+      <w:r>
+        <w:t xml:space="preserve">U2</w:t>
+      </w:r>
+      <w:r>
+        <w:t xml:space="preserve"> </w:t>
+      </w:r>
+      <w:r>
+        <w:rPr>
+          <w:b/>
+          <w:bCs/>
+        </w:rPr>
         <w:t xml:space="preserve">Preconditions:</w:t>
       </w:r>
       <w:r>
         <w:t xml:space="preserve"> </w:t>
       </w:r>
       <w:r>
-        <w:t xml:space="preserve">Device restarted (cold launch).</w:t>
+        <w:t xml:space="preserve">iPad in landscape or portrait orientation.</w:t>
       </w:r>
       <w:r>
         <w:t xml:space="preserve"> </w:t>
@@ -19124,7 +21620,13 @@
         <w:t xml:space="preserve"> </w:t>
       </w:r>
       <w:r>
-        <w:t xml:space="preserve">1. Tap the GuitarTap icon.</w:t>
+        <w:t xml:space="preserve">1. Launch GuitarTap on iPad.</w:t>
+      </w:r>
+      <w:r>
+        <w:t xml:space="preserve"> </w:t>
+      </w:r>
+      <w:r>
+        <w:t xml:space="preserve">2. Verify the two-row header layout shows full-label buttons.</w:t>
       </w:r>
     </w:p>
     <w:p>
@@ -19142,19 +21644,7 @@
         <w:t xml:space="preserve"> </w:t>
       </w:r>
       <w:r>
-        <w:t xml:space="preserve">Main view appears within 3 s. No crash. No</w:t>
-      </w:r>
-      <w:r>
-        <w:t xml:space="preserve"> </w:t>
-      </w:r>
-      <w:r>
-        <w:t xml:space="preserve">“GuitarTap quit unexpectedly”</w:t>
-      </w:r>
-      <w:r>
-        <w:t xml:space="preserve"> </w:t>
-      </w:r>
-      <w:r>
-        <w:t xml:space="preserve">dialog.</w:t>
+        <w:t xml:space="preserve">Both rows are fully visible without horizontal scrolling. All buttons have text labels.</w:t>
       </w:r>
     </w:p>
     <w:p>
@@ -19165,13 +21655,13 @@
       </w:r>
     </w:p>
     <w:bookmarkEnd w:id="81"/>
-    <w:bookmarkStart w:id="82" w:name="X2868af2a95f76991442d6465b8b41b40a09db7b"/>
+    <w:bookmarkStart w:id="82" w:name="Xc3438a33a91d7e417bbd008e6a073c6569a3340"/>
     <w:p>
       <w:pPr>
         <w:pStyle w:val="Heading4"/>
       </w:pPr>
       <w:r>
-        <w:t xml:space="preserve">K2 — Chart renders with a saved measurement</w:t>
+        <w:t xml:space="preserve">U3 — All primary controls present on macOS (wide window)</w:t>
       </w:r>
     </w:p>
     <w:p>
@@ -19183,40 +21673,61 @@
           <w:b/>
           <w:bCs/>
         </w:rPr>
+        <w:t xml:space="preserve">Platforms:</w:t>
+      </w:r>
+      <w:r>
+        <w:t xml:space="preserve"> </w:t>
+      </w:r>
+      <w:r>
+        <w:t xml:space="preserve">macOS ·</w:t>
+      </w:r>
+      <w:r>
+        <w:t xml:space="preserve"> </w:t>
+      </w:r>
+      <w:r>
+        <w:rPr>
+          <w:b/>
+          <w:bCs/>
+        </w:rPr>
+        <w:t xml:space="preserve">Priority:</w:t>
+      </w:r>
+      <w:r>
+        <w:t xml:space="preserve"> </w:t>
+      </w:r>
+      <w:r>
+        <w:t xml:space="preserve">High ·</w:t>
+      </w:r>
+      <w:r>
+        <w:t xml:space="preserve"> </w:t>
+      </w:r>
+      <w:r>
+        <w:rPr>
+          <w:b/>
+          <w:bCs/>
+        </w:rPr>
+        <w:t xml:space="preserve">Part 1 ref:</w:t>
+      </w:r>
+      <w:r>
+        <w:t xml:space="preserve"> </w:t>
+      </w:r>
+      <w:r>
+        <w:t xml:space="preserve">U3</w:t>
+      </w:r>
+      <w:r>
+        <w:t xml:space="preserve"> </w:t>
+      </w:r>
+      <w:r>
+        <w:rPr>
+          <w:b/>
+          <w:bCs/>
+        </w:rPr>
         <w:t xml:space="preserve">Preconditions:</w:t>
       </w:r>
       <w:r>
         <w:t xml:space="preserve"> </w:t>
       </w:r>
       <w:r>
-        <w:t xml:space="preserve">The</w:t>
-      </w:r>
-      <w:r>
-        <w:t xml:space="preserve"> </w:t>
-      </w:r>
-      <w:r>
-        <w:rPr>
-          <w:rStyle w:val="VerbatimChar"/>
-        </w:rPr>
-        <w:t xml:space="preserve">chris-1771351833.json</w:t>
-      </w:r>
-      <w:r>
-        <w:t xml:space="preserve"> </w:t>
-      </w:r>
-      <w:r>
-        <w:t xml:space="preserve">fixture file is available (included in the repo at</w:t>
-      </w:r>
-      <w:r>
-        <w:t xml:space="preserve"> </w:t>
-      </w:r>
-      <w:r>
-        <w:rPr>
-          <w:rStyle w:val="VerbatimChar"/>
-        </w:rPr>
-        <w:t xml:space="preserve">GuitarTapTests/</w:t>
-      </w:r>
-      <w:r>
-        <w:t xml:space="preserve">).</w:t>
+        <w:t xml:space="preserve">macOS, window at ≥900 px wide.</w:t>
       </w:r>
       <w:r>
         <w:t xml:space="preserve"> </w:t>
@@ -19232,28 +21743,13 @@
         <w:t xml:space="preserve"> </w:t>
       </w:r>
       <w:r>
-        <w:t xml:space="preserve">1. Use Files (iOS) or Finder (macOS) to import</w:t>
-      </w:r>
-      <w:r>
-        <w:t xml:space="preserve"> </w:t>
-      </w:r>
-      <w:r>
-        <w:rPr>
-          <w:rStyle w:val="VerbatimChar"/>
-        </w:rPr>
-        <w:t xml:space="preserve">chris-1771351833.json</w:t>
-      </w:r>
-      <w:r>
-        <w:t xml:space="preserve"> </w:t>
-      </w:r>
-      <w:r>
-        <w:t xml:space="preserve">into GuitarTap.</w:t>
-      </w:r>
-      <w:r>
-        <w:t xml:space="preserve"> </w:t>
-      </w:r>
-      <w:r>
-        <w:t xml:space="preserve">2. Open the imported measurement from the Measurements list.</w:t>
+        <w:t xml:space="preserve">1. Launch GuitarTap.</w:t>
+      </w:r>
+      <w:r>
+        <w:t xml:space="preserve"> </w:t>
+      </w:r>
+      <w:r>
+        <w:t xml:space="preserve">2. Verify the single-row button layout shows: Start, Results, Metrics, Save, Export Spectrum, Auto dB, Annotations, Measurements, Settings.</w:t>
       </w:r>
     </w:p>
     <w:p>
@@ -19271,7 +21767,7 @@
         <w:t xml:space="preserve"> </w:t>
       </w:r>
       <w:r>
-        <w:t xml:space="preserve">The spectrum chart renders with the correct peaks annotated. No blank chart or decode error.</w:t>
+        <w:t xml:space="preserve">All buttons with full text labels are visible in one row.</w:t>
       </w:r>
     </w:p>
     <w:p>
@@ -19282,13 +21778,13 @@
       </w:r>
     </w:p>
     <w:bookmarkEnd w:id="82"/>
-    <w:bookmarkStart w:id="83" w:name="Xfaeb455873401259c6d8cba541ce5e5c5a6c31b"/>
+    <w:bookmarkStart w:id="83" w:name="Xe8a3913ff9629a4d507678648ab78eeac0564dc"/>
     <w:p>
       <w:pPr>
         <w:pStyle w:val="Heading4"/>
       </w:pPr>
       <w:r>
-        <w:t xml:space="preserve">K3 — Recording session starts and stops cleanly</w:t>
+        <w:t xml:space="preserve">U4 — macOS icon-only layout at narrow window</w:t>
       </w:r>
     </w:p>
     <w:p>
@@ -19300,13 +21796,61 @@
           <w:b/>
           <w:bCs/>
         </w:rPr>
+        <w:t xml:space="preserve">Platforms:</w:t>
+      </w:r>
+      <w:r>
+        <w:t xml:space="preserve"> </w:t>
+      </w:r>
+      <w:r>
+        <w:t xml:space="preserve">macOS ·</w:t>
+      </w:r>
+      <w:r>
+        <w:t xml:space="preserve"> </w:t>
+      </w:r>
+      <w:r>
+        <w:rPr>
+          <w:b/>
+          <w:bCs/>
+        </w:rPr>
+        <w:t xml:space="preserve">Priority:</w:t>
+      </w:r>
+      <w:r>
+        <w:t xml:space="preserve"> </w:t>
+      </w:r>
+      <w:r>
+        <w:t xml:space="preserve">Medium ·</w:t>
+      </w:r>
+      <w:r>
+        <w:t xml:space="preserve"> </w:t>
+      </w:r>
+      <w:r>
+        <w:rPr>
+          <w:b/>
+          <w:bCs/>
+        </w:rPr>
+        <w:t xml:space="preserve">Part 1 ref:</w:t>
+      </w:r>
+      <w:r>
+        <w:t xml:space="preserve"> </w:t>
+      </w:r>
+      <w:r>
+        <w:t xml:space="preserve">U4</w:t>
+      </w:r>
+      <w:r>
+        <w:t xml:space="preserve"> </w:t>
+      </w:r>
+      <w:r>
+        <w:rPr>
+          <w:b/>
+          <w:bCs/>
+        </w:rPr>
         <w:t xml:space="preserve">Preconditions:</w:t>
       </w:r>
       <w:r>
         <w:t xml:space="preserve"> </w:t>
       </w:r>
       <w:r>
-        <w:t xml:space="preserve">Microphone permission granted.</w:t>
+        <w:t xml:space="preserve">macOS.</w:t>
       </w:r>
       <w:r>
         <w:t xml:space="preserve"> </w:t>
@@ -19322,45 +21866,7 @@
         <w:t xml:space="preserve"> </w:t>
       </w:r>
       <w:r>
-        <w:t xml:space="preserve">1. Tap</w:t>
-      </w:r>
-      <w:r>
-        <w:t xml:space="preserve"> </w:t>
-      </w:r>
-      <w:r>
-        <w:rPr>
-          <w:b/>
-          <w:bCs/>
-        </w:rPr>
-        <w:t xml:space="preserve">Start</w:t>
-      </w:r>
-      <w:r>
-        <w:t xml:space="preserve">.</w:t>
-      </w:r>
-      <w:r>
-        <w:t xml:space="preserve"> </w:t>
-      </w:r>
-      <w:r>
-        <w:t xml:space="preserve">2. Observe the green running indicator for 5 s.</w:t>
-      </w:r>
-      <w:r>
-        <w:t xml:space="preserve"> </w:t>
-      </w:r>
-      <w:r>
-        <w:t xml:space="preserve">3. Tap</w:t>
-      </w:r>
-      <w:r>
-        <w:t xml:space="preserve"> </w:t>
-      </w:r>
-      <w:r>
-        <w:rPr>
-          <w:b/>
-          <w:bCs/>
-        </w:rPr>
-        <w:t xml:space="preserve">Stop</w:t>
-      </w:r>
-      <w:r>
-        <w:t xml:space="preserve">.</w:t>
+        <w:t xml:space="preserve">1. Drag the window to a narrow width (≈500 px).</w:t>
       </w:r>
     </w:p>
     <w:p>
@@ -19378,7 +21884,16 @@
         <w:t xml:space="preserve"> </w:t>
       </w:r>
       <w:r>
-        <w:t xml:space="preserve">Indicator goes green on Start and red on Stop. App does not freeze. No crash.</w:t>
+        <w:rPr>
+          <w:rStyle w:val="VerbatimChar"/>
+        </w:rPr>
+        <w:t xml:space="preserve">ViewThatFits</w:t>
+      </w:r>
+      <w:r>
+        <w:t xml:space="preserve"> </w:t>
+      </w:r>
+      <w:r>
+        <w:t xml:space="preserve">switches to the icon-only two-row layout. No button labels are truncated. No button falls off-screen.</w:t>
       </w:r>
     </w:p>
     <w:p>
@@ -19389,13 +21904,13 @@
       </w:r>
     </w:p>
     <w:bookmarkEnd w:id="83"/>
-    <w:bookmarkStart w:id="84" w:name="X739c06766e2e2b5a227b8590f6e10ca3595ebd4"/>
+    <w:bookmarkStart w:id="84" w:name="u5-status-bar-correct-on-iphone"/>
     <w:p>
       <w:pPr>
         <w:pStyle w:val="Heading4"/>
       </w:pPr>
       <w:r>
-        <w:t xml:space="preserve">K4 — Memory stable during extended recording</w:t>
+        <w:t xml:space="preserve">U5 — Status bar correct on iPhone</w:t>
       </w:r>
     </w:p>
     <w:p>
@@ -19407,13 +21922,61 @@
           <w:b/>
           <w:bCs/>
         </w:rPr>
+        <w:t xml:space="preserve">Platforms:</w:t>
+      </w:r>
+      <w:r>
+        <w:t xml:space="preserve"> </w:t>
+      </w:r>
+      <w:r>
+        <w:t xml:space="preserve">iOS ·</w:t>
+      </w:r>
+      <w:r>
+        <w:t xml:space="preserve"> </w:t>
+      </w:r>
+      <w:r>
+        <w:rPr>
+          <w:b/>
+          <w:bCs/>
+        </w:rPr>
+        <w:t xml:space="preserve">Priority:</w:t>
+      </w:r>
+      <w:r>
+        <w:t xml:space="preserve"> </w:t>
+      </w:r>
+      <w:r>
+        <w:t xml:space="preserve">Medium ·</w:t>
+      </w:r>
+      <w:r>
+        <w:t xml:space="preserve"> </w:t>
+      </w:r>
+      <w:r>
+        <w:rPr>
+          <w:b/>
+          <w:bCs/>
+        </w:rPr>
+        <w:t xml:space="preserve">Part 1 ref:</w:t>
+      </w:r>
+      <w:r>
+        <w:t xml:space="preserve"> </w:t>
+      </w:r>
+      <w:r>
+        <w:t xml:space="preserve">U5</w:t>
+      </w:r>
+      <w:r>
+        <w:t xml:space="preserve"> </w:t>
+      </w:r>
+      <w:r>
+        <w:rPr>
+          <w:b/>
+          <w:bCs/>
+        </w:rPr>
         <w:t xml:space="preserve">Preconditions:</w:t>
       </w:r>
       <w:r>
         <w:t xml:space="preserve"> </w:t>
       </w:r>
       <w:r>
-        <w:t xml:space="preserve">Xcode Instruments available. App running on device.</w:t>
+        <w:t xml:space="preserve">App running on iPhone.</w:t>
       </w:r>
       <w:r>
         <w:t xml:space="preserve"> </w:t>
@@ -19429,13 +21992,7 @@
         <w:t xml:space="preserve"> </w:t>
       </w:r>
       <w:r>
-        <w:t xml:space="preserve">1. Profile the app with the Allocations instrument.</w:t>
-      </w:r>
-      <w:r>
-        <w:t xml:space="preserve"> </w:t>
-      </w:r>
-      <w:r>
-        <w:t xml:space="preserve">2. Tap</w:t>
+        <w:t xml:space="preserve">1. Tap</w:t>
       </w:r>
       <w:r>
         <w:t xml:space="preserve"> </w:t>
@@ -19448,32 +22005,16 @@
         <w:t xml:space="preserve">Start</w:t>
       </w:r>
       <w:r>
-        <w:t xml:space="preserve">.</w:t>
-      </w:r>
-      <w:r>
-        <w:t xml:space="preserve"> </w:t>
-      </w:r>
-      <w:r>
-        <w:t xml:space="preserve">3. Record continuously for 2 minutes.</w:t>
-      </w:r>
-      <w:r>
-        <w:t xml:space="preserve"> </w:t>
-      </w:r>
-      <w:r>
-        <w:t xml:space="preserve">4. Tap</w:t>
-      </w:r>
-      <w:r>
-        <w:t xml:space="preserve"> </w:t>
-      </w:r>
-      <w:r>
-        <w:rPr>
-          <w:b/>
-          <w:bCs/>
-        </w:rPr>
-        <w:t xml:space="preserve">Stop</w:t>
-      </w:r>
-      <w:r>
-        <w:t xml:space="preserve">.</w:t>
+        <w:t xml:space="preserve"> </w:t>
+      </w:r>
+      <w:r>
+        <w:t xml:space="preserve">to begin recording.</w:t>
+      </w:r>
+      <w:r>
+        <w:t xml:space="preserve"> </w:t>
+      </w:r>
+      <w:r>
+        <w:t xml:space="preserve">2. Observe the compact status bar (28 px tall area below the header).</w:t>
       </w:r>
     </w:p>
     <w:p>
@@ -19491,7 +22032,7 @@
         <w:t xml:space="preserve"> </w:t>
       </w:r>
       <w:r>
-        <w:t xml:space="preserve">Memory usage grows during FFT initialisation and then plateaus. No unbounded growth over the 2-minute period. Net growth &lt; 10 MB from the plateau.</w:t>
+        <w:t xml:space="preserve">The compact status bar shows the tap indicator dot, a dB reading, and a running dot. No element is clipped or overlapping.</w:t>
       </w:r>
     </w:p>
     <w:p>
@@ -19502,13 +22043,13 @@
       </w:r>
     </w:p>
     <w:bookmarkEnd w:id="84"/>
-    <w:bookmarkStart w:id="85" w:name="k5-app-returns-from-background-correctly"/>
+    <w:bookmarkStart w:id="85" w:name="u6-status-bar-correct-on-ipadmacos"/>
     <w:p>
       <w:pPr>
         <w:pStyle w:val="Heading4"/>
       </w:pPr>
       <w:r>
-        <w:t xml:space="preserve">K5 — App returns from background correctly</w:t>
+        <w:t xml:space="preserve">U6 — Status bar correct on iPad/macOS</w:t>
       </w:r>
     </w:p>
     <w:p>
@@ -19520,13 +22061,61 @@
           <w:b/>
           <w:bCs/>
         </w:rPr>
+        <w:t xml:space="preserve">Platforms:</w:t>
+      </w:r>
+      <w:r>
+        <w:t xml:space="preserve"> </w:t>
+      </w:r>
+      <w:r>
+        <w:t xml:space="preserve">iPadOS · macOS ·</w:t>
+      </w:r>
+      <w:r>
+        <w:t xml:space="preserve"> </w:t>
+      </w:r>
+      <w:r>
+        <w:rPr>
+          <w:b/>
+          <w:bCs/>
+        </w:rPr>
+        <w:t xml:space="preserve">Priority:</w:t>
+      </w:r>
+      <w:r>
+        <w:t xml:space="preserve"> </w:t>
+      </w:r>
+      <w:r>
+        <w:t xml:space="preserve">Medium ·</w:t>
+      </w:r>
+      <w:r>
+        <w:t xml:space="preserve"> </w:t>
+      </w:r>
+      <w:r>
+        <w:rPr>
+          <w:b/>
+          <w:bCs/>
+        </w:rPr>
+        <w:t xml:space="preserve">Part 1 ref:</w:t>
+      </w:r>
+      <w:r>
+        <w:t xml:space="preserve"> </w:t>
+      </w:r>
+      <w:r>
+        <w:t xml:space="preserve">U6</w:t>
+      </w:r>
+      <w:r>
+        <w:t xml:space="preserve"> </w:t>
+      </w:r>
+      <w:r>
+        <w:rPr>
+          <w:b/>
+          <w:bCs/>
+        </w:rPr>
         <w:t xml:space="preserve">Preconditions:</w:t>
       </w:r>
       <w:r>
         <w:t xml:space="preserve"> </w:t>
       </w:r>
       <w:r>
-        <w:t xml:space="preserve">App recording on iPhone or iPad.</w:t>
+        <w:t xml:space="preserve">App running on iPad or macOS.</w:t>
       </w:r>
       <w:r>
         <w:t xml:space="preserve"> </w:t>
@@ -19555,25 +22144,22 @@
         <w:t xml:space="preserve">Start</w:t>
       </w:r>
       <w:r>
-        <w:t xml:space="preserve">; confirm spectrum is animating.</w:t>
-      </w:r>
-      <w:r>
-        <w:t xml:space="preserve"> </w:t>
-      </w:r>
-      <w:r>
-        <w:t xml:space="preserve">2. Press the Home button (or swipe up to go home).</w:t>
-      </w:r>
-      <w:r>
-        <w:t xml:space="preserve"> </w:t>
-      </w:r>
-      <w:r>
-        <w:t xml:space="preserve">3. Wait 10 s.</w:t>
-      </w:r>
-      <w:r>
-        <w:t xml:space="preserve"> </w:t>
-      </w:r>
-      <w:r>
-        <w:t xml:space="preserve">4. Return to GuitarTap by tapping its icon.</w:t>
+        <w:t xml:space="preserve"> </w:t>
+      </w:r>
+      <w:r>
+        <w:t xml:space="preserve">to begin recording.</w:t>
+      </w:r>
+      <w:r>
+        <w:t xml:space="preserve"> </w:t>
+      </w:r>
+      <w:r>
+        <w:t xml:space="preserve">2. Knock the guitar once to trigger a tap.</w:t>
+      </w:r>
+      <w:r>
+        <w:t xml:space="preserve"> </w:t>
+      </w:r>
+      <w:r>
+        <w:t xml:space="preserve">3. Observe the full status bar.</w:t>
       </w:r>
     </w:p>
     <w:p>
@@ -19591,7 +22177,19 @@
         <w:t xml:space="preserve"> </w:t>
       </w:r>
       <w:r>
-        <w:t xml:space="preserve">The app is either still recording (indicator green) or in a clean stopped state. The UI is not frozen. No crash.</w:t>
+        <w:t xml:space="preserve">The full status bar shows the progress bar, the</w:t>
+      </w:r>
+      <w:r>
+        <w:t xml:space="preserve"> </w:t>
+      </w:r>
+      <w:r>
+        <w:t xml:space="preserve">“Tap Detected!”</w:t>
+      </w:r>
+      <w:r>
+        <w:t xml:space="preserve"> </w:t>
+      </w:r>
+      <w:r>
+        <w:t xml:space="preserve">label, the bin count, and the frozen indicator. No element is clipped or missing.</w:t>
       </w:r>
     </w:p>
     <w:p>
@@ -19602,13 +22200,13 @@
       </w:r>
     </w:p>
     <w:bookmarkEnd w:id="85"/>
-    <w:bookmarkStart w:id="86" w:name="k6-rotation-does-not-break-layout"/>
+    <w:bookmarkStart w:id="86" w:name="u7-settings-sheet-opens-changes-persist"/>
     <w:p>
       <w:pPr>
         <w:pStyle w:val="Heading4"/>
       </w:pPr>
       <w:r>
-        <w:t xml:space="preserve">K6 — Rotation does not break layout</w:t>
+        <w:t xml:space="preserve">U7 — Settings sheet opens, changes persist</w:t>
       </w:r>
     </w:p>
     <w:p>
@@ -19620,13 +22218,61 @@
           <w:b/>
           <w:bCs/>
         </w:rPr>
+        <w:t xml:space="preserve">Platforms:</w:t>
+      </w:r>
+      <w:r>
+        <w:t xml:space="preserve"> </w:t>
+      </w:r>
+      <w:r>
+        <w:t xml:space="preserve">iOS · iPadOS · macOS ·</w:t>
+      </w:r>
+      <w:r>
+        <w:t xml:space="preserve"> </w:t>
+      </w:r>
+      <w:r>
+        <w:rPr>
+          <w:b/>
+          <w:bCs/>
+        </w:rPr>
+        <w:t xml:space="preserve">Priority:</w:t>
+      </w:r>
+      <w:r>
+        <w:t xml:space="preserve"> </w:t>
+      </w:r>
+      <w:r>
+        <w:t xml:space="preserve">High ·</w:t>
+      </w:r>
+      <w:r>
+        <w:t xml:space="preserve"> </w:t>
+      </w:r>
+      <w:r>
+        <w:rPr>
+          <w:b/>
+          <w:bCs/>
+        </w:rPr>
+        <w:t xml:space="preserve">Part 1 ref:</w:t>
+      </w:r>
+      <w:r>
+        <w:t xml:space="preserve"> </w:t>
+      </w:r>
+      <w:r>
+        <w:t xml:space="preserve">U7</w:t>
+      </w:r>
+      <w:r>
+        <w:t xml:space="preserve"> </w:t>
+      </w:r>
+      <w:r>
+        <w:rPr>
+          <w:b/>
+          <w:bCs/>
+        </w:rPr>
         <w:t xml:space="preserve">Preconditions:</w:t>
       </w:r>
       <w:r>
         <w:t xml:space="preserve"> </w:t>
       </w:r>
       <w:r>
-        <w:t xml:space="preserve">App running on iPhone or iPad.</w:t>
+        <w:t xml:space="preserve">App running on any platform.</w:t>
       </w:r>
       <w:r>
         <w:t xml:space="preserve"> </w:t>
@@ -19642,41 +22288,38 @@
         <w:t xml:space="preserve"> </w:t>
       </w:r>
       <w:r>
-        <w:t xml:space="preserve">1. Hold device in portrait.</w:t>
-      </w:r>
-      <w:r>
-        <w:t xml:space="preserve"> </w:t>
-      </w:r>
-      <w:r>
-        <w:t xml:space="preserve">2. Tap</w:t>
-      </w:r>
-      <w:r>
-        <w:t xml:space="preserve"> </w:t>
-      </w:r>
-      <w:r>
-        <w:rPr>
-          <w:b/>
-          <w:bCs/>
-        </w:rPr>
-        <w:t xml:space="preserve">Start</w:t>
-      </w:r>
-      <w:r>
-        <w:t xml:space="preserve"> </w:t>
-      </w:r>
-      <w:r>
-        <w:t xml:space="preserve">and confirm spectrum is visible.</w:t>
-      </w:r>
-      <w:r>
-        <w:t xml:space="preserve"> </w:t>
-      </w:r>
-      <w:r>
-        <w:t xml:space="preserve">3. Rotate device to landscape.</w:t>
-      </w:r>
-      <w:r>
-        <w:t xml:space="preserve"> </w:t>
-      </w:r>
-      <w:r>
-        <w:t xml:space="preserve">4. Rotate back to portrait.</w:t>
+        <w:t xml:space="preserve">1. Tap</w:t>
+      </w:r>
+      <w:r>
+        <w:t xml:space="preserve"> </w:t>
+      </w:r>
+      <w:r>
+        <w:rPr>
+          <w:b/>
+          <w:bCs/>
+        </w:rPr>
+        <w:t xml:space="preserve">Settings</w:t>
+      </w:r>
+      <w:r>
+        <w:t xml:space="preserve">.</w:t>
+      </w:r>
+      <w:r>
+        <w:t xml:space="preserve"> </w:t>
+      </w:r>
+      <w:r>
+        <w:t xml:space="preserve">2. Change the threshold value.</w:t>
+      </w:r>
+      <w:r>
+        <w:t xml:space="preserve"> </w:t>
+      </w:r>
+      <w:r>
+        <w:t xml:space="preserve">3. Dismiss the settings sheet.</w:t>
+      </w:r>
+      <w:r>
+        <w:t xml:space="preserve"> </w:t>
+      </w:r>
+      <w:r>
+        <w:t xml:space="preserve">4. Reopen Settings.</w:t>
       </w:r>
     </w:p>
     <w:p>
@@ -19694,7 +22337,7 @@
         <w:t xml:space="preserve"> </w:t>
       </w:r>
       <w:r>
-        <w:t xml:space="preserve">The chart, header buttons, and status bar reflow cleanly in both orientations. No controls overlap or are clipped.</w:t>
+        <w:t xml:space="preserve">The threshold value is the same as the one entered in step 2.</w:t>
       </w:r>
     </w:p>
     <w:p>
@@ -19705,9 +22348,1676 @@
       </w:r>
     </w:p>
     <w:bookmarkEnd w:id="86"/>
+    <w:bookmarkStart w:id="87" w:name="u8-results-sheet-opens-and-closes"/>
+    <w:p>
+      <w:pPr>
+        <w:pStyle w:val="Heading4"/>
+      </w:pPr>
+      <w:r>
+        <w:t xml:space="preserve">U8 — Results sheet opens and closes</w:t>
+      </w:r>
+    </w:p>
+    <w:p>
+      <w:pPr>
+        <w:pStyle w:val="FirstParagraph"/>
+      </w:pPr>
+      <w:r>
+        <w:rPr>
+          <w:b/>
+          <w:bCs/>
+        </w:rPr>
+        <w:t xml:space="preserve">Platforms:</w:t>
+      </w:r>
+      <w:r>
+        <w:t xml:space="preserve"> </w:t>
+      </w:r>
+      <w:r>
+        <w:t xml:space="preserve">iOS · iPadOS · macOS ·</w:t>
+      </w:r>
+      <w:r>
+        <w:t xml:space="preserve"> </w:t>
+      </w:r>
+      <w:r>
+        <w:rPr>
+          <w:b/>
+          <w:bCs/>
+        </w:rPr>
+        <w:t xml:space="preserve">Priority:</w:t>
+      </w:r>
+      <w:r>
+        <w:t xml:space="preserve"> </w:t>
+      </w:r>
+      <w:r>
+        <w:t xml:space="preserve">High ·</w:t>
+      </w:r>
+      <w:r>
+        <w:t xml:space="preserve"> </w:t>
+      </w:r>
+      <w:r>
+        <w:rPr>
+          <w:b/>
+          <w:bCs/>
+        </w:rPr>
+        <w:t xml:space="preserve">Part 1 ref:</w:t>
+      </w:r>
+      <w:r>
+        <w:t xml:space="preserve"> </w:t>
+      </w:r>
+      <w:r>
+        <w:t xml:space="preserve">U8</w:t>
+      </w:r>
+      <w:r>
+        <w:t xml:space="preserve"> </w:t>
+      </w:r>
+      <w:r>
+        <w:rPr>
+          <w:b/>
+          <w:bCs/>
+        </w:rPr>
+        <w:t xml:space="preserve">Preconditions:</w:t>
+      </w:r>
+      <w:r>
+        <w:t xml:space="preserve"> </w:t>
+      </w:r>
+      <w:r>
+        <w:t xml:space="preserve">At least one tap has been captured and a spectrum is displayed.</w:t>
+      </w:r>
+      <w:r>
+        <w:t xml:space="preserve"> </w:t>
+      </w:r>
+      <w:r>
+        <w:rPr>
+          <w:b/>
+          <w:bCs/>
+        </w:rPr>
+        <w:t xml:space="preserve">Steps:</w:t>
+      </w:r>
+      <w:r>
+        <w:t xml:space="preserve"> </w:t>
+      </w:r>
+      <w:r>
+        <w:t xml:space="preserve">1. Tap</w:t>
+      </w:r>
+      <w:r>
+        <w:t xml:space="preserve"> </w:t>
+      </w:r>
+      <w:r>
+        <w:rPr>
+          <w:b/>
+          <w:bCs/>
+        </w:rPr>
+        <w:t xml:space="preserve">Results</w:t>
+      </w:r>
+      <w:r>
+        <w:t xml:space="preserve">.</w:t>
+      </w:r>
+      <w:r>
+        <w:t xml:space="preserve"> </w:t>
+      </w:r>
+      <w:r>
+        <w:t xml:space="preserve">2. Verify the peaks table is visible.</w:t>
+      </w:r>
+      <w:r>
+        <w:t xml:space="preserve"> </w:t>
+      </w:r>
+      <w:r>
+        <w:t xml:space="preserve">3. Dismiss the sheet (swipe down on iOS/iPadOS; close button on macOS).</w:t>
+      </w:r>
+    </w:p>
+    <w:p>
+      <w:pPr>
+        <w:pStyle w:val="BodyText"/>
+      </w:pPr>
+      <w:r>
+        <w:rPr>
+          <w:b/>
+          <w:bCs/>
+        </w:rPr>
+        <w:t xml:space="preserve">Expected result:</w:t>
+      </w:r>
+      <w:r>
+        <w:t xml:space="preserve"> </w:t>
+      </w:r>
+      <w:r>
+        <w:t xml:space="preserve">The peaks table appears with frequency, dB, Q, and mode columns populated. Dismissing the sheet returns the app to the main view cleanly.</w:t>
+      </w:r>
+    </w:p>
+    <w:p>
+      <w:r>
+        <w:pict>
+          <v:rect style="width:0;height:1.5pt" o:hralign="center" o:hrstd="t" o:hr="t"/>
+        </w:pict>
+      </w:r>
+    </w:p>
     <w:bookmarkEnd w:id="87"/>
+    <w:bookmarkStart w:id="88" w:name="u9-save-sheet-accepts-name-and-saves"/>
+    <w:p>
+      <w:pPr>
+        <w:pStyle w:val="Heading4"/>
+      </w:pPr>
+      <w:r>
+        <w:t xml:space="preserve">U9 — Save sheet accepts name and saves</w:t>
+      </w:r>
+    </w:p>
+    <w:p>
+      <w:pPr>
+        <w:pStyle w:val="FirstParagraph"/>
+      </w:pPr>
+      <w:r>
+        <w:rPr>
+          <w:b/>
+          <w:bCs/>
+        </w:rPr>
+        <w:t xml:space="preserve">Platforms:</w:t>
+      </w:r>
+      <w:r>
+        <w:t xml:space="preserve"> </w:t>
+      </w:r>
+      <w:r>
+        <w:t xml:space="preserve">iOS · iPadOS · macOS ·</w:t>
+      </w:r>
+      <w:r>
+        <w:t xml:space="preserve"> </w:t>
+      </w:r>
+      <w:r>
+        <w:rPr>
+          <w:b/>
+          <w:bCs/>
+        </w:rPr>
+        <w:t xml:space="preserve">Priority:</w:t>
+      </w:r>
+      <w:r>
+        <w:t xml:space="preserve"> </w:t>
+      </w:r>
+      <w:r>
+        <w:t xml:space="preserve">High ·</w:t>
+      </w:r>
+      <w:r>
+        <w:t xml:space="preserve"> </w:t>
+      </w:r>
+      <w:r>
+        <w:rPr>
+          <w:b/>
+          <w:bCs/>
+        </w:rPr>
+        <w:t xml:space="preserve">Part 1 ref:</w:t>
+      </w:r>
+      <w:r>
+        <w:t xml:space="preserve"> </w:t>
+      </w:r>
+      <w:r>
+        <w:t xml:space="preserve">U9</w:t>
+      </w:r>
+      <w:r>
+        <w:t xml:space="preserve"> </w:t>
+      </w:r>
+      <w:r>
+        <w:rPr>
+          <w:b/>
+          <w:bCs/>
+        </w:rPr>
+        <w:t xml:space="preserve">Preconditions:</w:t>
+      </w:r>
+      <w:r>
+        <w:t xml:space="preserve"> </w:t>
+      </w:r>
+      <w:r>
+        <w:t xml:space="preserve">At least one tap has been captured.</w:t>
+      </w:r>
+      <w:r>
+        <w:t xml:space="preserve"> </w:t>
+      </w:r>
+      <w:r>
+        <w:rPr>
+          <w:b/>
+          <w:bCs/>
+        </w:rPr>
+        <w:t xml:space="preserve">Steps:</w:t>
+      </w:r>
+      <w:r>
+        <w:t xml:space="preserve"> </w:t>
+      </w:r>
+      <w:r>
+        <w:t xml:space="preserve">1. Tap</w:t>
+      </w:r>
+      <w:r>
+        <w:t xml:space="preserve"> </w:t>
+      </w:r>
+      <w:r>
+        <w:rPr>
+          <w:b/>
+          <w:bCs/>
+        </w:rPr>
+        <w:t xml:space="preserve">Save</w:t>
+      </w:r>
+      <w:r>
+        <w:t xml:space="preserve">.</w:t>
+      </w:r>
+      <w:r>
+        <w:t xml:space="preserve"> </w:t>
+      </w:r>
+      <w:r>
+        <w:t xml:space="preserve">2. Type a name for the measurement (e.g. </w:t>
+      </w:r>
+      <w:r>
+        <w:t xml:space="preserve">“Test spruce top”</w:t>
+      </w:r>
+      <w:r>
+        <w:t xml:space="preserve">).</w:t>
+      </w:r>
+      <w:r>
+        <w:t xml:space="preserve"> </w:t>
+      </w:r>
+      <w:r>
+        <w:t xml:space="preserve">3. Confirm the save.</w:t>
+      </w:r>
+      <w:r>
+        <w:t xml:space="preserve"> </w:t>
+      </w:r>
+      <w:r>
+        <w:t xml:space="preserve">4. Open</w:t>
+      </w:r>
+      <w:r>
+        <w:t xml:space="preserve"> </w:t>
+      </w:r>
+      <w:r>
+        <w:rPr>
+          <w:b/>
+          <w:bCs/>
+        </w:rPr>
+        <w:t xml:space="preserve">Measurements</w:t>
+      </w:r>
+      <w:r>
+        <w:t xml:space="preserve">.</w:t>
+      </w:r>
+    </w:p>
+    <w:p>
+      <w:pPr>
+        <w:pStyle w:val="BodyText"/>
+      </w:pPr>
+      <w:r>
+        <w:rPr>
+          <w:b/>
+          <w:bCs/>
+        </w:rPr>
+        <w:t xml:space="preserve">Expected result:</w:t>
+      </w:r>
+      <w:r>
+        <w:t xml:space="preserve"> </w:t>
+      </w:r>
+      <w:r>
+        <w:t xml:space="preserve">The new measurement appears in the Measurements list with the name entered and the correct date/time.</w:t>
+      </w:r>
+    </w:p>
+    <w:p>
+      <w:r>
+        <w:pict>
+          <v:rect style="width:0;height:1.5pt" o:hralign="center" o:hrstd="t" o:hr="t"/>
+        </w:pict>
+      </w:r>
+    </w:p>
     <w:bookmarkEnd w:id="88"/>
+    <w:bookmarkStart w:id="89" w:name="u10-measurements-list-shows-saved-items"/>
+    <w:p>
+      <w:pPr>
+        <w:pStyle w:val="Heading4"/>
+      </w:pPr>
+      <w:r>
+        <w:t xml:space="preserve">U10 — Measurements list shows saved items</w:t>
+      </w:r>
+    </w:p>
+    <w:p>
+      <w:pPr>
+        <w:pStyle w:val="FirstParagraph"/>
+      </w:pPr>
+      <w:r>
+        <w:rPr>
+          <w:b/>
+          <w:bCs/>
+        </w:rPr>
+        <w:t xml:space="preserve">Platforms:</w:t>
+      </w:r>
+      <w:r>
+        <w:t xml:space="preserve"> </w:t>
+      </w:r>
+      <w:r>
+        <w:t xml:space="preserve">iOS · iPadOS · macOS ·</w:t>
+      </w:r>
+      <w:r>
+        <w:t xml:space="preserve"> </w:t>
+      </w:r>
+      <w:r>
+        <w:rPr>
+          <w:b/>
+          <w:bCs/>
+        </w:rPr>
+        <w:t xml:space="preserve">Priority:</w:t>
+      </w:r>
+      <w:r>
+        <w:t xml:space="preserve"> </w:t>
+      </w:r>
+      <w:r>
+        <w:t xml:space="preserve">High ·</w:t>
+      </w:r>
+      <w:r>
+        <w:t xml:space="preserve"> </w:t>
+      </w:r>
+      <w:r>
+        <w:rPr>
+          <w:b/>
+          <w:bCs/>
+        </w:rPr>
+        <w:t xml:space="preserve">Part 1 ref:</w:t>
+      </w:r>
+      <w:r>
+        <w:t xml:space="preserve"> </w:t>
+      </w:r>
+      <w:r>
+        <w:t xml:space="preserve">U10</w:t>
+      </w:r>
+      <w:r>
+        <w:t xml:space="preserve"> </w:t>
+      </w:r>
+      <w:r>
+        <w:rPr>
+          <w:b/>
+          <w:bCs/>
+        </w:rPr>
+        <w:t xml:space="preserve">Preconditions:</w:t>
+      </w:r>
+      <w:r>
+        <w:t xml:space="preserve"> </w:t>
+      </w:r>
+      <w:r>
+        <w:t xml:space="preserve">At least one measurement has been previously saved.</w:t>
+      </w:r>
+      <w:r>
+        <w:t xml:space="preserve"> </w:t>
+      </w:r>
+      <w:r>
+        <w:rPr>
+          <w:b/>
+          <w:bCs/>
+        </w:rPr>
+        <w:t xml:space="preserve">Steps:</w:t>
+      </w:r>
+      <w:r>
+        <w:t xml:space="preserve"> </w:t>
+      </w:r>
+      <w:r>
+        <w:t xml:space="preserve">1. Tap</w:t>
+      </w:r>
+      <w:r>
+        <w:t xml:space="preserve"> </w:t>
+      </w:r>
+      <w:r>
+        <w:rPr>
+          <w:b/>
+          <w:bCs/>
+        </w:rPr>
+        <w:t xml:space="preserve">Measurements</w:t>
+      </w:r>
+      <w:r>
+        <w:t xml:space="preserve"> </w:t>
+      </w:r>
+      <w:r>
+        <w:t xml:space="preserve">to open the list.</w:t>
+      </w:r>
+    </w:p>
+    <w:p>
+      <w:pPr>
+        <w:pStyle w:val="BodyText"/>
+      </w:pPr>
+      <w:r>
+        <w:rPr>
+          <w:b/>
+          <w:bCs/>
+        </w:rPr>
+        <w:t xml:space="preserve">Expected result:</w:t>
+      </w:r>
+      <w:r>
+        <w:t xml:space="preserve"> </w:t>
+      </w:r>
+      <w:r>
+        <w:t xml:space="preserve">Previously saved measurements are listed, each showing the measurement name and date. The list is scrollable if it contains many entries.</w:t>
+      </w:r>
+    </w:p>
+    <w:p>
+      <w:r>
+        <w:pict>
+          <v:rect style="width:0;height:1.5pt" o:hralign="center" o:hrstd="t" o:hr="t"/>
+        </w:pict>
+      </w:r>
+    </w:p>
     <w:bookmarkEnd w:id="89"/>
+    <w:bookmarkStart w:id="90" w:name="u11-dark-mode-no-invisible-text"/>
+    <w:p>
+      <w:pPr>
+        <w:pStyle w:val="Heading4"/>
+      </w:pPr>
+      <w:r>
+        <w:t xml:space="preserve">U11 — Dark mode: no invisible text</w:t>
+      </w:r>
+    </w:p>
+    <w:p>
+      <w:pPr>
+        <w:pStyle w:val="FirstParagraph"/>
+      </w:pPr>
+      <w:r>
+        <w:rPr>
+          <w:b/>
+          <w:bCs/>
+        </w:rPr>
+        <w:t xml:space="preserve">Platforms:</w:t>
+      </w:r>
+      <w:r>
+        <w:t xml:space="preserve"> </w:t>
+      </w:r>
+      <w:r>
+        <w:t xml:space="preserve">iOS · iPadOS · macOS ·</w:t>
+      </w:r>
+      <w:r>
+        <w:t xml:space="preserve"> </w:t>
+      </w:r>
+      <w:r>
+        <w:rPr>
+          <w:b/>
+          <w:bCs/>
+        </w:rPr>
+        <w:t xml:space="preserve">Priority:</w:t>
+      </w:r>
+      <w:r>
+        <w:t xml:space="preserve"> </w:t>
+      </w:r>
+      <w:r>
+        <w:t xml:space="preserve">Medium ·</w:t>
+      </w:r>
+      <w:r>
+        <w:t xml:space="preserve"> </w:t>
+      </w:r>
+      <w:r>
+        <w:rPr>
+          <w:b/>
+          <w:bCs/>
+        </w:rPr>
+        <w:t xml:space="preserve">Part 1 ref:</w:t>
+      </w:r>
+      <w:r>
+        <w:t xml:space="preserve"> </w:t>
+      </w:r>
+      <w:r>
+        <w:t xml:space="preserve">U11</w:t>
+      </w:r>
+      <w:r>
+        <w:t xml:space="preserve"> </w:t>
+      </w:r>
+      <w:r>
+        <w:rPr>
+          <w:b/>
+          <w:bCs/>
+        </w:rPr>
+        <w:t xml:space="preserve">Preconditions:</w:t>
+      </w:r>
+      <w:r>
+        <w:t xml:space="preserve"> </w:t>
+      </w:r>
+      <w:r>
+        <w:t xml:space="preserve">System dark mode enabled.</w:t>
+      </w:r>
+      <w:r>
+        <w:t xml:space="preserve"> </w:t>
+      </w:r>
+      <w:r>
+        <w:rPr>
+          <w:b/>
+          <w:bCs/>
+        </w:rPr>
+        <w:t xml:space="preserve">Steps:</w:t>
+      </w:r>
+      <w:r>
+        <w:t xml:space="preserve"> </w:t>
+      </w:r>
+      <w:r>
+        <w:t xml:space="preserve">1. Launch GuitarTap.</w:t>
+      </w:r>
+      <w:r>
+        <w:t xml:space="preserve"> </w:t>
+      </w:r>
+      <w:r>
+        <w:t xml:space="preserve">2. Scroll through the main view, status bar, settings sheet, and measurement detail.</w:t>
+      </w:r>
+    </w:p>
+    <w:p>
+      <w:pPr>
+        <w:pStyle w:val="BodyText"/>
+      </w:pPr>
+      <w:r>
+        <w:rPr>
+          <w:b/>
+          <w:bCs/>
+        </w:rPr>
+        <w:t xml:space="preserve">Expected result:</w:t>
+      </w:r>
+      <w:r>
+        <w:t xml:space="preserve"> </w:t>
+      </w:r>
+      <w:r>
+        <w:t xml:space="preserve">All text is legible. No white-on-white or black-on-black combinations. Chart axis labels and peak annotations remain readable.</w:t>
+      </w:r>
+    </w:p>
+    <w:p>
+      <w:r>
+        <w:pict>
+          <v:rect style="width:0;height:1.5pt" o:hralign="center" o:hrstd="t" o:hr="t"/>
+        </w:pict>
+      </w:r>
+    </w:p>
+    <w:bookmarkEnd w:id="90"/>
+    <w:bookmarkStart w:id="91" w:name="u12-dynamic-type-large-text-accessible"/>
+    <w:p>
+      <w:pPr>
+        <w:pStyle w:val="Heading4"/>
+      </w:pPr>
+      <w:r>
+        <w:t xml:space="preserve">U12 — Dynamic Type: large text accessible</w:t>
+      </w:r>
+    </w:p>
+    <w:p>
+      <w:pPr>
+        <w:pStyle w:val="FirstParagraph"/>
+      </w:pPr>
+      <w:r>
+        <w:rPr>
+          <w:b/>
+          <w:bCs/>
+        </w:rPr>
+        <w:t xml:space="preserve">Platforms:</w:t>
+      </w:r>
+      <w:r>
+        <w:t xml:space="preserve"> </w:t>
+      </w:r>
+      <w:r>
+        <w:t xml:space="preserve">iOS · iPadOS ·</w:t>
+      </w:r>
+      <w:r>
+        <w:t xml:space="preserve"> </w:t>
+      </w:r>
+      <w:r>
+        <w:rPr>
+          <w:b/>
+          <w:bCs/>
+        </w:rPr>
+        <w:t xml:space="preserve">Priority:</w:t>
+      </w:r>
+      <w:r>
+        <w:t xml:space="preserve"> </w:t>
+      </w:r>
+      <w:r>
+        <w:t xml:space="preserve">Low ·</w:t>
+      </w:r>
+      <w:r>
+        <w:t xml:space="preserve"> </w:t>
+      </w:r>
+      <w:r>
+        <w:rPr>
+          <w:b/>
+          <w:bCs/>
+        </w:rPr>
+        <w:t xml:space="preserve">Part 1 ref:</w:t>
+      </w:r>
+      <w:r>
+        <w:t xml:space="preserve"> </w:t>
+      </w:r>
+      <w:r>
+        <w:t xml:space="preserve">U12</w:t>
+      </w:r>
+      <w:r>
+        <w:t xml:space="preserve"> </w:t>
+      </w:r>
+      <w:r>
+        <w:rPr>
+          <w:b/>
+          <w:bCs/>
+        </w:rPr>
+        <w:t xml:space="preserve">Preconditions:</w:t>
+      </w:r>
+      <w:r>
+        <w:t xml:space="preserve"> </w:t>
+      </w:r>
+      <w:r>
+        <w:t xml:space="preserve">Accessibility text size set to the largest option via</w:t>
+      </w:r>
+      <w:r>
+        <w:t xml:space="preserve"> </w:t>
+      </w:r>
+      <w:r>
+        <w:rPr>
+          <w:b/>
+          <w:bCs/>
+        </w:rPr>
+        <w:t xml:space="preserve">Settings → Accessibility → Display &amp; Text Size → Larger Text</w:t>
+      </w:r>
+      <w:r>
+        <w:t xml:space="preserve"> </w:t>
+      </w:r>
+      <w:r>
+        <w:t xml:space="preserve">(drag slider to maximum).</w:t>
+      </w:r>
+      <w:r>
+        <w:t xml:space="preserve"> </w:t>
+      </w:r>
+      <w:r>
+        <w:rPr>
+          <w:b/>
+          <w:bCs/>
+        </w:rPr>
+        <w:t xml:space="preserve">Steps:</w:t>
+      </w:r>
+      <w:r>
+        <w:t xml:space="preserve"> </w:t>
+      </w:r>
+      <w:r>
+        <w:t xml:space="preserve">1. Launch GuitarTap.</w:t>
+      </w:r>
+      <w:r>
+        <w:t xml:space="preserve"> </w:t>
+      </w:r>
+      <w:r>
+        <w:t xml:space="preserve">2. Inspect all buttons in the header and toolbar.</w:t>
+      </w:r>
+      <w:r>
+        <w:t xml:space="preserve"> </w:t>
+      </w:r>
+      <w:r>
+        <w:t xml:space="preserve">3. Open the</w:t>
+      </w:r>
+      <w:r>
+        <w:t xml:space="preserve"> </w:t>
+      </w:r>
+      <w:r>
+        <w:rPr>
+          <w:b/>
+          <w:bCs/>
+        </w:rPr>
+        <w:t xml:space="preserve">Settings</w:t>
+      </w:r>
+      <w:r>
+        <w:t xml:space="preserve"> </w:t>
+      </w:r>
+      <w:r>
+        <w:t xml:space="preserve">sheet and inspect all labels and controls.</w:t>
+      </w:r>
+      <w:r>
+        <w:t xml:space="preserve"> </w:t>
+      </w:r>
+      <w:r>
+        <w:t xml:space="preserve">4. Open the</w:t>
+      </w:r>
+      <w:r>
+        <w:t xml:space="preserve"> </w:t>
+      </w:r>
+      <w:r>
+        <w:rPr>
+          <w:b/>
+          <w:bCs/>
+        </w:rPr>
+        <w:t xml:space="preserve">Measurements</w:t>
+      </w:r>
+      <w:r>
+        <w:t xml:space="preserve"> </w:t>
+      </w:r>
+      <w:r>
+        <w:t xml:space="preserve">list and inspect row labels.</w:t>
+      </w:r>
+    </w:p>
+    <w:p>
+      <w:pPr>
+        <w:pStyle w:val="BodyText"/>
+      </w:pPr>
+      <w:r>
+        <w:rPr>
+          <w:b/>
+          <w:bCs/>
+        </w:rPr>
+        <w:t xml:space="preserve">Expected result:</w:t>
+      </w:r>
+      <w:r>
+        <w:t xml:space="preserve"> </w:t>
+      </w:r>
+      <w:r>
+        <w:t xml:space="preserve">No button label is clipped or truncated. All labels and controls remain usable. The layout may reflow but must not hide or overlap any interactive element.</w:t>
+      </w:r>
+    </w:p>
+    <w:p>
+      <w:r>
+        <w:pict>
+          <v:rect style="width:0;height:1.5pt" o:hralign="center" o:hrstd="t" o:hr="t"/>
+        </w:pict>
+      </w:r>
+    </w:p>
+    <w:bookmarkEnd w:id="91"/>
+    <w:bookmarkEnd w:id="92"/>
+    <w:bookmarkStart w:id="99" w:name="regression-smoke-tests"/>
+    <w:p>
+      <w:pPr>
+        <w:pStyle w:val="Heading3"/>
+      </w:pPr>
+      <w:r>
+        <w:t xml:space="preserve">Regression Smoke Tests</w:t>
+      </w:r>
+    </w:p>
+    <w:bookmarkStart w:id="93" w:name="k1-app-launches-without-crash"/>
+    <w:p>
+      <w:pPr>
+        <w:pStyle w:val="Heading4"/>
+      </w:pPr>
+      <w:r>
+        <w:t xml:space="preserve">K1 — App launches without crash</w:t>
+      </w:r>
+    </w:p>
+    <w:p>
+      <w:pPr>
+        <w:pStyle w:val="FirstParagraph"/>
+      </w:pPr>
+      <w:r>
+        <w:rPr>
+          <w:b/>
+          <w:bCs/>
+        </w:rPr>
+        <w:t xml:space="preserve">Platforms:</w:t>
+      </w:r>
+      <w:r>
+        <w:t xml:space="preserve"> </w:t>
+      </w:r>
+      <w:r>
+        <w:t xml:space="preserve">iOS · iPadOS · macOS ·</w:t>
+      </w:r>
+      <w:r>
+        <w:t xml:space="preserve"> </w:t>
+      </w:r>
+      <w:r>
+        <w:rPr>
+          <w:b/>
+          <w:bCs/>
+        </w:rPr>
+        <w:t xml:space="preserve">Priority:</w:t>
+      </w:r>
+      <w:r>
+        <w:t xml:space="preserve"> </w:t>
+      </w:r>
+      <w:r>
+        <w:t xml:space="preserve">High ·</w:t>
+      </w:r>
+      <w:r>
+        <w:t xml:space="preserve"> </w:t>
+      </w:r>
+      <w:r>
+        <w:rPr>
+          <w:b/>
+          <w:bCs/>
+        </w:rPr>
+        <w:t xml:space="preserve">Part 1 ref:</w:t>
+      </w:r>
+      <w:r>
+        <w:t xml:space="preserve"> </w:t>
+      </w:r>
+      <w:r>
+        <w:t xml:space="preserve">K1</w:t>
+      </w:r>
+      <w:r>
+        <w:t xml:space="preserve"> </w:t>
+      </w:r>
+      <w:r>
+        <w:rPr>
+          <w:b/>
+          <w:bCs/>
+        </w:rPr>
+        <w:t xml:space="preserve">Preconditions:</w:t>
+      </w:r>
+      <w:r>
+        <w:t xml:space="preserve"> </w:t>
+      </w:r>
+      <w:r>
+        <w:t xml:space="preserve">Device restarted (cold launch).</w:t>
+      </w:r>
+      <w:r>
+        <w:t xml:space="preserve"> </w:t>
+      </w:r>
+      <w:r>
+        <w:rPr>
+          <w:b/>
+          <w:bCs/>
+        </w:rPr>
+        <w:t xml:space="preserve">Steps:</w:t>
+      </w:r>
+      <w:r>
+        <w:t xml:space="preserve"> </w:t>
+      </w:r>
+      <w:r>
+        <w:t xml:space="preserve">1. Tap the GuitarTap icon.</w:t>
+      </w:r>
+    </w:p>
+    <w:p>
+      <w:pPr>
+        <w:pStyle w:val="BodyText"/>
+      </w:pPr>
+      <w:r>
+        <w:rPr>
+          <w:b/>
+          <w:bCs/>
+        </w:rPr>
+        <w:t xml:space="preserve">Expected result:</w:t>
+      </w:r>
+      <w:r>
+        <w:t xml:space="preserve"> </w:t>
+      </w:r>
+      <w:r>
+        <w:t xml:space="preserve">Main view appears within 3 s. No crash. No</w:t>
+      </w:r>
+      <w:r>
+        <w:t xml:space="preserve"> </w:t>
+      </w:r>
+      <w:r>
+        <w:t xml:space="preserve">“GuitarTap quit unexpectedly”</w:t>
+      </w:r>
+      <w:r>
+        <w:t xml:space="preserve"> </w:t>
+      </w:r>
+      <w:r>
+        <w:t xml:space="preserve">dialog.</w:t>
+      </w:r>
+    </w:p>
+    <w:p>
+      <w:r>
+        <w:pict>
+          <v:rect style="width:0;height:1.5pt" o:hralign="center" o:hrstd="t" o:hr="t"/>
+        </w:pict>
+      </w:r>
+    </w:p>
+    <w:bookmarkEnd w:id="93"/>
+    <w:bookmarkStart w:id="94" w:name="X2868af2a95f76991442d6465b8b41b40a09db7b"/>
+    <w:p>
+      <w:pPr>
+        <w:pStyle w:val="Heading4"/>
+      </w:pPr>
+      <w:r>
+        <w:t xml:space="preserve">K2 — Chart renders with a saved measurement</w:t>
+      </w:r>
+    </w:p>
+    <w:p>
+      <w:pPr>
+        <w:pStyle w:val="FirstParagraph"/>
+      </w:pPr>
+      <w:r>
+        <w:rPr>
+          <w:b/>
+          <w:bCs/>
+        </w:rPr>
+        <w:t xml:space="preserve">Platforms:</w:t>
+      </w:r>
+      <w:r>
+        <w:t xml:space="preserve"> </w:t>
+      </w:r>
+      <w:r>
+        <w:t xml:space="preserve">iOS · iPadOS · macOS ·</w:t>
+      </w:r>
+      <w:r>
+        <w:t xml:space="preserve"> </w:t>
+      </w:r>
+      <w:r>
+        <w:rPr>
+          <w:b/>
+          <w:bCs/>
+        </w:rPr>
+        <w:t xml:space="preserve">Priority:</w:t>
+      </w:r>
+      <w:r>
+        <w:t xml:space="preserve"> </w:t>
+      </w:r>
+      <w:r>
+        <w:t xml:space="preserve">High ·</w:t>
+      </w:r>
+      <w:r>
+        <w:t xml:space="preserve"> </w:t>
+      </w:r>
+      <w:r>
+        <w:rPr>
+          <w:b/>
+          <w:bCs/>
+        </w:rPr>
+        <w:t xml:space="preserve">Part 1 ref:</w:t>
+      </w:r>
+      <w:r>
+        <w:t xml:space="preserve"> </w:t>
+      </w:r>
+      <w:r>
+        <w:t xml:space="preserve">K2</w:t>
+      </w:r>
+      <w:r>
+        <w:t xml:space="preserve"> </w:t>
+      </w:r>
+      <w:r>
+        <w:rPr>
+          <w:b/>
+          <w:bCs/>
+        </w:rPr>
+        <w:t xml:space="preserve">Preconditions:</w:t>
+      </w:r>
+      <w:r>
+        <w:t xml:space="preserve"> </w:t>
+      </w:r>
+      <w:r>
+        <w:t xml:space="preserve">The</w:t>
+      </w:r>
+      <w:r>
+        <w:t xml:space="preserve"> </w:t>
+      </w:r>
+      <w:r>
+        <w:rPr>
+          <w:rStyle w:val="VerbatimChar"/>
+        </w:rPr>
+        <w:t xml:space="preserve">chris-1771351833.json</w:t>
+      </w:r>
+      <w:r>
+        <w:t xml:space="preserve"> </w:t>
+      </w:r>
+      <w:r>
+        <w:t xml:space="preserve">fixture file is available (included in the repo at</w:t>
+      </w:r>
+      <w:r>
+        <w:t xml:space="preserve"> </w:t>
+      </w:r>
+      <w:r>
+        <w:rPr>
+          <w:rStyle w:val="VerbatimChar"/>
+        </w:rPr>
+        <w:t xml:space="preserve">GuitarTapTests/</w:t>
+      </w:r>
+      <w:r>
+        <w:t xml:space="preserve">).</w:t>
+      </w:r>
+      <w:r>
+        <w:t xml:space="preserve"> </w:t>
+      </w:r>
+      <w:r>
+        <w:rPr>
+          <w:b/>
+          <w:bCs/>
+        </w:rPr>
+        <w:t xml:space="preserve">Steps:</w:t>
+      </w:r>
+      <w:r>
+        <w:t xml:space="preserve"> </w:t>
+      </w:r>
+      <w:r>
+        <w:t xml:space="preserve">1. Use Files (iOS) or Finder (macOS) to import</w:t>
+      </w:r>
+      <w:r>
+        <w:t xml:space="preserve"> </w:t>
+      </w:r>
+      <w:r>
+        <w:rPr>
+          <w:rStyle w:val="VerbatimChar"/>
+        </w:rPr>
+        <w:t xml:space="preserve">chris-1771351833.json</w:t>
+      </w:r>
+      <w:r>
+        <w:t xml:space="preserve"> </w:t>
+      </w:r>
+      <w:r>
+        <w:t xml:space="preserve">into GuitarTap.</w:t>
+      </w:r>
+      <w:r>
+        <w:t xml:space="preserve"> </w:t>
+      </w:r>
+      <w:r>
+        <w:t xml:space="preserve">2. Open the imported measurement from the Measurements list.</w:t>
+      </w:r>
+    </w:p>
+    <w:p>
+      <w:pPr>
+        <w:pStyle w:val="BodyText"/>
+      </w:pPr>
+      <w:r>
+        <w:rPr>
+          <w:b/>
+          <w:bCs/>
+        </w:rPr>
+        <w:t xml:space="preserve">Expected result:</w:t>
+      </w:r>
+      <w:r>
+        <w:t xml:space="preserve"> </w:t>
+      </w:r>
+      <w:r>
+        <w:t xml:space="preserve">The spectrum chart renders with the correct peaks annotated. No blank chart or decode error.</w:t>
+      </w:r>
+    </w:p>
+    <w:p>
+      <w:r>
+        <w:pict>
+          <v:rect style="width:0;height:1.5pt" o:hralign="center" o:hrstd="t" o:hr="t"/>
+        </w:pict>
+      </w:r>
+    </w:p>
+    <w:bookmarkEnd w:id="94"/>
+    <w:bookmarkStart w:id="95" w:name="Xfaeb455873401259c6d8cba541ce5e5c5a6c31b"/>
+    <w:p>
+      <w:pPr>
+        <w:pStyle w:val="Heading4"/>
+      </w:pPr>
+      <w:r>
+        <w:t xml:space="preserve">K3 — Recording session starts and stops cleanly</w:t>
+      </w:r>
+    </w:p>
+    <w:p>
+      <w:pPr>
+        <w:pStyle w:val="FirstParagraph"/>
+      </w:pPr>
+      <w:r>
+        <w:rPr>
+          <w:b/>
+          <w:bCs/>
+        </w:rPr>
+        <w:t xml:space="preserve">Platforms:</w:t>
+      </w:r>
+      <w:r>
+        <w:t xml:space="preserve"> </w:t>
+      </w:r>
+      <w:r>
+        <w:t xml:space="preserve">iOS · iPadOS · macOS ·</w:t>
+      </w:r>
+      <w:r>
+        <w:t xml:space="preserve"> </w:t>
+      </w:r>
+      <w:r>
+        <w:rPr>
+          <w:b/>
+          <w:bCs/>
+        </w:rPr>
+        <w:t xml:space="preserve">Priority:</w:t>
+      </w:r>
+      <w:r>
+        <w:t xml:space="preserve"> </w:t>
+      </w:r>
+      <w:r>
+        <w:t xml:space="preserve">High ·</w:t>
+      </w:r>
+      <w:r>
+        <w:t xml:space="preserve"> </w:t>
+      </w:r>
+      <w:r>
+        <w:rPr>
+          <w:b/>
+          <w:bCs/>
+        </w:rPr>
+        <w:t xml:space="preserve">Part 1 ref:</w:t>
+      </w:r>
+      <w:r>
+        <w:t xml:space="preserve"> </w:t>
+      </w:r>
+      <w:r>
+        <w:t xml:space="preserve">K3</w:t>
+      </w:r>
+      <w:r>
+        <w:t xml:space="preserve"> </w:t>
+      </w:r>
+      <w:r>
+        <w:rPr>
+          <w:b/>
+          <w:bCs/>
+        </w:rPr>
+        <w:t xml:space="preserve">Preconditions:</w:t>
+      </w:r>
+      <w:r>
+        <w:t xml:space="preserve"> </w:t>
+      </w:r>
+      <w:r>
+        <w:t xml:space="preserve">Microphone permission granted.</w:t>
+      </w:r>
+      <w:r>
+        <w:t xml:space="preserve"> </w:t>
+      </w:r>
+      <w:r>
+        <w:rPr>
+          <w:b/>
+          <w:bCs/>
+        </w:rPr>
+        <w:t xml:space="preserve">Steps:</w:t>
+      </w:r>
+      <w:r>
+        <w:t xml:space="preserve"> </w:t>
+      </w:r>
+      <w:r>
+        <w:t xml:space="preserve">1. Tap</w:t>
+      </w:r>
+      <w:r>
+        <w:t xml:space="preserve"> </w:t>
+      </w:r>
+      <w:r>
+        <w:rPr>
+          <w:b/>
+          <w:bCs/>
+        </w:rPr>
+        <w:t xml:space="preserve">Start</w:t>
+      </w:r>
+      <w:r>
+        <w:t xml:space="preserve">.</w:t>
+      </w:r>
+      <w:r>
+        <w:t xml:space="preserve"> </w:t>
+      </w:r>
+      <w:r>
+        <w:t xml:space="preserve">2. Observe the green running indicator for 5 s.</w:t>
+      </w:r>
+      <w:r>
+        <w:t xml:space="preserve"> </w:t>
+      </w:r>
+      <w:r>
+        <w:t xml:space="preserve">3. Tap</w:t>
+      </w:r>
+      <w:r>
+        <w:t xml:space="preserve"> </w:t>
+      </w:r>
+      <w:r>
+        <w:rPr>
+          <w:b/>
+          <w:bCs/>
+        </w:rPr>
+        <w:t xml:space="preserve">Stop</w:t>
+      </w:r>
+      <w:r>
+        <w:t xml:space="preserve">.</w:t>
+      </w:r>
+    </w:p>
+    <w:p>
+      <w:pPr>
+        <w:pStyle w:val="BodyText"/>
+      </w:pPr>
+      <w:r>
+        <w:rPr>
+          <w:b/>
+          <w:bCs/>
+        </w:rPr>
+        <w:t xml:space="preserve">Expected result:</w:t>
+      </w:r>
+      <w:r>
+        <w:t xml:space="preserve"> </w:t>
+      </w:r>
+      <w:r>
+        <w:t xml:space="preserve">Indicator goes green on Start and red on Stop. App does not freeze. No crash.</w:t>
+      </w:r>
+    </w:p>
+    <w:p>
+      <w:r>
+        <w:pict>
+          <v:rect style="width:0;height:1.5pt" o:hralign="center" o:hrstd="t" o:hr="t"/>
+        </w:pict>
+      </w:r>
+    </w:p>
+    <w:bookmarkEnd w:id="95"/>
+    <w:bookmarkStart w:id="96" w:name="X739c06766e2e2b5a227b8590f6e10ca3595ebd4"/>
+    <w:p>
+      <w:pPr>
+        <w:pStyle w:val="Heading4"/>
+      </w:pPr>
+      <w:r>
+        <w:t xml:space="preserve">K4 — Memory stable during extended recording</w:t>
+      </w:r>
+    </w:p>
+    <w:p>
+      <w:pPr>
+        <w:pStyle w:val="FirstParagraph"/>
+      </w:pPr>
+      <w:r>
+        <w:rPr>
+          <w:b/>
+          <w:bCs/>
+        </w:rPr>
+        <w:t xml:space="preserve">Platforms:</w:t>
+      </w:r>
+      <w:r>
+        <w:t xml:space="preserve"> </w:t>
+      </w:r>
+      <w:r>
+        <w:t xml:space="preserve">iOS · iPadOS · macOS ·</w:t>
+      </w:r>
+      <w:r>
+        <w:t xml:space="preserve"> </w:t>
+      </w:r>
+      <w:r>
+        <w:rPr>
+          <w:b/>
+          <w:bCs/>
+        </w:rPr>
+        <w:t xml:space="preserve">Priority:</w:t>
+      </w:r>
+      <w:r>
+        <w:t xml:space="preserve"> </w:t>
+      </w:r>
+      <w:r>
+        <w:t xml:space="preserve">Medium ·</w:t>
+      </w:r>
+      <w:r>
+        <w:t xml:space="preserve"> </w:t>
+      </w:r>
+      <w:r>
+        <w:rPr>
+          <w:b/>
+          <w:bCs/>
+        </w:rPr>
+        <w:t xml:space="preserve">Part 1 ref:</w:t>
+      </w:r>
+      <w:r>
+        <w:t xml:space="preserve"> </w:t>
+      </w:r>
+      <w:r>
+        <w:t xml:space="preserve">K4</w:t>
+      </w:r>
+      <w:r>
+        <w:t xml:space="preserve"> </w:t>
+      </w:r>
+      <w:r>
+        <w:rPr>
+          <w:b/>
+          <w:bCs/>
+        </w:rPr>
+        <w:t xml:space="preserve">Preconditions:</w:t>
+      </w:r>
+      <w:r>
+        <w:t xml:space="preserve"> </w:t>
+      </w:r>
+      <w:r>
+        <w:t xml:space="preserve">Xcode Instruments available. App running on device.</w:t>
+      </w:r>
+      <w:r>
+        <w:t xml:space="preserve"> </w:t>
+      </w:r>
+      <w:r>
+        <w:rPr>
+          <w:b/>
+          <w:bCs/>
+        </w:rPr>
+        <w:t xml:space="preserve">Steps:</w:t>
+      </w:r>
+      <w:r>
+        <w:t xml:space="preserve"> </w:t>
+      </w:r>
+      <w:r>
+        <w:t xml:space="preserve">1. Profile the app with the Allocations instrument.</w:t>
+      </w:r>
+      <w:r>
+        <w:t xml:space="preserve"> </w:t>
+      </w:r>
+      <w:r>
+        <w:t xml:space="preserve">2. Tap</w:t>
+      </w:r>
+      <w:r>
+        <w:t xml:space="preserve"> </w:t>
+      </w:r>
+      <w:r>
+        <w:rPr>
+          <w:b/>
+          <w:bCs/>
+        </w:rPr>
+        <w:t xml:space="preserve">Start</w:t>
+      </w:r>
+      <w:r>
+        <w:t xml:space="preserve">.</w:t>
+      </w:r>
+      <w:r>
+        <w:t xml:space="preserve"> </w:t>
+      </w:r>
+      <w:r>
+        <w:t xml:space="preserve">3. Record continuously for 2 minutes.</w:t>
+      </w:r>
+      <w:r>
+        <w:t xml:space="preserve"> </w:t>
+      </w:r>
+      <w:r>
+        <w:t xml:space="preserve">4. Tap</w:t>
+      </w:r>
+      <w:r>
+        <w:t xml:space="preserve"> </w:t>
+      </w:r>
+      <w:r>
+        <w:rPr>
+          <w:b/>
+          <w:bCs/>
+        </w:rPr>
+        <w:t xml:space="preserve">Stop</w:t>
+      </w:r>
+      <w:r>
+        <w:t xml:space="preserve">.</w:t>
+      </w:r>
+    </w:p>
+    <w:p>
+      <w:pPr>
+        <w:pStyle w:val="BodyText"/>
+      </w:pPr>
+      <w:r>
+        <w:rPr>
+          <w:b/>
+          <w:bCs/>
+        </w:rPr>
+        <w:t xml:space="preserve">Expected result:</w:t>
+      </w:r>
+      <w:r>
+        <w:t xml:space="preserve"> </w:t>
+      </w:r>
+      <w:r>
+        <w:t xml:space="preserve">Memory usage grows during FFT initialisation and then plateaus. No unbounded growth over the 2-minute period. Net growth &lt; 10 MB from the plateau.</w:t>
+      </w:r>
+    </w:p>
+    <w:p>
+      <w:r>
+        <w:pict>
+          <v:rect style="width:0;height:1.5pt" o:hralign="center" o:hrstd="t" o:hr="t"/>
+        </w:pict>
+      </w:r>
+    </w:p>
+    <w:bookmarkEnd w:id="96"/>
+    <w:bookmarkStart w:id="97" w:name="k5-app-returns-from-background-correctly"/>
+    <w:p>
+      <w:pPr>
+        <w:pStyle w:val="Heading4"/>
+      </w:pPr>
+      <w:r>
+        <w:t xml:space="preserve">K5 — App returns from background correctly</w:t>
+      </w:r>
+    </w:p>
+    <w:p>
+      <w:pPr>
+        <w:pStyle w:val="FirstParagraph"/>
+      </w:pPr>
+      <w:r>
+        <w:rPr>
+          <w:b/>
+          <w:bCs/>
+        </w:rPr>
+        <w:t xml:space="preserve">Platforms:</w:t>
+      </w:r>
+      <w:r>
+        <w:t xml:space="preserve"> </w:t>
+      </w:r>
+      <w:r>
+        <w:t xml:space="preserve">iOS · iPadOS ·</w:t>
+      </w:r>
+      <w:r>
+        <w:t xml:space="preserve"> </w:t>
+      </w:r>
+      <w:r>
+        <w:rPr>
+          <w:b/>
+          <w:bCs/>
+        </w:rPr>
+        <w:t xml:space="preserve">Priority:</w:t>
+      </w:r>
+      <w:r>
+        <w:t xml:space="preserve"> </w:t>
+      </w:r>
+      <w:r>
+        <w:t xml:space="preserve">High ·</w:t>
+      </w:r>
+      <w:r>
+        <w:t xml:space="preserve"> </w:t>
+      </w:r>
+      <w:r>
+        <w:rPr>
+          <w:b/>
+          <w:bCs/>
+        </w:rPr>
+        <w:t xml:space="preserve">Part 1 ref:</w:t>
+      </w:r>
+      <w:r>
+        <w:t xml:space="preserve"> </w:t>
+      </w:r>
+      <w:r>
+        <w:t xml:space="preserve">K5</w:t>
+      </w:r>
+      <w:r>
+        <w:t xml:space="preserve"> </w:t>
+      </w:r>
+      <w:r>
+        <w:rPr>
+          <w:b/>
+          <w:bCs/>
+        </w:rPr>
+        <w:t xml:space="preserve">Preconditions:</w:t>
+      </w:r>
+      <w:r>
+        <w:t xml:space="preserve"> </w:t>
+      </w:r>
+      <w:r>
+        <w:t xml:space="preserve">App recording on iPhone or iPad.</w:t>
+      </w:r>
+      <w:r>
+        <w:t xml:space="preserve"> </w:t>
+      </w:r>
+      <w:r>
+        <w:rPr>
+          <w:b/>
+          <w:bCs/>
+        </w:rPr>
+        <w:t xml:space="preserve">Steps:</w:t>
+      </w:r>
+      <w:r>
+        <w:t xml:space="preserve"> </w:t>
+      </w:r>
+      <w:r>
+        <w:t xml:space="preserve">1. Tap</w:t>
+      </w:r>
+      <w:r>
+        <w:t xml:space="preserve"> </w:t>
+      </w:r>
+      <w:r>
+        <w:rPr>
+          <w:b/>
+          <w:bCs/>
+        </w:rPr>
+        <w:t xml:space="preserve">Start</w:t>
+      </w:r>
+      <w:r>
+        <w:t xml:space="preserve">; confirm spectrum is animating.</w:t>
+      </w:r>
+      <w:r>
+        <w:t xml:space="preserve"> </w:t>
+      </w:r>
+      <w:r>
+        <w:t xml:space="preserve">2. Press the Home button (or swipe up to go home).</w:t>
+      </w:r>
+      <w:r>
+        <w:t xml:space="preserve"> </w:t>
+      </w:r>
+      <w:r>
+        <w:t xml:space="preserve">3. Wait 10 s.</w:t>
+      </w:r>
+      <w:r>
+        <w:t xml:space="preserve"> </w:t>
+      </w:r>
+      <w:r>
+        <w:t xml:space="preserve">4. Return to GuitarTap by tapping its icon.</w:t>
+      </w:r>
+    </w:p>
+    <w:p>
+      <w:pPr>
+        <w:pStyle w:val="BodyText"/>
+      </w:pPr>
+      <w:r>
+        <w:rPr>
+          <w:b/>
+          <w:bCs/>
+        </w:rPr>
+        <w:t xml:space="preserve">Expected result:</w:t>
+      </w:r>
+      <w:r>
+        <w:t xml:space="preserve"> </w:t>
+      </w:r>
+      <w:r>
+        <w:t xml:space="preserve">The app is either still recording (indicator green) or in a clean stopped state. The UI is not frozen. No crash.</w:t>
+      </w:r>
+    </w:p>
+    <w:p>
+      <w:r>
+        <w:pict>
+          <v:rect style="width:0;height:1.5pt" o:hralign="center" o:hrstd="t" o:hr="t"/>
+        </w:pict>
+      </w:r>
+    </w:p>
+    <w:bookmarkEnd w:id="97"/>
+    <w:bookmarkStart w:id="98" w:name="k6-rotation-does-not-break-layout"/>
+    <w:p>
+      <w:pPr>
+        <w:pStyle w:val="Heading4"/>
+      </w:pPr>
+      <w:r>
+        <w:t xml:space="preserve">K6 — Rotation does not break layout</w:t>
+      </w:r>
+    </w:p>
+    <w:p>
+      <w:pPr>
+        <w:pStyle w:val="FirstParagraph"/>
+      </w:pPr>
+      <w:r>
+        <w:rPr>
+          <w:b/>
+          <w:bCs/>
+        </w:rPr>
+        <w:t xml:space="preserve">Platforms:</w:t>
+      </w:r>
+      <w:r>
+        <w:t xml:space="preserve"> </w:t>
+      </w:r>
+      <w:r>
+        <w:t xml:space="preserve">iOS · iPadOS ·</w:t>
+      </w:r>
+      <w:r>
+        <w:t xml:space="preserve"> </w:t>
+      </w:r>
+      <w:r>
+        <w:rPr>
+          <w:b/>
+          <w:bCs/>
+        </w:rPr>
+        <w:t xml:space="preserve">Priority:</w:t>
+      </w:r>
+      <w:r>
+        <w:t xml:space="preserve"> </w:t>
+      </w:r>
+      <w:r>
+        <w:t xml:space="preserve">Medium ·</w:t>
+      </w:r>
+      <w:r>
+        <w:t xml:space="preserve"> </w:t>
+      </w:r>
+      <w:r>
+        <w:rPr>
+          <w:b/>
+          <w:bCs/>
+        </w:rPr>
+        <w:t xml:space="preserve">Part 1 ref:</w:t>
+      </w:r>
+      <w:r>
+        <w:t xml:space="preserve"> </w:t>
+      </w:r>
+      <w:r>
+        <w:t xml:space="preserve">K6</w:t>
+      </w:r>
+      <w:r>
+        <w:t xml:space="preserve"> </w:t>
+      </w:r>
+      <w:r>
+        <w:rPr>
+          <w:b/>
+          <w:bCs/>
+        </w:rPr>
+        <w:t xml:space="preserve">Preconditions:</w:t>
+      </w:r>
+      <w:r>
+        <w:t xml:space="preserve"> </w:t>
+      </w:r>
+      <w:r>
+        <w:t xml:space="preserve">App running on iPhone or iPad.</w:t>
+      </w:r>
+      <w:r>
+        <w:t xml:space="preserve"> </w:t>
+      </w:r>
+      <w:r>
+        <w:rPr>
+          <w:b/>
+          <w:bCs/>
+        </w:rPr>
+        <w:t xml:space="preserve">Steps:</w:t>
+      </w:r>
+      <w:r>
+        <w:t xml:space="preserve"> </w:t>
+      </w:r>
+      <w:r>
+        <w:t xml:space="preserve">1. Hold device in portrait.</w:t>
+      </w:r>
+      <w:r>
+        <w:t xml:space="preserve"> </w:t>
+      </w:r>
+      <w:r>
+        <w:t xml:space="preserve">2. Tap</w:t>
+      </w:r>
+      <w:r>
+        <w:t xml:space="preserve"> </w:t>
+      </w:r>
+      <w:r>
+        <w:rPr>
+          <w:b/>
+          <w:bCs/>
+        </w:rPr>
+        <w:t xml:space="preserve">Start</w:t>
+      </w:r>
+      <w:r>
+        <w:t xml:space="preserve"> </w:t>
+      </w:r>
+      <w:r>
+        <w:t xml:space="preserve">and confirm spectrum is visible.</w:t>
+      </w:r>
+      <w:r>
+        <w:t xml:space="preserve"> </w:t>
+      </w:r>
+      <w:r>
+        <w:t xml:space="preserve">3. Rotate device to landscape.</w:t>
+      </w:r>
+      <w:r>
+        <w:t xml:space="preserve"> </w:t>
+      </w:r>
+      <w:r>
+        <w:t xml:space="preserve">4. Rotate back to portrait.</w:t>
+      </w:r>
+    </w:p>
+    <w:p>
+      <w:pPr>
+        <w:pStyle w:val="BodyText"/>
+      </w:pPr>
+      <w:r>
+        <w:rPr>
+          <w:b/>
+          <w:bCs/>
+        </w:rPr>
+        <w:t xml:space="preserve">Expected result:</w:t>
+      </w:r>
+      <w:r>
+        <w:t xml:space="preserve"> </w:t>
+      </w:r>
+      <w:r>
+        <w:t xml:space="preserve">The chart, header buttons, and status bar reflow cleanly in both orientations. No controls overlap or are clipped.</w:t>
+      </w:r>
+    </w:p>
+    <w:p>
+      <w:r>
+        <w:pict>
+          <v:rect style="width:0;height:1.5pt" o:hralign="center" o:hrstd="t" o:hr="t"/>
+        </w:pict>
+      </w:r>
+    </w:p>
+    <w:bookmarkEnd w:id="98"/>
+    <w:bookmarkEnd w:id="99"/>
+    <w:bookmarkEnd w:id="100"/>
+    <w:bookmarkEnd w:id="101"/>
     <w:sectPr>
       <w:footnotePr>
         <w:numRestart w:val="eachSect"/>
